--- a/Internship/paper/_ieee_base.docx
+++ b/Internship/paper/_ieee_base.docx
@@ -2651,7 +2651,7 @@
     </w:p>
     <w:bookmarkEnd w:id="17"/>
     <w:bookmarkEnd w:id="18"/>
-    <w:bookmarkStart w:id="21" w:name="sec:settings"/>
+    <w:bookmarkStart w:id="22" w:name="sec:settings"/>
     <w:p>
       <w:pPr>
         <w:pStyle w:val="Heading1"/>
@@ -3070,7 +3070,7 @@
       </w:r>
     </w:p>
     <w:bookmarkEnd w:id="19"/>
-    <w:bookmarkStart w:id="20" w:name="sec:dataset"/>
+    <w:bookmarkStart w:id="21" w:name="sec:dataset"/>
     <w:p>
       <w:pPr>
         <w:pStyle w:val="Heading2"/>
@@ -3268,12 +3268,12 @@
       <w:r>
         <w:t xml:space="preserve">Section </w:t>
       </w:r>
-      <w:hyperlink w:anchor="sec:targetconstruction">
+      <w:hyperlink w:anchor="sec:eda">
         <w:r>
           <w:rPr>
             <w:rStyle w:val="Hyperlink"/>
           </w:rPr>
-          <w:t xml:space="preserve">[sec:targetconstruction]</w:t>
+          <w:t xml:space="preserve">4.1</w:t>
         </w:r>
       </w:hyperlink>
       <w:r>
@@ -3334,9 +3334,231 @@
         <w:t xml:space="preserve">later month to check whether the model still generalizes.</w:t>
       </w:r>
     </w:p>
+    <w:bookmarkStart w:id="20" w:name="tab:snapshots"/>
+    <w:p>
+      <w:pPr>
+        <w:pStyle w:val="TableCaption"/>
+      </w:pPr>
+      <w:r>
+        <w:t xml:space="preserve">Monthly Inside Airbnb snapshots used (New York City).</w:t>
+      </w:r>
+    </w:p>
+    <w:tbl>
+      <w:tblPr>
+        <w:tblStyle w:val="Table"/>
+        <w:tblW w:type="auto" w:w="0"/>
+        <w:tblLook w:firstRow="1" w:lastRow="0" w:firstColumn="0" w:lastColumn="0" w:noHBand="0" w:noVBand="0" w:val="0020"/>
+        <w:tblCaption w:val="Monthly Inside Airbnb snapshots used (New York City)."/>
+      </w:tblPr>
+      <w:tblGrid>
+        <w:gridCol w:w="3960"/>
+        <w:gridCol w:w="3960"/>
+      </w:tblGrid>
+      <w:tr>
+        <w:trPr>
+          <w:tblHeader w:val="on"/>
+        </w:trPr>
+        <w:tc>
+          <w:tcPr/>
+          <w:p>
+            <w:pPr>
+              <w:pStyle w:val="Compact"/>
+              <w:jc w:val="left"/>
+            </w:pPr>
+            <w:r>
+              <w:t xml:space="preserve">Snapshot</w:t>
+            </w:r>
+          </w:p>
+        </w:tc>
+        <w:tc>
+          <w:tcPr/>
+          <w:p>
+            <w:pPr>
+              <w:pStyle w:val="Compact"/>
+              <w:jc w:val="left"/>
+            </w:pPr>
+            <w:r>
+              <w:t xml:space="preserve">Notes</w:t>
+            </w:r>
+          </w:p>
+        </w:tc>
+      </w:tr>
+      <w:tr>
+        <w:tc>
+          <w:tcPr/>
+          <w:p>
+            <w:pPr>
+              <w:pStyle w:val="Compact"/>
+              <w:jc w:val="left"/>
+            </w:pPr>
+            <w:r>
+              <w:t xml:space="preserve">Jul–Nov 2025</w:t>
+            </w:r>
+          </w:p>
+        </w:tc>
+        <w:tc>
+          <w:tcPr/>
+          <w:p>
+            <w:pPr>
+              <w:pStyle w:val="Compact"/>
+              <w:jc w:val="left"/>
+            </w:pPr>
+            <w:r>
+              <w:t xml:space="preserve">Calendar forward span</w:t>
+            </w:r>
+            <w:r>
+              <w:t xml:space="preserve"> </w:t>
+            </w:r>
+            <m:oMath>
+              <m:r>
+                <m:rPr>
+                  <m:sty m:val="p"/>
+                </m:rPr>
+                <m:t>∼</m:t>
+              </m:r>
+            </m:oMath>
+            <w:r>
+              <w:t xml:space="preserve">365 days; listings price</w:t>
+            </w:r>
+            <w:r>
+              <w:t xml:space="preserve"> </w:t>
+            </w:r>
+            <m:oMath>
+              <m:r>
+                <m:rPr>
+                  <m:sty m:val="p"/>
+                </m:rPr>
+                <m:t>∼</m:t>
+              </m:r>
+            </m:oMath>
+            <w:r>
+              <w:t xml:space="preserve">58–59% populated; calendar price column present but 100% empty</w:t>
+            </w:r>
+          </w:p>
+        </w:tc>
+      </w:tr>
+      <w:tr>
+        <w:tc>
+          <w:tcPr/>
+          <w:p>
+            <w:pPr>
+              <w:pStyle w:val="Compact"/>
+              <w:jc w:val="left"/>
+            </w:pPr>
+            <w:r>
+              <w:t xml:space="preserve">Dec 2025–Feb 2026</w:t>
+            </w:r>
+          </w:p>
+        </w:tc>
+        <w:tc>
+          <w:tcPr/>
+          <w:p>
+            <w:pPr>
+              <w:pStyle w:val="Compact"/>
+              <w:jc w:val="left"/>
+            </w:pPr>
+            <w:r>
+              <w:t xml:space="preserve">Calendar forward span</w:t>
+            </w:r>
+            <w:r>
+              <w:t xml:space="preserve"> </w:t>
+            </w:r>
+            <m:oMath>
+              <m:r>
+                <m:rPr>
+                  <m:sty m:val="p"/>
+                </m:rPr>
+                <m:t>∼</m:t>
+              </m:r>
+            </m:oMath>
+            <w:r>
+              <w:t xml:space="preserve">365–371 days; listings price 100% empty; calendar price column present but 100% empty</w:t>
+            </w:r>
+          </w:p>
+        </w:tc>
+      </w:tr>
+      <w:tr>
+        <w:tc>
+          <w:tcPr/>
+          <w:p>
+            <w:pPr>
+              <w:pStyle w:val="Compact"/>
+              <w:jc w:val="left"/>
+            </w:pPr>
+            <w:r>
+              <w:t xml:space="preserve">Mar–Apr 2026</w:t>
+            </w:r>
+          </w:p>
+        </w:tc>
+        <w:tc>
+          <w:tcPr/>
+          <w:p>
+            <w:pPr>
+              <w:pStyle w:val="Compact"/>
+              <w:jc w:val="left"/>
+            </w:pPr>
+            <w:r>
+              <w:t xml:space="preserve">Calendar forward span</w:t>
+            </w:r>
+            <w:r>
+              <w:t xml:space="preserve"> </w:t>
+            </w:r>
+            <m:oMath>
+              <m:r>
+                <m:rPr>
+                  <m:sty m:val="p"/>
+                </m:rPr>
+                <m:t>∼</m:t>
+              </m:r>
+            </m:oMath>
+            <w:r>
+              <w:t xml:space="preserve">365–366 days; listings price resumes (</w:t>
+            </w:r>
+            <m:oMath>
+              <m:r>
+                <m:rPr>
+                  <m:sty m:val="p"/>
+                </m:rPr>
+                <m:t>∼</m:t>
+              </m:r>
+            </m:oMath>
+            <w:r>
+              <w:t xml:space="preserve">59–60% populated); calendar price column removed entirely</w:t>
+            </w:r>
+          </w:p>
+        </w:tc>
+      </w:tr>
+    </w:tbl>
     <w:bookmarkEnd w:id="20"/>
+    <w:p>
+      <w:pPr>
+        <w:pStyle w:val="BodyText"/>
+      </w:pPr>
+      <w:r>
+        <w:t xml:space="preserve">Ten consecutive monthly snapshots are available in total (July 2025 through</w:t>
+      </w:r>
+      <w:r>
+        <w:t xml:space="preserve"> </w:t>
+      </w:r>
+      <w:r>
+        <w:t xml:space="preserve">April 2026); the pipeline described here uses the first nine (feature window</w:t>
+      </w:r>
+      <w:r>
+        <w:t xml:space="preserve"> </w:t>
+      </w:r>
+      <w:r>
+        <w:t xml:space="preserve">Jul–Dec 2025, target window Oct 2025–Mar 2026), leaving April 2026 available</w:t>
+      </w:r>
+      <w:r>
+        <w:t xml:space="preserve"> </w:t>
+      </w:r>
+      <w:r>
+        <w:t xml:space="preserve">on disk for a future deeper-history setup.</w:t>
+      </w:r>
+    </w:p>
     <w:bookmarkEnd w:id="21"/>
-    <w:bookmarkStart w:id="52" w:name="sec:method"/>
+    <w:bookmarkEnd w:id="22"/>
+    <w:bookmarkStart w:id="53" w:name="sec:method"/>
     <w:p>
       <w:pPr>
         <w:pStyle w:val="Heading1"/>
@@ -3377,7 +3599,7 @@
         <w:t xml:space="preserve">an explicit optimization problem rather than only described in prose.</w:t>
       </w:r>
     </w:p>
-    <w:bookmarkStart w:id="29" w:name="sec:eda"/>
+    <w:bookmarkStart w:id="30" w:name="sec:eda"/>
     <w:p>
       <w:pPr>
         <w:pStyle w:val="Heading2"/>
@@ -3465,8 +3687,8 @@
       <w:r>
         <w:t xml:space="preserve">snapshots</w:t>
       </w:r>
-      <w:bookmarkStart w:id="22" w:name="sec:targetconstruction"/>
-      <w:bookmarkEnd w:id="22"/>
+      <w:bookmarkStart w:id="23" w:name="sec:targetconstruction"/>
+      <w:bookmarkEnd w:id="23"/>
       <w:r>
         <w:t xml:space="preserve"> </w:t>
       </w:r>
@@ -3507,7 +3729,7 @@
           <w:rPr>
             <w:rStyle w:val="Hyperlink"/>
           </w:rPr>
-          <w:t xml:space="preserve">1</w:t>
+          <w:t xml:space="preserve">2</w:t>
         </w:r>
       </w:hyperlink>
       <w:r>
@@ -3788,7 +4010,7 @@
         <w:t xml:space="preserve">metadata as a predictor.</w:t>
       </w:r>
     </w:p>
-    <w:bookmarkStart w:id="26" w:name="fig:target"/>
+    <w:bookmarkStart w:id="27" w:name="fig:target"/>
     <w:p>
       <w:pPr>
         <w:pStyle w:val="CaptionedFigure"/>
@@ -3798,18 +4020,18 @@
           <wp:inline>
             <wp:extent cx="5334000" cy="2967843"/>
             <wp:effectExtent b="0" l="0" r="0" t="0"/>
-            <wp:docPr descr="" title="" id="24" name="Picture"/>
+            <wp:docPr descr="" title="" id="25" name="Picture"/>
             <a:graphic>
               <a:graphicData uri="http://schemas.openxmlformats.org/drawingml/2006/picture">
                 <pic:pic>
                   <pic:nvPicPr>
-                    <pic:cNvPr descr="fig1_target_dist.png" id="25" name="Picture"/>
+                    <pic:cNvPr descr="fig1_target_dist.png" id="26" name="Picture"/>
                     <pic:cNvPicPr>
                       <a:picLocks noChangeArrowheads="1" noChangeAspect="1"/>
                     </pic:cNvPicPr>
                   </pic:nvPicPr>
                   <pic:blipFill>
-                    <a:blip r:embed="rId23"/>
+                    <a:blip r:embed="rId24"/>
                     <a:stretch>
                       <a:fillRect/>
                     </a:stretch>
@@ -3888,7 +4110,7 @@
         <w:t xml:space="preserve">.</w:t>
       </w:r>
     </w:p>
-    <w:bookmarkEnd w:id="26"/>
+    <w:bookmarkEnd w:id="27"/>
     <w:p>
       <w:pPr>
         <w:pStyle w:val="BodyText"/>
@@ -3901,7 +4123,7 @@
           <w:rPr>
             <w:rStyle w:val="Hyperlink"/>
           </w:rPr>
-          <w:t xml:space="preserve">1</w:t>
+          <w:t xml:space="preserve">2</w:t>
         </w:r>
       </w:hyperlink>
       <w:r>
@@ -3920,7 +4142,13 @@
         <w:t xml:space="preserve">,</w:t>
       </w:r>
       <w:r>
-        <w:t xml:space="preserve">261-listing universe. The mean (16.1) sits far above the median, the</w:t>
+        <w:t xml:space="preserve">261-listing universe, alongside the naive single-snapshot count for</w:t>
+      </w:r>
+      <w:r>
+        <w:t xml:space="preserve"> </w:t>
+      </w:r>
+      <w:r>
+        <w:t xml:space="preserve">comparison. The clean target’s mean (16.1) sits far above its median (1), the</w:t>
       </w:r>
       <w:r>
         <w:t xml:space="preserve"> </w:t>
@@ -3949,13 +4177,36 @@
         <w:t xml:space="preserve"> </w:t>
       </w:r>
       <w:r>
-        <w:t xml:space="preserve">while only 1.7% reach the upper bound. This single statistic is what makes the</w:t>
-      </w:r>
-      <w:r>
-        <w:t xml:space="preserve"> </w:t>
-      </w:r>
-      <w:r>
-        <w:t xml:space="preserve">task a</w:t>
+        <w:t xml:space="preserve">while only 1.7% reach the upper bound; the naive count, by contrast, is</w:t>
+      </w:r>
+      <w:r>
+        <w:t xml:space="preserve"> </w:t>
+      </w:r>
+      <w:r>
+        <w:t xml:space="preserve">left-skewed (skewness</w:t>
+      </w:r>
+      <w:r>
+        <w:t xml:space="preserve"> </w:t>
+      </w:r>
+      <m:oMath>
+        <m:r>
+          <m:t>0.07</m:t>
+        </m:r>
+      </m:oMath>
+      <w:r>
+        <w:t xml:space="preserve">) with a median of 31 and only 32.5% zeros, the</w:t>
+      </w:r>
+      <w:r>
+        <w:t xml:space="preserve"> </w:t>
+      </w:r>
+      <w:r>
+        <w:t xml:space="preserve">signature of host-blocking noise rather than demand. This single statistic is</w:t>
+      </w:r>
+      <w:r>
+        <w:t xml:space="preserve"> </w:t>
+      </w:r>
+      <w:r>
+        <w:t xml:space="preserve">what makes the clean target a</w:t>
       </w:r>
       <w:r>
         <w:t xml:space="preserve"> </w:t>
@@ -3971,19 +4222,19 @@
         <w:t xml:space="preserve"> </w:t>
       </w:r>
       <w:r>
-        <w:t xml:space="preserve">regression problem rather than an ordinary</w:t>
-      </w:r>
-      <w:r>
-        <w:t xml:space="preserve"> </w:t>
-      </w:r>
-      <w:r>
-        <w:t xml:space="preserve">one, and it is the structural reason a least-squares estimator is biased at the</w:t>
-      </w:r>
-      <w:r>
-        <w:t xml:space="preserve"> </w:t>
-      </w:r>
-      <w:r>
-        <w:t xml:space="preserve">extremes (Sections </w:t>
+        <w:t xml:space="preserve">regression problem</w:t>
+      </w:r>
+      <w:r>
+        <w:t xml:space="preserve"> </w:t>
+      </w:r>
+      <w:r>
+        <w:t xml:space="preserve">rather than an ordinary one, and it is the structural reason a least-squares</w:t>
+      </w:r>
+      <w:r>
+        <w:t xml:space="preserve"> </w:t>
+      </w:r>
+      <w:r>
+        <w:t xml:space="preserve">estimator is biased at the extremes (Sections </w:t>
       </w:r>
       <w:hyperlink w:anchor="sec:linearcritique">
         <w:r>
@@ -4008,33 +4259,33 @@
         </w:r>
       </w:hyperlink>
       <w:r>
-        <w:t xml:space="preserve">).</w:t>
-      </w:r>
-      <w:r>
-        <w:t xml:space="preserve"> </w:t>
-      </w:r>
-      <w:r>
-        <w:t xml:space="preserve">Table </w:t>
+        <w:t xml:space="preserve">). Table </w:t>
       </w:r>
       <w:hyperlink w:anchor="tab:missing">
         <w:r>
           <w:rPr>
             <w:rStyle w:val="Hyperlink"/>
           </w:rPr>
-          <w:t xml:space="preserve">2</w:t>
+          <w:t xml:space="preserve">3</w:t>
         </w:r>
       </w:hyperlink>
       <w:r>
         <w:t xml:space="preserve"> </w:t>
       </w:r>
       <w:r>
-        <w:t xml:space="preserve">lists the static columns with the highest missing</w:t>
-      </w:r>
-      <w:r>
-        <w:t xml:space="preserve"> </w:t>
-      </w:r>
-      <w:r>
-        <w:t xml:space="preserve">rates; because these are far from missing-at-random (a missing</w:t>
+        <w:t xml:space="preserve">lists the static columns with</w:t>
+      </w:r>
+      <w:r>
+        <w:t xml:space="preserve"> </w:t>
+      </w:r>
+      <w:r>
+        <w:t xml:space="preserve">the highest missing rates; because these are far from missing-at-random (a</w:t>
+      </w:r>
+      <w:r>
+        <w:t xml:space="preserve"> </w:t>
+      </w:r>
+      <w:r>
+        <w:t xml:space="preserve">missing</w:t>
       </w:r>
       <w:r>
         <w:t xml:space="preserve"> </w:t>
@@ -4049,16 +4300,16 @@
         <w:t xml:space="preserve"> </w:t>
       </w:r>
       <w:r>
-        <w:t xml:space="preserve">typically marks an inactive host), we encode</w:t>
-      </w:r>
-      <w:r>
-        <w:t xml:space="preserve"> </w:t>
-      </w:r>
-      <w:r>
-        <w:t xml:space="preserve">missingness explicitly with indicator columns rather than discarding it.</w:t>
+        <w:t xml:space="preserve">typically marks an inactive host), we</w:t>
+      </w:r>
+      <w:r>
+        <w:t xml:space="preserve"> </w:t>
+      </w:r>
+      <w:r>
+        <w:t xml:space="preserve">encode missingness explicitly with indicator columns rather than discarding it.</w:t>
       </w:r>
     </w:p>
-    <w:bookmarkStart w:id="27" w:name="tab:targetstats"/>
+    <w:bookmarkStart w:id="28" w:name="tab:targetstats"/>
     <w:p>
       <w:pPr>
         <w:pStyle w:val="TableCaption"/>
@@ -4090,13 +4341,19 @@
         </m:r>
       </m:oMath>
       <w:r>
-        <w:t xml:space="preserve">), clean</w:t>
-      </w:r>
-      <w:r>
-        <w:t xml:space="preserve"> </w:t>
-      </w:r>
-      <w:r>
-        <w:t xml:space="preserve">multi-snapshot rule.</w:t>
+        <w:t xml:space="preserve">): naive</w:t>
+      </w:r>
+      <w:r>
+        <w:t xml:space="preserve"> </w:t>
+      </w:r>
+      <w:r>
+        <w:t xml:space="preserve">single-snapshot count vs. the clean multi-snapshot rule used throughout this</w:t>
+      </w:r>
+      <w:r>
+        <w:t xml:space="preserve"> </w:t>
+      </w:r>
+      <w:r>
+        <w:t xml:space="preserve">paper (same listings, same target quarter).</w:t>
       </w:r>
     </w:p>
     <w:tbl>
@@ -4104,11 +4361,12 @@
         <w:tblStyle w:val="Table"/>
         <w:tblW w:type="auto" w:w="0"/>
         <w:tblLook w:firstRow="1" w:lastRow="0" w:firstColumn="0" w:lastColumn="0" w:noHBand="0" w:noVBand="0" w:val="0020"/>
-        <w:tblCaption w:val="Target statistics on the full listing universe (n=36{,}261), clean multi-snapshot rule."/>
+        <w:tblCaption w:val="Target statistics on the full listing universe (n=36{,}261): naive single-snapshot count vs. the clean multi-snapshot rule used throughout this paper (same listings, same target quarter)."/>
       </w:tblPr>
       <w:tblGrid>
-        <w:gridCol w:w="3960"/>
-        <w:gridCol w:w="3960"/>
+        <w:gridCol w:w="2640"/>
+        <w:gridCol w:w="2640"/>
+        <w:gridCol w:w="2640"/>
       </w:tblGrid>
       <w:tr>
         <w:trPr>
@@ -4134,7 +4392,19 @@
               <w:jc w:val="center"/>
             </w:pPr>
             <w:r>
-              <w:t xml:space="preserve">Value</w:t>
+              <w:t xml:space="preserve">Naive</w:t>
+            </w:r>
+          </w:p>
+        </w:tc>
+        <w:tc>
+          <w:tcPr/>
+          <w:p>
+            <w:pPr>
+              <w:pStyle w:val="Compact"/>
+              <w:jc w:val="center"/>
+            </w:pPr>
+            <w:r>
+              <w:t xml:space="preserve">Clean</w:t>
             </w:r>
           </w:p>
         </w:tc>
@@ -4160,6 +4430,18 @@
               <w:jc w:val="center"/>
             </w:pPr>
             <w:r>
+              <w:t xml:space="preserve">44.2</w:t>
+            </w:r>
+          </w:p>
+        </w:tc>
+        <w:tc>
+          <w:tcPr/>
+          <w:p>
+            <w:pPr>
+              <w:pStyle w:val="Compact"/>
+              <w:jc w:val="center"/>
+            </w:pPr>
+            <w:r>
               <w:t xml:space="preserve">16.1</w:t>
             </w:r>
           </w:p>
@@ -4186,6 +4468,18 @@
               <w:jc w:val="center"/>
             </w:pPr>
             <w:r>
+              <w:t xml:space="preserve">31</w:t>
+            </w:r>
+          </w:p>
+        </w:tc>
+        <w:tc>
+          <w:tcPr/>
+          <w:p>
+            <w:pPr>
+              <w:pStyle w:val="Compact"/>
+              <w:jc w:val="center"/>
+            </w:pPr>
+            <w:r>
               <w:t xml:space="preserve">1</w:t>
             </w:r>
           </w:p>
@@ -4212,6 +4506,18 @@
               <w:jc w:val="center"/>
             </w:pPr>
             <w:r>
+              <w:t xml:space="preserve">41.1</w:t>
+            </w:r>
+          </w:p>
+        </w:tc>
+        <w:tc>
+          <w:tcPr/>
+          <w:p>
+            <w:pPr>
+              <w:pStyle w:val="Compact"/>
+              <w:jc w:val="center"/>
+            </w:pPr>
+            <w:r>
               <w:t xml:space="preserve">25.1</w:t>
             </w:r>
           </w:p>
@@ -4227,6 +4533,18 @@
             </w:pPr>
             <w:r>
               <w:t xml:space="preserve">Skewness</w:t>
+            </w:r>
+          </w:p>
+        </w:tc>
+        <w:tc>
+          <w:tcPr/>
+          <w:p>
+            <w:pPr>
+              <w:pStyle w:val="Compact"/>
+              <w:jc w:val="center"/>
+            </w:pPr>
+            <w:r>
+              <w:t xml:space="preserve">0.07</w:t>
             </w:r>
           </w:p>
         </w:tc>
@@ -4281,6 +4599,18 @@
               <w:jc w:val="center"/>
             </w:pPr>
             <w:r>
+              <w:t xml:space="preserve">32.5%</w:t>
+            </w:r>
+          </w:p>
+        </w:tc>
+        <w:tc>
+          <w:tcPr/>
+          <w:p>
+            <w:pPr>
+              <w:pStyle w:val="Compact"/>
+              <w:jc w:val="center"/>
+            </w:pPr>
+            <w:r>
               <w:t xml:space="preserve">49.6%</w:t>
             </w:r>
           </w:p>
@@ -4324,14 +4654,26 @@
               <w:jc w:val="center"/>
             </w:pPr>
             <w:r>
+              <w:t xml:space="preserve">39.2%</w:t>
+            </w:r>
+          </w:p>
+        </w:tc>
+        <w:tc>
+          <w:tcPr/>
+          <w:p>
+            <w:pPr>
+              <w:pStyle w:val="Compact"/>
+              <w:jc w:val="center"/>
+            </w:pPr>
+            <w:r>
               <w:t xml:space="preserve">1.7%</w:t>
             </w:r>
           </w:p>
         </w:tc>
       </w:tr>
     </w:tbl>
-    <w:bookmarkEnd w:id="27"/>
-    <w:bookmarkStart w:id="28" w:name="tab:missing"/>
+    <w:bookmarkEnd w:id="28"/>
+    <w:bookmarkStart w:id="29" w:name="tab:missing"/>
     <w:p>
       <w:pPr>
         <w:pStyle w:val="TableCaption"/>
@@ -4427,6 +4769,64 @@
               <w:rPr>
                 <w:rStyle w:val="VerbatimChar"/>
               </w:rPr>
+              <w:t xml:space="preserve">neighborhood_overview</w:t>
+            </w:r>
+          </w:p>
+        </w:tc>
+        <w:tc>
+          <w:tcPr/>
+          <w:p>
+            <w:pPr>
+              <w:pStyle w:val="Compact"/>
+              <w:jc w:val="center"/>
+            </w:pPr>
+            <w:r>
+              <w:t xml:space="preserve">50.0%</w:t>
+            </w:r>
+          </w:p>
+        </w:tc>
+      </w:tr>
+      <w:tr>
+        <w:tc>
+          <w:tcPr/>
+          <w:p>
+            <w:pPr>
+              <w:pStyle w:val="Compact"/>
+              <w:jc w:val="left"/>
+            </w:pPr>
+            <w:r>
+              <w:rPr>
+                <w:rStyle w:val="VerbatimChar"/>
+              </w:rPr>
+              <w:t xml:space="preserve">host_about</w:t>
+            </w:r>
+          </w:p>
+        </w:tc>
+        <w:tc>
+          <w:tcPr/>
+          <w:p>
+            <w:pPr>
+              <w:pStyle w:val="Compact"/>
+              <w:jc w:val="center"/>
+            </w:pPr>
+            <w:r>
+              <w:t xml:space="preserve">42.7%</w:t>
+            </w:r>
+          </w:p>
+        </w:tc>
+      </w:tr>
+      <w:tr>
+        <w:tc>
+          <w:tcPr/>
+          <w:p>
+            <w:pPr>
+              <w:pStyle w:val="Compact"/>
+              <w:jc w:val="left"/>
+            </w:pPr>
+            <w:r>
+              <w:rPr>
+                <w:rStyle w:val="VerbatimChar"/>
+              </w:rPr>
               <w:t xml:space="preserve">host_response_rate/time</w:t>
             </w:r>
           </w:p>
@@ -4514,6 +4914,35 @@
               <w:rPr>
                 <w:rStyle w:val="VerbatimChar"/>
               </w:rPr>
+              <w:t xml:space="preserve">host_acceptance_rate</w:t>
+            </w:r>
+          </w:p>
+        </w:tc>
+        <w:tc>
+          <w:tcPr/>
+          <w:p>
+            <w:pPr>
+              <w:pStyle w:val="Compact"/>
+              <w:jc w:val="center"/>
+            </w:pPr>
+            <w:r>
+              <w:t xml:space="preserve">40.7%</w:t>
+            </w:r>
+          </w:p>
+        </w:tc>
+      </w:tr>
+      <w:tr>
+        <w:tc>
+          <w:tcPr/>
+          <w:p>
+            <w:pPr>
+              <w:pStyle w:val="Compact"/>
+              <w:jc w:val="left"/>
+            </w:pPr>
+            <w:r>
+              <w:rPr>
+                <w:rStyle w:val="VerbatimChar"/>
+              </w:rPr>
               <w:t xml:space="preserve">review_scores_*</w:t>
             </w:r>
           </w:p>
@@ -4527,14 +4956,43 @@
             </w:pPr>
             <w:r>
               <w:t xml:space="preserve">31.3%</w:t>
+            </w:r>
+          </w:p>
+        </w:tc>
+      </w:tr>
+      <w:tr>
+        <w:tc>
+          <w:tcPr/>
+          <w:p>
+            <w:pPr>
+              <w:pStyle w:val="Compact"/>
+              <w:jc w:val="left"/>
+            </w:pPr>
+            <w:r>
+              <w:rPr>
+                <w:rStyle w:val="VerbatimChar"/>
+              </w:rPr>
+              <w:t xml:space="preserve">host_location</w:t>
+            </w:r>
+          </w:p>
+        </w:tc>
+        <w:tc>
+          <w:tcPr/>
+          <w:p>
+            <w:pPr>
+              <w:pStyle w:val="Compact"/>
+              <w:jc w:val="center"/>
+            </w:pPr>
+            <w:r>
+              <w:t xml:space="preserve">21.7%</w:t>
             </w:r>
           </w:p>
         </w:tc>
       </w:tr>
     </w:tbl>
-    <w:bookmarkEnd w:id="28"/>
     <w:bookmarkEnd w:id="29"/>
-    <w:bookmarkStart w:id="35" w:name="sec:featuregroups"/>
+    <w:bookmarkEnd w:id="30"/>
+    <w:bookmarkStart w:id="36" w:name="sec:featuregroups"/>
     <w:p>
       <w:pPr>
         <w:pStyle w:val="Heading2"/>
@@ -5305,7 +5763,7 @@
           <w:rPr>
             <w:rStyle w:val="Hyperlink"/>
           </w:rPr>
-          <w:t xml:space="preserve">3</w:t>
+          <w:t xml:space="preserve">4</w:t>
         </w:r>
       </w:hyperlink>
       <w:r>
@@ -5356,7 +5814,7 @@
         <w:t xml:space="preserve">larger static-metadata block.</w:t>
       </w:r>
     </w:p>
-    <w:bookmarkStart w:id="30" w:name="tab:featgroups"/>
+    <w:bookmarkStart w:id="31" w:name="tab:featgroups"/>
     <w:p>
       <w:pPr>
         <w:pStyle w:val="TableCaption"/>
@@ -6246,8 +6704,8 @@
         </w:tc>
       </w:tr>
     </w:tbl>
-    <w:bookmarkEnd w:id="30"/>
-    <w:bookmarkStart w:id="34" w:name="fig:corr"/>
+    <w:bookmarkEnd w:id="31"/>
+    <w:bookmarkStart w:id="35" w:name="fig:corr"/>
     <w:p>
       <w:pPr>
         <w:pStyle w:val="CaptionedFigure"/>
@@ -6257,18 +6715,18 @@
           <wp:inline>
             <wp:extent cx="5334000" cy="3336013"/>
             <wp:effectExtent b="0" l="0" r="0" t="0"/>
-            <wp:docPr descr="" title="" id="32" name="Picture"/>
+            <wp:docPr descr="" title="" id="33" name="Picture"/>
             <a:graphic>
               <a:graphicData uri="http://schemas.openxmlformats.org/drawingml/2006/picture">
                 <pic:pic>
                   <pic:nvPicPr>
-                    <pic:cNvPr descr="fig2_top_corr.png" id="33" name="Picture"/>
+                    <pic:cNvPr descr="fig2_top_corr.png" id="34" name="Picture"/>
                     <pic:cNvPicPr>
                       <a:picLocks noChangeArrowheads="1" noChangeAspect="1"/>
                     </pic:cNvPicPr>
                   </pic:nvPicPr>
                   <pic:blipFill>
-                    <a:blip r:embed="rId31"/>
+                    <a:blip r:embed="rId32"/>
                     <a:stretch>
                       <a:fillRect/>
                     </a:stretch>
@@ -6330,9 +6788,9 @@
         <w:t xml:space="preserve">) and recency/price signals dominate over static metadata.</w:t>
       </w:r>
     </w:p>
-    <w:bookmarkEnd w:id="34"/>
     <w:bookmarkEnd w:id="35"/>
-    <w:bookmarkStart w:id="38" w:name="sec:preproc"/>
+    <w:bookmarkEnd w:id="36"/>
+    <w:bookmarkStart w:id="39" w:name="sec:preproc"/>
     <w:p>
       <w:pPr>
         <w:pStyle w:val="Heading2"/>
@@ -6447,7 +6905,7 @@
         <w:t xml:space="preserve">a single smoothed numeric column than from 30 sparse binary ones.</w:t>
       </w:r>
     </w:p>
-    <w:bookmarkStart w:id="36" w:name="target-encoding-formula"/>
+    <w:bookmarkStart w:id="37" w:name="target-encoding-formula"/>
     <w:p>
       <w:pPr>
         <w:pStyle w:val="Heading4"/>
@@ -7026,8 +7484,8 @@
         <w:t xml:space="preserve">.</w:t>
       </w:r>
     </w:p>
-    <w:bookmarkEnd w:id="36"/>
-    <w:bookmarkStart w:id="37" w:name="leakage-free-k-fold-scheme"/>
+    <w:bookmarkEnd w:id="37"/>
+    <w:bookmarkStart w:id="38" w:name="leakage-free-k-fold-scheme"/>
     <w:p>
       <w:pPr>
         <w:pStyle w:val="Heading4"/>
@@ -7427,24 +7885,7 @@
         <w:t xml:space="preserve"> </w:t>
       </w:r>
       <w:r>
-        <w:t xml:space="preserve">is</w:t>
-      </w:r>
-      <w:r>
-        <w:t xml:space="preserve"> </w:t>
-      </w:r>
-      <w:hyperlink w:anchor="eq:smooth">
-        <w:r>
-          <w:rPr>
-            <w:rStyle w:val="Hyperlink"/>
-          </w:rPr>
-          <w:t xml:space="preserve">[eq:smooth]</w:t>
-        </w:r>
-      </w:hyperlink>
-      <w:r>
-        <w:t xml:space="preserve"> </w:t>
-      </w:r>
-      <w:r>
-        <w:t xml:space="preserve">evaluated on</w:t>
+        <w:t xml:space="preserve">is the smoothing formula above evaluated on</w:t>
       </w:r>
       <w:r>
         <w:t xml:space="preserve"> </w:t>
@@ -7554,24 +7995,7 @@
         <w:pStyle w:val="BodyText"/>
       </w:pPr>
       <w:r>
-        <w:t xml:space="preserve">To make</w:t>
-      </w:r>
-      <w:r>
-        <w:t xml:space="preserve"> </w:t>
-      </w:r>
-      <w:hyperlink w:anchor="eq:smooth">
-        <w:r>
-          <w:rPr>
-            <w:rStyle w:val="Hyperlink"/>
-          </w:rPr>
-          <w:t xml:space="preserve">[eq:smooth]</w:t>
-        </w:r>
-      </w:hyperlink>
-      <w:r>
-        <w:t xml:space="preserve"> </w:t>
-      </w:r>
-      <w:r>
-        <w:t xml:space="preserve">concrete, consider a neighbourhood that appears in</w:t>
+        <w:t xml:space="preserve">To make the smoothing formula concrete, consider a neighbourhood that appears in</w:t>
       </w:r>
       <w:r>
         <w:t xml:space="preserve"> </w:t>
@@ -7976,9 +8400,9 @@
         <w:t xml:space="preserve">fair.</w:t>
       </w:r>
     </w:p>
-    <w:bookmarkEnd w:id="37"/>
     <w:bookmarkEnd w:id="38"/>
-    <w:bookmarkStart w:id="43" w:name="model-selection-and-rationale"/>
+    <w:bookmarkEnd w:id="39"/>
+    <w:bookmarkStart w:id="44" w:name="model-selection-and-rationale"/>
     <w:p>
       <w:pPr>
         <w:pStyle w:val="Heading2"/>
@@ -8001,7 +8425,7 @@
         <w:t xml:space="preserve">them.</w:t>
       </w:r>
     </w:p>
-    <w:bookmarkStart w:id="39" w:name="linear-regression-baseline"/>
+    <w:bookmarkStart w:id="40" w:name="linear-regression-baseline"/>
     <w:p>
       <w:pPr>
         <w:pStyle w:val="Heading3"/>
@@ -8041,8 +8465,8 @@
         <w:t xml:space="preserve">.</w:t>
       </w:r>
     </w:p>
-    <w:bookmarkEnd w:id="39"/>
-    <w:bookmarkStart w:id="40" w:name="random-forest-regressor"/>
+    <w:bookmarkEnd w:id="40"/>
+    <w:bookmarkStart w:id="41" w:name="random-forest-regressor"/>
     <w:p>
       <w:pPr>
         <w:pStyle w:val="Heading3"/>
@@ -8077,8 +8501,8 @@
         <w:t xml:space="preserve">needs little tuning. We use it as a strong non-linear reference point.</w:t>
       </w:r>
     </w:p>
-    <w:bookmarkEnd w:id="40"/>
-    <w:bookmarkStart w:id="41" w:name="Xd131f1ed2848e7c45f8347cf00dd89ee8ef2363"/>
+    <w:bookmarkEnd w:id="41"/>
+    <w:bookmarkStart w:id="42" w:name="Xd131f1ed2848e7c45f8347cf00dd89ee8ef2363"/>
     <w:p>
       <w:pPr>
         <w:pStyle w:val="Heading3"/>
@@ -8745,8 +9169,8 @@
         <w:t xml:space="preserve">.</w:t>
       </w:r>
     </w:p>
-    <w:bookmarkEnd w:id="41"/>
-    <w:bookmarkStart w:id="42" w:name="sec:mlp"/>
+    <w:bookmarkEnd w:id="42"/>
+    <w:bookmarkStart w:id="43" w:name="sec:mlp"/>
     <w:p>
       <w:pPr>
         <w:pStyle w:val="Heading3"/>
@@ -10785,19 +11209,8 @@
       <w:r>
         <w:t xml:space="preserve"> </w:t>
       </w:r>
-      <w:hyperlink w:anchor="eq:bn">
-        <w:r>
-          <w:rPr>
-            <w:rStyle w:val="Hyperlink"/>
-          </w:rPr>
-          <w:t xml:space="preserve">[eq:bn]</w:t>
-        </w:r>
-      </w:hyperlink>
-      <w:r>
-        <w:t xml:space="preserve"> </w:t>
-      </w:r>
-      <w:r>
-        <w:t xml:space="preserve">keeps the pre-activations well scaled across the three hidden</w:t>
+      <w:r>
+        <w:t xml:space="preserve">(defined above) keeps the pre-activations well scaled across the three hidden</w:t>
       </w:r>
       <w:r>
         <w:t xml:space="preserve"> </w:t>
@@ -10843,24 +11256,13 @@
         <w:t xml:space="preserve"> </w:t>
       </w:r>
       <w:r>
-        <w:t xml:space="preserve">weight decay in</w:t>
-      </w:r>
-      <w:r>
-        <w:t xml:space="preserve"> </w:t>
-      </w:r>
-      <w:hyperlink w:anchor="eq:adam">
-        <w:r>
-          <w:rPr>
-            <w:rStyle w:val="Hyperlink"/>
-          </w:rPr>
-          <w:t xml:space="preserve">[eq:adam]</w:t>
-        </w:r>
-      </w:hyperlink>
-      <w:r>
-        <w:t xml:space="preserve"> </w:t>
-      </w:r>
-      <w:r>
-        <w:t xml:space="preserve">regularize a network that would otherwise overfit a 29</w:t>
+        <w:t xml:space="preserve">weight decay in the Adam update</w:t>
+      </w:r>
+      <w:r>
+        <w:t xml:space="preserve"> </w:t>
+      </w:r>
+      <w:r>
+        <w:t xml:space="preserve">above regularize a network that would otherwise overfit a 29</w:t>
       </w:r>
       <w:r>
         <w:t xml:space="preserve">,</w:t>
@@ -10875,9 +11277,9 @@
         <w:t xml:space="preserve">inputs.</w:t>
       </w:r>
     </w:p>
-    <w:bookmarkEnd w:id="42"/>
     <w:bookmarkEnd w:id="43"/>
-    <w:bookmarkStart w:id="47" w:name="sec:tuning"/>
+    <w:bookmarkEnd w:id="44"/>
+    <w:bookmarkStart w:id="48" w:name="sec:tuning"/>
     <w:p>
       <w:pPr>
         <w:pStyle w:val="Heading2"/>
@@ -11033,7 +11435,7 @@
         <w:t xml:space="preserve">option, and it also let us log every configuration we tried.</w:t>
       </w:r>
     </w:p>
-    <w:bookmarkStart w:id="46" w:name="search-objective"/>
+    <w:bookmarkStart w:id="47" w:name="search-objective"/>
     <w:p>
       <w:pPr>
         <w:pStyle w:val="Heading4"/>
@@ -11924,7 +12326,7 @@
           <w:rPr>
             <w:rStyle w:val="Hyperlink"/>
           </w:rPr>
-          <w:t xml:space="preserve">4</w:t>
+          <w:t xml:space="preserve">5</w:t>
         </w:r>
       </w:hyperlink>
       <w:r>
@@ -12072,7 +12474,7 @@
           <w:rPr>
             <w:rStyle w:val="Hyperlink"/>
           </w:rPr>
-          <w:t xml:space="preserve">6</w:t>
+          <w:t xml:space="preserve">7</w:t>
         </w:r>
       </w:hyperlink>
       <w:r>
@@ -12101,7 +12503,7 @@
           <w:rPr>
             <w:rStyle w:val="Hyperlink"/>
           </w:rPr>
-          <w:t xml:space="preserve">9</w:t>
+          <w:t xml:space="preserve">10</w:t>
         </w:r>
       </w:hyperlink>
       <w:r>
@@ -12114,7 +12516,7 @@
         <w:t xml:space="preserve">informal check on how much headroom the search actually finds.</w:t>
       </w:r>
     </w:p>
-    <w:bookmarkStart w:id="44" w:name="tab:search"/>
+    <w:bookmarkStart w:id="45" w:name="tab:search"/>
     <w:p>
       <w:pPr>
         <w:pStyle w:val="TableCaption"/>
@@ -12911,7 +13313,7 @@
         </w:tc>
       </w:tr>
     </w:tbl>
-    <w:bookmarkEnd w:id="44"/>
+    <w:bookmarkEnd w:id="45"/>
     <w:p>
       <w:pPr>
         <w:pStyle w:val="BodyText"/>
@@ -13222,7 +13624,7 @@
           <w:rPr>
             <w:rStyle w:val="Hyperlink"/>
           </w:rPr>
-          <w:t xml:space="preserve">4</w:t>
+          <w:t xml:space="preserve">5</w:t>
         </w:r>
       </w:hyperlink>
       <w:r>
@@ -13371,21 +13773,7 @@
         <w:t xml:space="preserve"> </w:t>
       </w:r>
       <w:r>
-        <w:t xml:space="preserve">by</w:t>
-      </w:r>
-      <w:r>
-        <w:t xml:space="preserve"> </w:t>
-      </w:r>
-      <w:hyperlink w:anchor="eq:earlystop">
-        <w:r>
-          <w:rPr>
-            <w:rStyle w:val="Hyperlink"/>
-          </w:rPr>
-          <w:t xml:space="preserve">[eq:earlystop]</w:t>
-        </w:r>
-      </w:hyperlink>
-      <w:r>
-        <w:t xml:space="preserve">, and record</w:t>
+        <w:t xml:space="preserve">by the early-stopping rule above, and record</w:t>
       </w:r>
       <w:r>
         <w:t xml:space="preserve"> </w:t>
@@ -13759,7 +14147,7 @@
           <w:rPr>
             <w:rStyle w:val="Hyperlink"/>
           </w:rPr>
-          <w:t xml:space="preserve">5</w:t>
+          <w:t xml:space="preserve">6</w:t>
         </w:r>
       </w:hyperlink>
       <w:r>
@@ -13847,7 +14235,7 @@
           <w:rPr>
             <w:rStyle w:val="Hyperlink"/>
           </w:rPr>
-          <w:t xml:space="preserve">9</w:t>
+          <w:t xml:space="preserve">10</w:t>
         </w:r>
       </w:hyperlink>
       <w:r>
@@ -13866,7 +14254,7 @@
         <w:t xml:space="preserve">different local optima.</w:t>
       </w:r>
     </w:p>
-    <w:bookmarkStart w:id="45" w:name="tab:xgbparams"/>
+    <w:bookmarkStart w:id="46" w:name="tab:xgbparams"/>
     <w:p>
       <w:pPr>
         <w:pStyle w:val="TableCaption"/>
@@ -14229,7 +14617,7 @@
         </w:tc>
       </w:tr>
     </w:tbl>
-    <w:bookmarkEnd w:id="45"/>
+    <w:bookmarkEnd w:id="46"/>
     <w:p>
       <w:pPr>
         <w:pStyle w:val="BodyText"/>
@@ -14258,7 +14646,7 @@
           <w:rPr>
             <w:rStyle w:val="Hyperlink"/>
           </w:rPr>
-          <w:t xml:space="preserve">9</w:t>
+          <w:t xml:space="preserve">10</w:t>
         </w:r>
       </w:hyperlink>
       <w:r>
@@ -14330,9 +14718,9 @@
         <w:t xml:space="preserve">).</w:t>
       </w:r>
     </w:p>
-    <w:bookmarkEnd w:id="46"/>
     <w:bookmarkEnd w:id="47"/>
-    <w:bookmarkStart w:id="48" w:name="sec:blend"/>
+    <w:bookmarkEnd w:id="48"/>
+    <w:bookmarkStart w:id="49" w:name="sec:blend"/>
     <w:p>
       <w:pPr>
         <w:pStyle w:val="Heading2"/>
@@ -14888,41 +15276,13 @@
         <w:pStyle w:val="FirstParagraph"/>
       </w:pPr>
       <w:r>
-        <w:t xml:space="preserve">The equality constraint </w:t>
-      </w:r>
-      <w:hyperlink w:anchor="eq:blendeq">
-        <w:r>
-          <w:rPr>
-            <w:rStyle w:val="Hyperlink"/>
-          </w:rPr>
-          <w:t xml:space="preserve">[eq:blendeq]</w:t>
-        </w:r>
-      </w:hyperlink>
-      <w:r>
-        <w:t xml:space="preserve"> </w:t>
-      </w:r>
-      <w:r>
-        <w:t xml:space="preserve">and the box</w:t>
-      </w:r>
-      <w:r>
-        <w:t xml:space="preserve"> </w:t>
-      </w:r>
-      <w:r>
-        <w:t xml:space="preserve">bounds </w:t>
-      </w:r>
-      <w:hyperlink w:anchor="eq:blendbox">
-        <w:r>
-          <w:rPr>
-            <w:rStyle w:val="Hyperlink"/>
-          </w:rPr>
-          <w:t xml:space="preserve">[eq:blendbox]</w:t>
-        </w:r>
-      </w:hyperlink>
-      <w:r>
-        <w:t xml:space="preserve"> </w:t>
-      </w:r>
-      <w:r>
-        <w:t xml:space="preserve">make the solution a</w:t>
+        <w:t xml:space="preserve">The equality constraint above and the box</w:t>
+      </w:r>
+      <w:r>
+        <w:t xml:space="preserve"> </w:t>
+      </w:r>
+      <w:r>
+        <w:t xml:space="preserve">bounds above make the solution a</w:t>
       </w:r>
       <w:r>
         <w:t xml:space="preserve"> </w:t>
@@ -14947,30 +15307,8 @@
         <w:t xml:space="preserve"> </w:t>
       </w:r>
       <w:r>
-        <w:t xml:space="preserve">from receiving a runaway weight. We solve</w:t>
-      </w:r>
-      <w:r>
-        <w:t xml:space="preserve"> </w:t>
-      </w:r>
-      <w:hyperlink w:anchor="eq:blendobj">
-        <w:r>
-          <w:rPr>
-            <w:rStyle w:val="Hyperlink"/>
-          </w:rPr>
-          <w:t xml:space="preserve">[eq:blendobj]</w:t>
-        </w:r>
-      </w:hyperlink>
-      <w:r>
-        <w:t xml:space="preserve">–</w:t>
-      </w:r>
-      <w:hyperlink w:anchor="eq:blendbox">
-        <w:r>
-          <w:rPr>
-            <w:rStyle w:val="Hyperlink"/>
-          </w:rPr>
-          <w:t xml:space="preserve">[eq:blendbox]</w:t>
-        </w:r>
-      </w:hyperlink>
+        <w:t xml:space="preserve">from receiving a runaway weight. We solve this constrained problem</w:t>
+      </w:r>
       <w:r>
         <w:t xml:space="preserve"> </w:t>
       </w:r>
@@ -15138,19 +15476,8 @@
       <w:r>
         <w:t xml:space="preserve"> </w:t>
       </w:r>
-      <w:hyperlink w:anchor="eq:blendeq">
-        <w:r>
-          <w:rPr>
-            <w:rStyle w:val="Hyperlink"/>
-          </w:rPr>
-          <w:t xml:space="preserve">[eq:blendeq]</w:t>
-        </w:r>
-      </w:hyperlink>
-      <w:r>
-        <w:t xml:space="preserve"> </w:t>
-      </w:r>
-      <w:r>
-        <w:t xml:space="preserve">still holds exactly. We also ran a randomized search directly</w:t>
+      <w:r>
+        <w:t xml:space="preserve">the weights still sum to one exactly. We also ran a randomized search directly</w:t>
       </w:r>
       <w:r>
         <w:t xml:space="preserve"> </w:t>
@@ -15309,7 +15636,7 @@
           <w:rPr>
             <w:rStyle w:val="Hyperlink"/>
           </w:rPr>
-          <w:t xml:space="preserve">8</w:t>
+          <w:t xml:space="preserve">9</w:t>
         </w:r>
       </w:hyperlink>
       <w:r>
@@ -16081,8 +16408,8 @@
         <w:t xml:space="preserve">.</w:t>
       </w:r>
     </w:p>
-    <w:bookmarkEnd w:id="48"/>
-    <w:bookmarkStart w:id="49" w:name="experimental-design-and-evaluation"/>
+    <w:bookmarkEnd w:id="49"/>
+    <w:bookmarkStart w:id="50" w:name="experimental-design-and-evaluation"/>
     <w:p>
       <w:pPr>
         <w:pStyle w:val="Heading2"/>
@@ -16223,16 +16550,8 @@
       <w:r>
         <w:t xml:space="preserve"> </w:t>
       </w:r>
-      <w:hyperlink w:anchor="eq:kfoldte">
-        <w:r>
-          <w:rPr>
-            <w:rStyle w:val="Hyperlink"/>
-          </w:rPr>
-          <w:t xml:space="preserve">[eq:kfoldte]</w:t>
-        </w:r>
-      </w:hyperlink>
-      <w:r>
-        <w:t xml:space="preserve">. As a last step we clip predictions to</w:t>
+      <w:r>
+        <w:t xml:space="preserve">the target-encoding formula above. As a last step we clip predictions to</w:t>
       </w:r>
       <w:r>
         <w:t xml:space="preserve"> </w:t>
@@ -16279,8 +16598,8 @@
         <w:t xml:space="preserve">to bound the loss contributed by any stray extrapolation.</w:t>
       </w:r>
     </w:p>
-    <w:bookmarkEnd w:id="49"/>
-    <w:bookmarkStart w:id="50" w:name="sec:cost"/>
+    <w:bookmarkEnd w:id="50"/>
+    <w:bookmarkStart w:id="51" w:name="sec:cost"/>
     <w:p>
       <w:pPr>
         <w:pStyle w:val="Heading2"/>
@@ -16452,8 +16771,8 @@
         <w:t xml:space="preserve">).</w:t>
       </w:r>
     </w:p>
-    <w:bookmarkEnd w:id="50"/>
-    <w:bookmarkStart w:id="51" w:name="sec:repro"/>
+    <w:bookmarkEnd w:id="51"/>
+    <w:bookmarkStart w:id="52" w:name="sec:repro"/>
     <w:p>
       <w:pPr>
         <w:pStyle w:val="Heading2"/>
@@ -16720,9 +17039,9 @@
         <w:t xml:space="preserve">recomputed without retraining.</w:t>
       </w:r>
     </w:p>
-    <w:bookmarkEnd w:id="51"/>
     <w:bookmarkEnd w:id="52"/>
-    <w:bookmarkStart w:id="86" w:name="sec:results"/>
+    <w:bookmarkEnd w:id="53"/>
+    <w:bookmarkStart w:id="87" w:name="sec:results"/>
     <w:p>
       <w:pPr>
         <w:pStyle w:val="Heading1"/>
@@ -16743,7 +17062,7 @@
           <w:rPr>
             <w:rStyle w:val="Hyperlink"/>
           </w:rPr>
-          <w:t xml:space="preserve">6</w:t>
+          <w:t xml:space="preserve">7</w:t>
         </w:r>
       </w:hyperlink>
       <w:r>
@@ -16828,7 +17147,7 @@
         <w:t xml:space="preserve">for blending closely-correlated tree ensembles.</w:t>
       </w:r>
     </w:p>
-    <w:bookmarkStart w:id="53" w:name="tab:cv"/>
+    <w:bookmarkStart w:id="54" w:name="tab:cv"/>
     <w:p>
       <w:pPr>
         <w:pStyle w:val="TableCaption"/>
@@ -17437,8 +17756,8 @@
         </w:tc>
       </w:tr>
     </w:tbl>
-    <w:bookmarkEnd w:id="53"/>
-    <w:bookmarkStart w:id="57" w:name="fig:baseline"/>
+    <w:bookmarkEnd w:id="54"/>
+    <w:bookmarkStart w:id="58" w:name="fig:baseline"/>
     <w:p>
       <w:pPr>
         <w:pStyle w:val="CaptionedFigure"/>
@@ -17448,18 +17767,18 @@
           <wp:inline>
             <wp:extent cx="5334000" cy="3120460"/>
             <wp:effectExtent b="0" l="0" r="0" t="0"/>
-            <wp:docPr descr="" title="" id="55" name="Picture"/>
+            <wp:docPr descr="" title="" id="56" name="Picture"/>
             <a:graphic>
               <a:graphicData uri="http://schemas.openxmlformats.org/drawingml/2006/picture">
                 <pic:pic>
                   <pic:nvPicPr>
-                    <pic:cNvPr descr="fig3_baseline_cv.png" id="56" name="Picture"/>
+                    <pic:cNvPr descr="fig3_baseline_cv.png" id="57" name="Picture"/>
                     <pic:cNvPicPr>
                       <a:picLocks noChangeArrowheads="1" noChangeAspect="1"/>
                     </pic:cNvPicPr>
                   </pic:nvPicPr>
                   <pic:blipFill>
-                    <a:blip r:embed="rId54"/>
+                    <a:blip r:embed="rId55"/>
                     <a:stretch>
                       <a:fillRect/>
                     </a:stretch>
@@ -17512,8 +17831,8 @@
         <w:t xml:space="preserve">trail well behind.</w:t>
       </w:r>
     </w:p>
-    <w:bookmarkEnd w:id="57"/>
-    <w:bookmarkStart w:id="59" w:name="sec:ablation"/>
+    <w:bookmarkEnd w:id="58"/>
+    <w:bookmarkStart w:id="60" w:name="sec:ablation"/>
     <w:p>
       <w:pPr>
         <w:pStyle w:val="Heading2"/>
@@ -17552,7 +17871,7 @@
           <w:rPr>
             <w:rStyle w:val="Hyperlink"/>
           </w:rPr>
-          <w:t xml:space="preserve">7</w:t>
+          <w:t xml:space="preserve">8</w:t>
         </w:r>
       </w:hyperlink>
       <w:r>
@@ -17741,7 +18060,7 @@
         <w:t xml:space="preserve">blend recovers a genuine, if small, additional gain.</w:t>
       </w:r>
     </w:p>
-    <w:bookmarkStart w:id="58" w:name="tab:ablation"/>
+    <w:bookmarkStart w:id="59" w:name="tab:ablation"/>
     <w:p>
       <w:pPr>
         <w:pStyle w:val="TableCaption"/>
@@ -18189,9 +18508,9 @@
         </w:tc>
       </w:tr>
     </w:tbl>
-    <w:bookmarkEnd w:id="58"/>
     <w:bookmarkEnd w:id="59"/>
-    <w:bookmarkStart w:id="64" w:name="why-the-methods-behaved-as-they-did"/>
+    <w:bookmarkEnd w:id="60"/>
+    <w:bookmarkStart w:id="65" w:name="why-the-methods-behaved-as-they-did"/>
     <w:p>
       <w:pPr>
         <w:pStyle w:val="Heading2"/>
@@ -18379,41 +18698,13 @@
         <w:t xml:space="preserve"> </w:t>
       </w:r>
       <w:r>
-        <w:t xml:space="preserve">regularization and early stopping</w:t>
-      </w:r>
-      <w:r>
-        <w:t xml:space="preserve"> </w:t>
-      </w:r>
-      <w:hyperlink w:anchor="eq:xgbobj">
-        <w:r>
-          <w:rPr>
-            <w:rStyle w:val="Hyperlink"/>
-          </w:rPr>
-          <w:t xml:space="preserve">[eq:xgbobj]</w:t>
-        </w:r>
-      </w:hyperlink>
-      <w:r>
-        <w:t xml:space="preserve">–</w:t>
-      </w:r>
-      <w:hyperlink w:anchor="eq:earlystop">
-        <w:r>
-          <w:rPr>
-            <w:rStyle w:val="Hyperlink"/>
-          </w:rPr>
-          <w:t xml:space="preserve">[eq:earlystop]</w:t>
-        </w:r>
-      </w:hyperlink>
-      <w:r>
-        <w:t xml:space="preserve"> </w:t>
-      </w:r>
-      <w:r>
-        <w:t xml:space="preserve">that</w:t>
-      </w:r>
-      <w:r>
-        <w:t xml:space="preserve"> </w:t>
-      </w:r>
-      <w:r>
-        <w:t xml:space="preserve">keep the corresponding variance in check, which is why they sit at the bottom</w:t>
+        <w:t xml:space="preserve">regularization and early stopping (the regularized objective and early-stopping</w:t>
+      </w:r>
+      <w:r>
+        <w:t xml:space="preserve"> </w:t>
+      </w:r>
+      <w:r>
+        <w:t xml:space="preserve">rule defined earlier) that keep the corresponding variance in check, which is why they sit at the bottom</w:t>
       </w:r>
       <w:r>
         <w:t xml:space="preserve"> </w:t>
@@ -18479,7 +18770,7 @@
         <w:t xml:space="preserve">even the best single model.</w:t>
       </w:r>
     </w:p>
-    <w:bookmarkStart w:id="63" w:name="fig:importance"/>
+    <w:bookmarkStart w:id="64" w:name="fig:importance"/>
     <w:p>
       <w:pPr>
         <w:pStyle w:val="CaptionedFigure"/>
@@ -18489,18 +18780,18 @@
           <wp:inline>
             <wp:extent cx="5334000" cy="3293769"/>
             <wp:effectExtent b="0" l="0" r="0" t="0"/>
-            <wp:docPr descr="" title="" id="61" name="Picture"/>
+            <wp:docPr descr="" title="" id="62" name="Picture"/>
             <a:graphic>
               <a:graphicData uri="http://schemas.openxmlformats.org/drawingml/2006/picture">
                 <pic:pic>
                   <pic:nvPicPr>
-                    <pic:cNvPr descr="fig4_xgb_importance.png" id="62" name="Picture"/>
+                    <pic:cNvPr descr="fig4_xgb_importance.png" id="63" name="Picture"/>
                     <pic:cNvPicPr>
                       <a:picLocks noChangeArrowheads="1" noChangeAspect="1"/>
                     </pic:cNvPicPr>
                   </pic:nvPicPr>
                   <pic:blipFill>
-                    <a:blip r:embed="rId60"/>
+                    <a:blip r:embed="rId61"/>
                     <a:stretch>
                       <a:fillRect/>
                     </a:stretch>
@@ -18552,7 +18843,7 @@
         <w:t xml:space="preserve">.</w:t>
       </w:r>
     </w:p>
-    <w:bookmarkEnd w:id="63"/>
+    <w:bookmarkEnd w:id="64"/>
     <w:p>
       <w:pPr>
         <w:pStyle w:val="BodyText"/>
@@ -18658,8 +18949,8 @@
         <w:t xml:space="preserve">single-history 2016 dataset used in our earlier study.</w:t>
       </w:r>
     </w:p>
-    <w:bookmarkEnd w:id="64"/>
-    <w:bookmarkStart w:id="70" w:name="X527baf0b06dc091d6fbfa9dd76bd5c2ffccca74"/>
+    <w:bookmarkEnd w:id="65"/>
+    <w:bookmarkStart w:id="71" w:name="X527baf0b06dc091d6fbfa9dd76bd5c2ffccca74"/>
     <w:p>
       <w:pPr>
         <w:pStyle w:val="Heading2"/>
@@ -18776,7 +19067,7 @@
           <w:rPr>
             <w:rStyle w:val="Hyperlink"/>
           </w:rPr>
-          <w:t xml:space="preserve">8</w:t>
+          <w:t xml:space="preserve">9</w:t>
         </w:r>
       </w:hyperlink>
       <w:r>
@@ -18792,7 +19083,7 @@
         <w:t xml:space="preserve">weights.</w:t>
       </w:r>
     </w:p>
-    <w:bookmarkStart w:id="68" w:name="fig:blend"/>
+    <w:bookmarkStart w:id="69" w:name="fig:blend"/>
     <w:p>
       <w:pPr>
         <w:pStyle w:val="CaptionedFigure"/>
@@ -18802,18 +19093,18 @@
           <wp:inline>
             <wp:extent cx="5334000" cy="3012938"/>
             <wp:effectExtent b="0" l="0" r="0" t="0"/>
-            <wp:docPr descr="" title="" id="66" name="Picture"/>
+            <wp:docPr descr="" title="" id="67" name="Picture"/>
             <a:graphic>
               <a:graphicData uri="http://schemas.openxmlformats.org/drawingml/2006/picture">
                 <pic:pic>
                   <pic:nvPicPr>
-                    <pic:cNvPr descr="fig5_blend.png" id="67" name="Picture"/>
+                    <pic:cNvPr descr="fig5_blend.png" id="68" name="Picture"/>
                     <pic:cNvPicPr>
                       <a:picLocks noChangeArrowheads="1" noChangeAspect="1"/>
                     </pic:cNvPicPr>
                   </pic:nvPicPr>
                   <pic:blipFill>
-                    <a:blip r:embed="rId65"/>
+                    <a:blip r:embed="rId66"/>
                     <a:stretch>
                       <a:fillRect/>
                     </a:stretch>
@@ -18854,8 +19145,8 @@
         <w:t xml:space="preserve">(SLSQP) blends. The weighted blend is the best configuration.</w:t>
       </w:r>
     </w:p>
-    <w:bookmarkEnd w:id="68"/>
-    <w:bookmarkStart w:id="69" w:name="tab:weights"/>
+    <w:bookmarkEnd w:id="69"/>
+    <w:bookmarkStart w:id="70" w:name="tab:weights"/>
     <w:p>
       <w:pPr>
         <w:pStyle w:val="TableCaption"/>
@@ -18867,25 +19158,14 @@
         <w:t xml:space="preserve"> </w:t>
       </w:r>
       <w:r>
-        <w:t xml:space="preserve">nine models (problem </w:t>
-      </w:r>
-      <w:hyperlink w:anchor="eq:blendobj">
+        <w:t xml:space="preserve">nine models (the constrained blend problem in Section </w:t>
+      </w:r>
+      <w:hyperlink w:anchor="sec:blend">
         <w:r>
           <w:rPr>
             <w:rStyle w:val="Hyperlink"/>
           </w:rPr>
-          <w:t xml:space="preserve">[eq:blendobj]</w:t>
-        </w:r>
-      </w:hyperlink>
-      <w:r>
-        <w:t xml:space="preserve">–</w:t>
-      </w:r>
-      <w:hyperlink w:anchor="eq:blendbox">
-        <w:r>
-          <w:rPr>
-            <w:rStyle w:val="Hyperlink"/>
-          </w:rPr>
-          <w:t xml:space="preserve">[eq:blendbox]</w:t>
+          <w:t xml:space="preserve">4.6</w:t>
         </w:r>
       </w:hyperlink>
       <w:r>
@@ -18897,7 +19177,7 @@
         <w:tblStyle w:val="Table"/>
         <w:tblW w:type="auto" w:w="0"/>
         <w:tblLook w:firstRow="1" w:lastRow="0" w:firstColumn="0" w:lastColumn="0" w:noHBand="0" w:noVBand="0" w:val="0020"/>
-        <w:tblCaption w:val="Optimal blend weights chosen by SLSQP on the OOF predictions of all nine models (problem [eq:blendobj]–[eq:blendbox])."/>
+        <w:tblCaption w:val="Optimal blend weights chosen by SLSQP on the OOF predictions of all nine models (the constrained blend problem in Section 4.6)."/>
       </w:tblPr>
       <w:tblGrid>
         <w:gridCol w:w="3960"/>
@@ -19184,9 +19464,9 @@
         </w:tc>
       </w:tr>
     </w:tbl>
-    <w:bookmarkEnd w:id="69"/>
     <w:bookmarkEnd w:id="70"/>
-    <w:bookmarkStart w:id="72" w:name="sec:complementarity"/>
+    <w:bookmarkEnd w:id="71"/>
+    <w:bookmarkStart w:id="73" w:name="sec:complementarity"/>
     <w:p>
       <w:pPr>
         <w:pStyle w:val="Heading2"/>
@@ -19228,21 +19508,7 @@
         <w:t xml:space="preserve"> </w:t>
       </w:r>
       <w:r>
-        <w:t xml:space="preserve">error. Table </w:t>
-      </w:r>
-      <w:hyperlink w:anchor="tab:errcorr">
-        <w:r>
-          <w:rPr>
-            <w:rStyle w:val="Hyperlink"/>
-          </w:rPr>
-          <w:t xml:space="preserve">[tab:errcorr]</w:t>
-        </w:r>
-      </w:hyperlink>
-      <w:r>
-        <w:t xml:space="preserve"> </w:t>
-      </w:r>
-      <w:r>
-        <w:t xml:space="preserve">reports the Pearson correlation of the per-row</w:t>
+        <w:t xml:space="preserve">error. The correlation table below reports the Pearson correlation of the per-row</w:t>
       </w:r>
       <w:r>
         <w:t xml:space="preserve"> </w:t>
@@ -19286,69 +19552,6 @@
         <w:t xml:space="preserve">zero (Table </w:t>
       </w:r>
       <w:hyperlink w:anchor="tab:weights">
-        <w:r>
-          <w:rPr>
-            <w:rStyle w:val="Hyperlink"/>
-          </w:rPr>
-          <w:t xml:space="preserve">8</w:t>
-        </w:r>
-      </w:hyperlink>
-      <w:r>
-        <w:t xml:space="preserve">) despite XGBoost v2 individually outscoring</w:t>
-      </w:r>
-      <w:r>
-        <w:t xml:space="preserve"> </w:t>
-      </w:r>
-      <w:r>
-        <w:t xml:space="preserve">several models that do receive weight—it simply duplicates signal already</w:t>
-      </w:r>
-      <w:r>
-        <w:t xml:space="preserve"> </w:t>
-      </w:r>
-      <w:r>
-        <w:t xml:space="preserve">covered by the main XGBoost and v3. The MLP and Linear Regression are the least</w:t>
-      </w:r>
-      <w:r>
-        <w:t xml:space="preserve"> </w:t>
-      </w:r>
-      <w:r>
-        <w:t xml:space="preserve">correlated with the tree ensembles (correlations of</w:t>
-      </w:r>
-      <w:r>
-        <w:t xml:space="preserve"> </w:t>
-      </w:r>
-      <m:oMath>
-        <m:r>
-          <m:t>0.86</m:t>
-        </m:r>
-      </m:oMath>
-      <w:r>
-        <w:t xml:space="preserve">–</w:t>
-      </w:r>
-      <m:oMath>
-        <m:r>
-          <m:t>0.93</m:t>
-        </m:r>
-      </m:oMath>
-      <w:r>
-        <w:t xml:space="preserve"> </w:t>
-      </w:r>
-      <w:r>
-        <w:t xml:space="preserve">with the</w:t>
-      </w:r>
-      <w:r>
-        <w:t xml:space="preserve"> </w:t>
-      </w:r>
-      <w:r>
-        <w:t xml:space="preserve">others), so although they are individually much weaker</w:t>
-      </w:r>
-      <w:r>
-        <w:t xml:space="preserve"> </w:t>
-      </w:r>
-      <w:r>
-        <w:t xml:space="preserve">(Table </w:t>
-      </w:r>
-      <w:hyperlink w:anchor="tab:metrics">
         <w:r>
           <w:rPr>
             <w:rStyle w:val="Hyperlink"/>
@@ -19357,6 +19560,69 @@
         </w:r>
       </w:hyperlink>
       <w:r>
+        <w:t xml:space="preserve">) despite XGBoost v2 individually outscoring</w:t>
+      </w:r>
+      <w:r>
+        <w:t xml:space="preserve"> </w:t>
+      </w:r>
+      <w:r>
+        <w:t xml:space="preserve">several models that do receive weight—it simply duplicates signal already</w:t>
+      </w:r>
+      <w:r>
+        <w:t xml:space="preserve"> </w:t>
+      </w:r>
+      <w:r>
+        <w:t xml:space="preserve">covered by the main XGBoost and v3. The MLP and Linear Regression are the least</w:t>
+      </w:r>
+      <w:r>
+        <w:t xml:space="preserve"> </w:t>
+      </w:r>
+      <w:r>
+        <w:t xml:space="preserve">correlated with the tree ensembles (correlations of</w:t>
+      </w:r>
+      <w:r>
+        <w:t xml:space="preserve"> </w:t>
+      </w:r>
+      <m:oMath>
+        <m:r>
+          <m:t>0.86</m:t>
+        </m:r>
+      </m:oMath>
+      <w:r>
+        <w:t xml:space="preserve">–</w:t>
+      </w:r>
+      <m:oMath>
+        <m:r>
+          <m:t>0.93</m:t>
+        </m:r>
+      </m:oMath>
+      <w:r>
+        <w:t xml:space="preserve"> </w:t>
+      </w:r>
+      <w:r>
+        <w:t xml:space="preserve">with the</w:t>
+      </w:r>
+      <w:r>
+        <w:t xml:space="preserve"> </w:t>
+      </w:r>
+      <w:r>
+        <w:t xml:space="preserve">others), so although they are individually much weaker</w:t>
+      </w:r>
+      <w:r>
+        <w:t xml:space="preserve"> </w:t>
+      </w:r>
+      <w:r>
+        <w:t xml:space="preserve">(Table </w:t>
+      </w:r>
+      <w:hyperlink w:anchor="tab:metrics">
+        <w:r>
+          <w:rPr>
+            <w:rStyle w:val="Hyperlink"/>
+          </w:rPr>
+          <w:t xml:space="preserve">10</w:t>
+        </w:r>
+      </w:hyperlink>
+      <w:r>
         <w:t xml:space="preserve">), the MLP still carries enough independent signal to</w:t>
       </w:r>
       <w:r>
@@ -19382,7 +19648,7 @@
           <w:rPr>
             <w:rStyle w:val="Hyperlink"/>
           </w:rPr>
-          <w:t xml:space="preserve">8</w:t>
+          <w:t xml:space="preserve">9</w:t>
         </w:r>
       </w:hyperlink>
       <w:r>
@@ -19413,7 +19679,7 @@
           <w:rPr>
             <w:rStyle w:val="Hyperlink"/>
           </w:rPr>
-          <w:t xml:space="preserve">9</w:t>
+          <w:t xml:space="preserve">10</w:t>
         </w:r>
       </w:hyperlink>
       <w:r>
@@ -19493,7 +19759,7 @@
         <w:t xml:space="preserve">cost of median accuracy.</w:t>
       </w:r>
     </w:p>
-    <w:bookmarkStart w:id="71" w:name="tab:metrics"/>
+    <w:bookmarkStart w:id="72" w:name="tab:metrics"/>
     <w:p>
       <w:pPr>
         <w:pStyle w:val="TableCaption"/>
@@ -20125,7 +20391,7 @@
         </w:tc>
       </w:tr>
     </w:tbl>
-    <w:bookmarkEnd w:id="71"/>
+    <w:bookmarkEnd w:id="72"/>
     <w:tbl>
       <w:tblPr>
         <w:tblStyle w:val="Table"/>
@@ -21220,8 +21486,8 @@
         </w:tc>
       </w:tr>
     </w:tbl>
-    <w:bookmarkEnd w:id="72"/>
-    <w:bookmarkStart w:id="73" w:name="sec:significance"/>
+    <w:bookmarkEnd w:id="73"/>
+    <w:bookmarkStart w:id="74" w:name="sec:significance"/>
     <w:p>
       <w:pPr>
         <w:pStyle w:val="Heading2"/>
@@ -22006,7 +22272,7 @@
           <w:rPr>
             <w:rStyle w:val="Hyperlink"/>
           </w:rPr>
-          <w:t xml:space="preserve">9</w:t>
+          <w:t xml:space="preserve">10</w:t>
         </w:r>
       </w:hyperlink>
       <w:r>
@@ -22128,8 +22394,8 @@
         <w:t xml:space="preserve">is what our compute budget allowed.</w:t>
       </w:r>
     </w:p>
-    <w:bookmarkEnd w:id="73"/>
-    <w:bookmarkStart w:id="82" w:name="sec:residuals"/>
+    <w:bookmarkEnd w:id="74"/>
+    <w:bookmarkStart w:id="83" w:name="sec:residuals"/>
     <w:p>
       <w:pPr>
         <w:pStyle w:val="Heading2"/>
@@ -22319,7 +22585,7 @@
         <w:t xml:space="preserve">confirming non-Gaussian residuals.</w:t>
       </w:r>
     </w:p>
-    <w:bookmarkStart w:id="77" w:name="fig:residuals"/>
+    <w:bookmarkStart w:id="78" w:name="fig:residuals"/>
     <w:p>
       <w:pPr>
         <w:pStyle w:val="CaptionedFigure"/>
@@ -22329,18 +22595,18 @@
           <wp:inline>
             <wp:extent cx="5334000" cy="3978664"/>
             <wp:effectExtent b="0" l="0" r="0" t="0"/>
-            <wp:docPr descr="" title="" id="75" name="Picture"/>
+            <wp:docPr descr="" title="" id="76" name="Picture"/>
             <a:graphic>
               <a:graphicData uri="http://schemas.openxmlformats.org/drawingml/2006/picture">
                 <pic:pic>
                   <pic:nvPicPr>
-                    <pic:cNvPr descr="fig6_residuals.png" id="76" name="Picture"/>
+                    <pic:cNvPr descr="fig6_residuals.png" id="77" name="Picture"/>
                     <pic:cNvPicPr>
                       <a:picLocks noChangeArrowheads="1" noChangeAspect="1"/>
                     </pic:cNvPicPr>
                   </pic:nvPicPr>
                   <pic:blipFill>
-                    <a:blip r:embed="rId74"/>
+                    <a:blip r:embed="rId75"/>
                     <a:stretch>
                       <a:fillRect/>
                     </a:stretch>
@@ -22387,7 +22653,7 @@
         <w:t xml:space="preserve">and upper-bound bands highlighted, (c) residual histogram, (d) normal Q-Q plot.</w:t>
       </w:r>
     </w:p>
-    <w:bookmarkEnd w:id="77"/>
+    <w:bookmarkEnd w:id="78"/>
     <w:p>
       <w:pPr>
         <w:pStyle w:val="BodyText"/>
@@ -22874,7 +23140,7 @@
         <w:t xml:space="preserve">two-stage hurdle model we implement next.</w:t>
       </w:r>
     </w:p>
-    <w:bookmarkStart w:id="81" w:name="fig:residualbins"/>
+    <w:bookmarkStart w:id="82" w:name="fig:residualbins"/>
     <w:p>
       <w:pPr>
         <w:pStyle w:val="CaptionedFigure"/>
@@ -22884,18 +23150,18 @@
           <wp:inline>
             <wp:extent cx="5334000" cy="3188826"/>
             <wp:effectExtent b="0" l="0" r="0" t="0"/>
-            <wp:docPr descr="" title="" id="79" name="Picture"/>
+            <wp:docPr descr="" title="" id="80" name="Picture"/>
             <a:graphic>
               <a:graphicData uri="http://schemas.openxmlformats.org/drawingml/2006/picture">
                 <pic:pic>
                   <pic:nvPicPr>
-                    <pic:cNvPr descr="fig7_residual_bins.png" id="80" name="Picture"/>
+                    <pic:cNvPr descr="fig7_residual_bins.png" id="81" name="Picture"/>
                     <pic:cNvPicPr>
                       <a:picLocks noChangeArrowheads="1" noChangeAspect="1"/>
                     </pic:cNvPicPr>
                   </pic:nvPicPr>
                   <pic:blipFill>
-                    <a:blip r:embed="rId78"/>
+                    <a:blip r:embed="rId79"/>
                     <a:stretch>
                       <a:fillRect/>
                     </a:stretch>
@@ -22972,9 +23238,9 @@
         <w:t xml:space="preserve">target.</w:t>
       </w:r>
     </w:p>
-    <w:bookmarkEnd w:id="81"/>
     <w:bookmarkEnd w:id="82"/>
-    <w:bookmarkStart w:id="84" w:name="sec:hurdle-impl"/>
+    <w:bookmarkEnd w:id="83"/>
+    <w:bookmarkStart w:id="85" w:name="sec:hurdle-impl"/>
     <w:p>
       <w:pPr>
         <w:pStyle w:val="Heading2"/>
@@ -23745,7 +24011,7 @@
           <w:rPr>
             <w:rStyle w:val="Hyperlink"/>
           </w:rPr>
-          <w:t xml:space="preserve">10</w:t>
+          <w:t xml:space="preserve">11</w:t>
         </w:r>
       </w:hyperlink>
       <w:r>
@@ -23858,7 +24124,7 @@
         <w:t xml:space="preserve">.</w:t>
       </w:r>
     </w:p>
-    <w:bookmarkStart w:id="83" w:name="tab:hurdle"/>
+    <w:bookmarkStart w:id="84" w:name="tab:hurdle"/>
     <w:p>
       <w:pPr>
         <w:pStyle w:val="TableCaption"/>
@@ -24169,9 +24435,9 @@
         </w:tc>
       </w:tr>
     </w:tbl>
-    <w:bookmarkEnd w:id="83"/>
     <w:bookmarkEnd w:id="84"/>
-    <w:bookmarkStart w:id="85" w:name="sec:threats"/>
+    <w:bookmarkEnd w:id="85"/>
+    <w:bookmarkStart w:id="86" w:name="sec:threats"/>
     <w:p>
       <w:pPr>
         <w:pStyle w:val="Heading2"/>
@@ -24298,25 +24564,89 @@
         <w:t xml:space="preserve"> </w:t>
       </w:r>
       <w:r>
-        <w:t xml:space="preserve">City) and a single quarter (Q1 2026); the learned price and seasonality</w:t>
-      </w:r>
-      <w:r>
-        <w:t xml:space="preserve"> </w:t>
-      </w:r>
-      <w:r>
-        <w:t xml:space="preserve">effects need not transfer to other cities or years, and the heavy reliance on</w:t>
-      </w:r>
-      <w:r>
-        <w:t xml:space="preserve"> </w:t>
-      </w:r>
-      <w:r>
-        <w:t xml:space="preserve">H2-2025 calendar-volatility features means the model would degrade for</w:t>
-      </w:r>
-      <w:r>
-        <w:t xml:space="preserve"> </w:t>
-      </w:r>
-      <w:r>
-        <w:t xml:space="preserve">brand-new listings with no six-month history.</w:t>
+        <w:t xml:space="preserve">City); the learned price and seasonality effects need not transfer to other</w:t>
+      </w:r>
+      <w:r>
+        <w:t xml:space="preserve"> </w:t>
+      </w:r>
+      <w:r>
+        <w:t xml:space="preserve">cities, and the heavy reliance on calendar-volatility features means the</w:t>
+      </w:r>
+      <w:r>
+        <w:t xml:space="preserve"> </w:t>
+      </w:r>
+      <w:r>
+        <w:t xml:space="preserve">model would degrade for brand-new listings with no multi-month history.</w:t>
+      </w:r>
+      <w:r>
+        <w:t xml:space="preserve"> </w:t>
+      </w:r>
+      <w:r>
+        <w:t xml:space="preserve">Temporal generalization within this market was checked directly</w:t>
+      </w:r>
+      <w:r>
+        <w:t xml:space="preserve"> </w:t>
+      </w:r>
+      <w:r>
+        <w:t xml:space="preserve">(Section </w:t>
+      </w:r>
+      <w:hyperlink w:anchor="sec:robustness">
+        <w:r>
+          <w:rPr>
+            <w:rStyle w:val="Hyperlink"/>
+          </w:rPr>
+          <w:t xml:space="preserve">6.1</w:t>
+        </w:r>
+      </w:hyperlink>
+      <w:r>
+        <w:t xml:space="preserve">): we re-ran the same pipeline, with no</w:t>
+      </w:r>
+      <w:r>
+        <w:t xml:space="preserve"> </w:t>
+      </w:r>
+      <w:r>
+        <w:t xml:space="preserve">per-setup re-tuning, on two additional history/target configurations (Q4</w:t>
+      </w:r>
+      <w:r>
+        <w:t xml:space="preserve"> </w:t>
+      </w:r>
+      <w:r>
+        <w:t xml:space="preserve">2025 and Feb–Apr 2026), and held-out</w:t>
+      </w:r>
+      <w:r>
+        <w:t xml:space="preserve"> </w:t>
+      </w:r>
+      <m:oMath>
+        <m:sSup>
+          <m:e>
+            <m:r>
+              <m:t>R</m:t>
+            </m:r>
+          </m:e>
+          <m:sup>
+            <m:r>
+              <m:t>2</m:t>
+            </m:r>
+          </m:sup>
+        </m:sSup>
+      </m:oMath>
+      <w:r>
+        <w:t xml:space="preserve"> </w:t>
+      </w:r>
+      <w:r>
+        <w:t xml:space="preserve">stayed in the same 0.54–0.62</w:t>
+      </w:r>
+      <w:r>
+        <w:t xml:space="preserve"> </w:t>
+      </w:r>
+      <w:r>
+        <w:t xml:space="preserve">range as the primary Q1 2026 setup, so this result is not a one-quarter</w:t>
+      </w:r>
+      <w:r>
+        <w:t xml:space="preserve"> </w:t>
+      </w:r>
+      <w:r>
+        <w:t xml:space="preserve">artefact.</w:t>
       </w:r>
       <w:r>
         <w:t xml:space="preserve"> </w:t>
@@ -24446,9 +24776,9 @@
         <w:t xml:space="preserve">a way that our fixed train/test split cannot detect.</w:t>
       </w:r>
     </w:p>
-    <w:bookmarkEnd w:id="85"/>
     <w:bookmarkEnd w:id="86"/>
-    <w:bookmarkStart w:id="94" w:name="sec:changes"/>
+    <w:bookmarkEnd w:id="87"/>
+    <w:bookmarkStart w:id="106" w:name="sec:changes"/>
     <w:p>
       <w:pPr>
         <w:pStyle w:val="Heading1"/>
@@ -24495,7 +24825,7 @@
         <w:t xml:space="preserve">capability of the new dataset.</w:t>
       </w:r>
     </w:p>
-    <w:bookmarkStart w:id="87" w:name="new-a-clean-multi-snapshot-target"/>
+    <w:bookmarkStart w:id="88" w:name="new-a-clean-multi-snapshot-target"/>
     <w:p>
       <w:pPr>
         <w:pStyle w:val="Heading4"/>
@@ -24570,29 +24900,6 @@
       </w:r>
       <w:r>
         <w:t xml:space="preserve">genuinely booked (Section </w:t>
-      </w:r>
-      <w:hyperlink w:anchor="sec:targetconstruction">
-        <w:r>
-          <w:rPr>
-            <w:rStyle w:val="Hyperlink"/>
-          </w:rPr>
-          <w:t xml:space="preserve">[sec:targetconstruction]</w:t>
-        </w:r>
-      </w:hyperlink>
-      <w:r>
-        <w:t xml:space="preserve">), which was not a</w:t>
-      </w:r>
-      <w:r>
-        <w:t xml:space="preserve"> </w:t>
-      </w:r>
-      <w:r>
-        <w:t xml:space="preserve">possibility with the original single-snapshot data and materially changed the</w:t>
-      </w:r>
-      <w:r>
-        <w:t xml:space="preserve"> </w:t>
-      </w:r>
-      <w:r>
-        <w:t xml:space="preserve">target’s distribution (Section </w:t>
       </w:r>
       <w:hyperlink w:anchor="sec:eda">
         <w:r>
@@ -24603,11 +24910,34 @@
         </w:r>
       </w:hyperlink>
       <w:r>
+        <w:t xml:space="preserve">), which was not a</w:t>
+      </w:r>
+      <w:r>
+        <w:t xml:space="preserve"> </w:t>
+      </w:r>
+      <w:r>
+        <w:t xml:space="preserve">possibility with the original single-snapshot data and materially changed the</w:t>
+      </w:r>
+      <w:r>
+        <w:t xml:space="preserve"> </w:t>
+      </w:r>
+      <w:r>
+        <w:t xml:space="preserve">target’s distribution (Section </w:t>
+      </w:r>
+      <w:hyperlink w:anchor="sec:eda">
+        <w:r>
+          <w:rPr>
+            <w:rStyle w:val="Hyperlink"/>
+          </w:rPr>
+          <w:t xml:space="preserve">4.1</w:t>
+        </w:r>
+      </w:hyperlink>
+      <w:r>
         <w:t xml:space="preserve">).</w:t>
       </w:r>
     </w:p>
-    <w:bookmarkEnd w:id="87"/>
-    <w:bookmarkStart w:id="88" w:name="new-cross-snapshot-calendar-volatility"/>
+    <w:bookmarkEnd w:id="88"/>
+    <w:bookmarkStart w:id="89" w:name="new-cross-snapshot-calendar-volatility"/>
     <w:p>
       <w:pPr>
         <w:pStyle w:val="Heading4"/>
@@ -24702,8 +25032,8 @@
         <w:t xml:space="preserve">).</w:t>
       </w:r>
     </w:p>
-    <w:bookmarkEnd w:id="88"/>
-    <w:bookmarkStart w:id="89" w:name="X445d069ebfc9fa467dc3f8420bc497feb2c5f08"/>
+    <w:bookmarkEnd w:id="89"/>
+    <w:bookmarkStart w:id="90" w:name="X445d069ebfc9fa467dc3f8420bc497feb2c5f08"/>
     <w:p>
       <w:pPr>
         <w:pStyle w:val="Heading4"/>
@@ -24767,8 +25097,8 @@
         <w:t xml:space="preserve">fixed the boundary for us.</w:t>
       </w:r>
     </w:p>
-    <w:bookmarkEnd w:id="89"/>
-    <w:bookmarkStart w:id="90" w:name="X30823172212fa33de0906b393c0b9f2a55aa710"/>
+    <w:bookmarkEnd w:id="90"/>
+    <w:bookmarkStart w:id="91" w:name="X30823172212fa33de0906b393c0b9f2a55aa710"/>
     <w:p>
       <w:pPr>
         <w:pStyle w:val="Heading4"/>
@@ -24963,8 +25293,8 @@
         <w:t xml:space="preserve">).</w:t>
       </w:r>
     </w:p>
-    <w:bookmarkEnd w:id="90"/>
-    <w:bookmarkStart w:id="91" w:name="Xc6ee56640edc5feab9a6518e74faf13c0fcf34c"/>
+    <w:bookmarkEnd w:id="91"/>
+    <w:bookmarkStart w:id="92" w:name="Xc6ee56640edc5feab9a6518e74faf13c0fcf34c"/>
     <w:p>
       <w:pPr>
         <w:pStyle w:val="Heading4"/>
@@ -25026,8 +25356,8 @@
         <w:t xml:space="preserve">column.</w:t>
       </w:r>
     </w:p>
-    <w:bookmarkEnd w:id="91"/>
-    <w:bookmarkStart w:id="92" w:name="X952a32d48b81e20d75e0a5fe5b5fe5ab48e2a82"/>
+    <w:bookmarkEnd w:id="92"/>
+    <w:bookmarkStart w:id="93" w:name="X952a32d48b81e20d75e0a5fe5b5fe5ab48e2a82"/>
     <w:p>
       <w:pPr>
         <w:pStyle w:val="Heading4"/>
@@ -25121,8 +25451,8 @@
         <w:t xml:space="preserve">flattening it into engineered aggregates at feature-engineering time.</w:t>
       </w:r>
     </w:p>
-    <w:bookmarkEnd w:id="92"/>
-    <w:bookmarkStart w:id="93" w:name="Xd854d68df9831d5e658a19f4da571ce762b484d"/>
+    <w:bookmarkEnd w:id="93"/>
+    <w:bookmarkStart w:id="94" w:name="Xd854d68df9831d5e658a19f4da571ce762b484d"/>
     <w:p>
       <w:pPr>
         <w:pStyle w:val="Heading4"/>
@@ -25249,15 +25579,14 @@
         <w:t xml:space="preserve">).</w:t>
       </w:r>
     </w:p>
-    <w:bookmarkEnd w:id="93"/>
     <w:bookmarkEnd w:id="94"/>
-    <w:bookmarkStart w:id="95" w:name="sec:concl"/>
+    <w:bookmarkStart w:id="105" w:name="sec:robustness"/>
     <w:p>
       <w:pPr>
-        <w:pStyle w:val="Heading1"/>
+        <w:pStyle w:val="Heading2"/>
       </w:pPr>
       <w:r>
-        <w:t xml:space="preserve">Recommendations and Conclusions</w:t>
+        <w:t xml:space="preserve">Cross-Period Robustness</w:t>
       </w:r>
     </w:p>
     <w:p>
@@ -25265,645 +25594,101 @@
         <w:pStyle w:val="FirstParagraph"/>
       </w:pPr>
       <w:r>
-        <w:t xml:space="preserve">In this report we built a complete, leakage-safe machine-learning pipeline to</w:t>
-      </w:r>
-      <w:r>
-        <w:t xml:space="preserve"> </w:t>
-      </w:r>
-      <w:r>
-        <w:t xml:space="preserve">predict Q1 2026 Airbnb booking demand in New York City from the open Inside</w:t>
-      </w:r>
-      <w:r>
-        <w:t xml:space="preserve"> </w:t>
-      </w:r>
-      <w:r>
-        <w:t xml:space="preserve">Airbnb data, under a strict rule that no feature may be built from information</w:t>
-      </w:r>
-      <w:r>
-        <w:t xml:space="preserve"> </w:t>
-      </w:r>
-      <w:r>
-        <w:t xml:space="preserve">that would not actually be available at prediction time. Starting from a</w:t>
-      </w:r>
-      <w:r>
-        <w:t xml:space="preserve"> </w:t>
-      </w:r>
-      <w:r>
-        <w:t xml:space="preserve">static listings snapshot and six months of calendar/review history (H2 2025),</w:t>
-      </w:r>
-      <w:r>
-        <w:t xml:space="preserve"> </w:t>
-      </w:r>
-      <w:r>
-        <w:t xml:space="preserve">we engineered 206 per-listing features, compared nine model configurations</w:t>
-      </w:r>
-      <w:r>
-        <w:t xml:space="preserve"> </w:t>
-      </w:r>
-      <w:r>
-        <w:t xml:space="preserve">with 5-fold cross-validation, independently tuned three boosted-tree families</w:t>
-      </w:r>
-      <w:r>
-        <w:t xml:space="preserve"> </w:t>
-      </w:r>
-      <w:r>
-        <w:t xml:space="preserve">with a custom early-stopping randomized search, combined the best models with</w:t>
-      </w:r>
-      <w:r>
-        <w:t xml:space="preserve"> </w:t>
-      </w:r>
-      <w:r>
-        <w:t xml:space="preserve">an SLSQP-optimised weighted blend, and implemented a two-stage hurdle</w:t>
-      </w:r>
-      <w:r>
-        <w:t xml:space="preserve"> </w:t>
-      </w:r>
-      <w:r>
-        <w:t xml:space="preserve">extension. The final blend reaches a development CV MSE of 290.1 and a</w:t>
-      </w:r>
-      <w:r>
-        <w:t xml:space="preserve"> </w:t>
-      </w:r>
-      <w:r>
-        <w:t xml:space="preserve">held-out local test MSE of 286.1, closely tracking one another, which gives us</w:t>
-      </w:r>
-      <w:r>
-        <w:t xml:space="preserve"> </w:t>
-      </w:r>
-      <w:r>
-        <w:t xml:space="preserve">confidence that the result generalizes rather than being an artefact of</w:t>
-      </w:r>
-      <w:r>
-        <w:t xml:space="preserve"> </w:t>
-      </w:r>
-      <w:r>
-        <w:t xml:space="preserve">cross-validation overfitting.</w:t>
-      </w:r>
-    </w:p>
-    <w:p>
-      <w:pPr>
-        <w:pStyle w:val="BodyText"/>
-      </w:pPr>
-      <w:r>
-        <w:t xml:space="preserve">The clearest lessons for us were, again, practical ones. Most of the</w:t>
-      </w:r>
-      <w:r>
-        <w:t xml:space="preserve"> </w:t>
-      </w:r>
-      <w:r>
-        <w:t xml:space="preserve">predictive power came from the calendar histories rather than the static</w:t>
-      </w:r>
-      <w:r>
-        <w:t xml:space="preserve"> </w:t>
-      </w:r>
-      <w:r>
-        <w:t xml:space="preserve">listing table, and specifically from a feature family (cross-snapshot</w:t>
-      </w:r>
-      <w:r>
-        <w:t xml:space="preserve"> </w:t>
-      </w:r>
-      <w:r>
-        <w:t xml:space="preserve">calendar volatility) that only exists because Inside Airbnb re-scrapes the</w:t>
-      </w:r>
-      <w:r>
-        <w:t xml:space="preserve"> </w:t>
-      </w:r>
-      <w:r>
-        <w:t xml:space="preserve">same future dates every month—a signal with no counterpart in the original</w:t>
-      </w:r>
-      <w:r>
-        <w:t xml:space="preserve"> </w:t>
-      </w:r>
-      <w:r>
-        <w:t xml:space="preserve">fixed-snapshot dataset (Section </w:t>
-      </w:r>
-      <w:hyperlink w:anchor="sec:changes">
+        <w:t xml:space="preserve">Everything reported so far uses a single history/target configuration — we</w:t>
+      </w:r>
+      <w:r>
+        <w:t xml:space="preserve"> </w:t>
+      </w:r>
+      <w:r>
+        <w:t xml:space="preserve">call it Setup B — July–December 2025 history predicting Q1 2026. To check</w:t>
+      </w:r>
+      <w:r>
+        <w:t xml:space="preserve"> </w:t>
+      </w:r>
+      <w:r>
+        <w:t xml:space="preserve">that this is not a one-quarter result, we re-ran the identical pipeline (the</w:t>
+      </w:r>
+      <w:r>
+        <w:t xml:space="preserve"> </w:t>
+      </w:r>
+      <w:r>
+        <w:t xml:space="preserve">clean multi-snapshot target rule, the same five-model roster with</w:t>
+      </w:r>
+      <w:r>
+        <w:t xml:space="preserve"> </w:t>
+      </w:r>
+      <w:r>
+        <w:t xml:space="preserve">hyperparameters reused unchanged from Setup B, and the same SLSQP blend) on</w:t>
+      </w:r>
+      <w:r>
+        <w:t xml:space="preserve"> </w:t>
+      </w:r>
+      <w:r>
+        <w:t xml:space="preserve">two additional configurations: Setup A (July–September 2025 history</w:t>
+      </w:r>
+      <w:r>
+        <w:t xml:space="preserve"> </w:t>
+      </w:r>
+      <w:r>
+        <w:t xml:space="preserve">predicting Q4 2025, the shallowest-history case) and Setup C (July</w:t>
+      </w:r>
+      <w:r>
+        <w:t xml:space="preserve"> </w:t>
+      </w:r>
+      <w:r>
+        <w:t xml:space="preserve">2025–January 2026 history predicting February–April 2026, the</w:t>
+      </w:r>
+      <w:r>
+        <w:t xml:space="preserve"> </w:t>
+      </w:r>
+      <w:r>
+        <w:t xml:space="preserve">deepest-history case). Table </w:t>
+      </w:r>
+      <w:hyperlink w:anchor="tab:setups">
         <w:r>
           <w:rPr>
             <w:rStyle w:val="Hyperlink"/>
           </w:rPr>
-          <w:t xml:space="preserve">6</w:t>
+          <w:t xml:space="preserve">12</w:t>
         </w:r>
       </w:hyperlink>
       <w:r>
-        <w:t xml:space="preserve">). The incremental ablation</w:t>
-      </w:r>
-      <w:r>
-        <w:t xml:space="preserve"> </w:t>
-      </w:r>
-      <w:r>
-        <w:t xml:space="preserve">(Table </w:t>
-      </w:r>
-      <w:hyperlink w:anchor="tab:ablation">
+        <w:t xml:space="preserve"> </w:t>
+      </w:r>
+      <w:r>
+        <w:t xml:space="preserve">summarises the three</w:t>
+      </w:r>
+      <w:r>
+        <w:t xml:space="preserve"> </w:t>
+      </w:r>
+      <w:r>
+        <w:t xml:space="preserve">configurations, and Table </w:t>
+      </w:r>
+      <w:hyperlink w:anchor="tab:targetstats3">
         <w:r>
           <w:rPr>
             <w:rStyle w:val="Hyperlink"/>
           </w:rPr>
-          <w:t xml:space="preserve">7</w:t>
+          <w:t xml:space="preserve">13</w:t>
         </w:r>
       </w:hyperlink>
       <w:r>
-        <w:t xml:space="preserve">) makes this quantitative: feature engineering and the</w:t>
-      </w:r>
-      <w:r>
-        <w:t xml:space="preserve"> </w:t>
-      </w:r>
-      <w:r>
-        <w:t xml:space="preserve">switch from a linear model to tree ensembles each moved the MSE far more than</w:t>
-      </w:r>
-      <w:r>
-        <w:t xml:space="preserve"> </w:t>
-      </w:r>
-      <w:r>
-        <w:t xml:space="preserve">either target encoding or naïve blending did, and a properly</w:t>
-      </w:r>
-      <w:r>
-        <w:t xml:space="preserve"> </w:t>
-      </w:r>
-      <w:r>
-        <w:rPr>
-          <w:i/>
-          <w:iCs/>
-        </w:rPr>
-        <w:t xml:space="preserve">weighted</w:t>
-      </w:r>
-      <w:r>
-        <w:t xml:space="preserve"> </w:t>
-      </w:r>
-      <w:r>
-        <w:t xml:space="preserve">blend was needed to turn ensembling into a real, if modest, gain</w:t>
+        <w:t xml:space="preserve"> </w:t>
+      </w:r>
+      <w:r>
+        <w:t xml:space="preserve">their target distributions,</w:t>
+      </w:r>
+      <w:r>
+        <w:t xml:space="preserve"> </w:t>
+      </w:r>
+      <w:r>
+        <w:t xml:space="preserve">each built from the identical clean multi-snapshot rule</w:t>
       </w:r>
       <w:r>
         <w:t xml:space="preserve"> </w:t>
       </w:r>
       <w:r>
         <w:t xml:space="preserve">(Section </w:t>
-      </w:r>
-      <w:hyperlink w:anchor="sec:significance">
-        <w:r>
-          <w:rPr>
-            <w:rStyle w:val="Hyperlink"/>
-          </w:rPr>
-          <w:t xml:space="preserve">5.5</w:t>
-        </w:r>
-      </w:hyperlink>
-      <w:r>
-        <w:t xml:space="preserve">). We also found, somewhat humbling, that an</w:t>
-      </w:r>
-      <w:r>
-        <w:t xml:space="preserve"> </w:t>
-      </w:r>
-      <w:r>
-        <w:t xml:space="preserve">independently-tuned XGBoost search matched but did not clearly beat a</w:t>
-      </w:r>
-      <w:r>
-        <w:t xml:space="preserve"> </w:t>
-      </w:r>
-      <w:r>
-        <w:t xml:space="preserve">hand-set configuration carried over from earlier exploration</w:t>
-      </w:r>
-      <w:r>
-        <w:t xml:space="preserve"> </w:t>
-      </w:r>
-      <w:r>
-        <w:t xml:space="preserve">(Section </w:t>
-      </w:r>
-      <w:hyperlink w:anchor="sec:tuning">
-        <w:r>
-          <w:rPr>
-            <w:rStyle w:val="Hyperlink"/>
-          </w:rPr>
-          <w:t xml:space="preserve">4.5</w:t>
-        </w:r>
-      </w:hyperlink>
-      <w:r>
-        <w:t xml:space="preserve">)—on this feature matrix, the ceiling seems to be set</w:t>
-      </w:r>
-      <w:r>
-        <w:t xml:space="preserve"> </w:t>
-      </w:r>
-      <w:r>
-        <w:t xml:space="preserve">more by what is fed into the trees than by the exact hyper-parameters.</w:t>
-      </w:r>
-    </w:p>
-    <w:p>
-      <w:pPr>
-        <w:pStyle w:val="BodyText"/>
-      </w:pPr>
-      <w:r>
-        <w:t xml:space="preserve">If we had more time, we would explore a few directions beyond what is already</w:t>
-      </w:r>
-      <w:r>
-        <w:t xml:space="preserve"> </w:t>
-      </w:r>
-      <w:r>
-        <w:t xml:space="preserve">implemented. First, the hurdle model (Section </w:t>
-      </w:r>
-      <w:hyperlink w:anchor="sec:hurdle-impl">
-        <w:r>
-          <w:rPr>
-            <w:rStyle w:val="Hyperlink"/>
-          </w:rPr>
-          <w:t xml:space="preserve">5.7</w:t>
-        </w:r>
-      </w:hyperlink>
-      <w:r>
-        <w:t xml:space="preserve">) gave only</w:t>
-      </w:r>
-      <w:r>
-        <w:t xml:space="preserve"> </w:t>
-      </w:r>
-      <w:r>
-        <w:t xml:space="preserve">a borderline gain; a natural next step is to let the classifier and regressor</w:t>
-      </w:r>
-      <w:r>
-        <w:t xml:space="preserve"> </w:t>
-      </w:r>
-      <w:r>
-        <w:t xml:space="preserve">share the blend’s full nine-model diversity (currently only XGBoost and</w:t>
-      </w:r>
-      <w:r>
-        <w:t xml:space="preserve"> </w:t>
-      </w:r>
-      <w:r>
-        <w:t xml:space="preserve">LightGBM hurdle variants are built) to see whether a richer hurdle ensemble</w:t>
-      </w:r>
-      <w:r>
-        <w:t xml:space="preserve"> </w:t>
-      </w:r>
-      <w:r>
-        <w:t xml:space="preserve">closes more of the boundary bias in Fig. </w:t>
-      </w:r>
-      <w:hyperlink w:anchor="fig:residualbins">
-        <w:r>
-          <w:rPr>
-            <w:rStyle w:val="Hyperlink"/>
-          </w:rPr>
-          <w:t xml:space="preserve">7</w:t>
-        </w:r>
-      </w:hyperlink>
-      <w:r>
-        <w:t xml:space="preserve">. Second, we</w:t>
-      </w:r>
-      <w:r>
-        <w:t xml:space="preserve"> </w:t>
-      </w:r>
-      <w:r>
-        <w:t xml:space="preserve">would build richer trajectory features: our current trend block</w:t>
-      </w:r>
-      <w:r>
-        <w:t xml:space="preserve"> </w:t>
-      </w:r>
-      <w:r>
-        <w:t xml:space="preserve">(</w:t>
-      </w:r>
-      <w:r>
-        <w:rPr>
-          <w:rStyle w:val="VerbatimChar"/>
-        </w:rPr>
-        <w:t xml:space="preserve">traj_slope</w:t>
-      </w:r>
-      <w:r>
-        <w:t xml:space="preserve">,</w:t>
-      </w:r>
-      <w:r>
-        <w:t xml:space="preserve"> </w:t>
-      </w:r>
-      <w:r>
-        <w:rPr>
-          <w:rStyle w:val="VerbatimChar"/>
-        </w:rPr>
-        <w:t xml:space="preserve">traj_accel</w:t>
-      </w:r>
-      <w:r>
-        <w:t xml:space="preserve">) is a simple linear fit over a</w:t>
-      </w:r>
-      <w:r>
-        <w:t xml:space="preserve"> </w:t>
-      </w:r>
-      <w:r>
-        <w:t xml:space="preserve">short recent window, and a longer or more flexible trend model might better</w:t>
-      </w:r>
-      <w:r>
-        <w:t xml:space="preserve"> </w:t>
-      </w:r>
-      <w:r>
-        <w:t xml:space="preserve">separate an accelerating listing from one that is merely busy on average.</w:t>
-      </w:r>
-      <w:r>
-        <w:t xml:space="preserve"> </w:t>
-      </w:r>
-      <w:r>
-        <w:t xml:space="preserve">Light geographic smoothing, in which each listing’s neighbourhood target</w:t>
-      </w:r>
-      <w:r>
-        <w:t xml:space="preserve"> </w:t>
-      </w:r>
-      <w:r>
-        <w:t xml:space="preserve">encoding is blended with the encodings of adjacent K-Means clusters, could</w:t>
-      </w:r>
-      <w:r>
-        <w:t xml:space="preserve"> </w:t>
-      </w:r>
-      <w:r>
-        <w:t xml:space="preserve">further stabilize the estimate for thinly populated neighbourhoods, in the same</w:t>
-      </w:r>
-      <w:r>
-        <w:t xml:space="preserve"> </w:t>
-      </w:r>
-      <w:r>
-        <w:t xml:space="preserve">spirit as the additive smoothing already in</w:t>
-      </w:r>
-      <w:r>
-        <w:t xml:space="preserve"> </w:t>
-      </w:r>
-      <w:hyperlink w:anchor="eq:smooth">
-        <w:r>
-          <w:rPr>
-            <w:rStyle w:val="Hyperlink"/>
-          </w:rPr>
-          <w:t xml:space="preserve">[eq:smooth]</w:t>
-        </w:r>
-      </w:hyperlink>
-      <w:r>
-        <w:t xml:space="preserve">. Third, with a</w:t>
-      </w:r>
-      <w:r>
-        <w:t xml:space="preserve"> </w:t>
-      </w:r>
-      <w:r>
-        <w:t xml:space="preserve">larger compute budget we would tune the MLP more carefully; the</w:t>
-      </w:r>
-      <w:r>
-        <w:t xml:space="preserve"> </w:t>
-      </w:r>
-      <w:r>
-        <w:t xml:space="preserve">error-correlation analysis (Table </w:t>
-      </w:r>
-      <w:hyperlink w:anchor="tab:errcorr">
-        <w:r>
-          <w:rPr>
-            <w:rStyle w:val="Hyperlink"/>
-          </w:rPr>
-          <w:t xml:space="preserve">[tab:errcorr]</w:t>
-        </w:r>
-      </w:hyperlink>
-      <w:r>
-        <w:t xml:space="preserve">) showed it is the least</w:t>
-      </w:r>
-      <w:r>
-        <w:t xml:space="preserve"> </w:t>
-      </w:r>
-      <w:r>
-        <w:t xml:space="preserve">correlated model with the tree ensembles, so a stronger MLP is a promising way</w:t>
-      </w:r>
-      <w:r>
-        <w:t xml:space="preserve"> </w:t>
-      </w:r>
-      <w:r>
-        <w:t xml:space="preserve">to raise the weight the blend is willing to give it. Finally, and unlike the</w:t>
-      </w:r>
-      <w:r>
-        <w:t xml:space="preserve"> </w:t>
-      </w:r>
-      <w:r>
-        <w:t xml:space="preserve">original fixed-snapshot study, this pipeline can be re-run against later Inside</w:t>
-      </w:r>
-      <w:r>
-        <w:t xml:space="preserve"> </w:t>
-      </w:r>
-      <w:r>
-        <w:t xml:space="preserve">Airbnb scrapes as they are published: validating it against a subsequent</w:t>
-      </w:r>
-      <w:r>
-        <w:t xml:space="preserve"> </w:t>
-      </w:r>
-      <w:r>
-        <w:t xml:space="preserve">quarter (e.g. predicting Q2 2026 once that window closes) would be a direct,</w:t>
-      </w:r>
-      <w:r>
-        <w:t xml:space="preserve"> </w:t>
-      </w:r>
-      <w:r>
-        <w:t xml:space="preserve">non-simulated test of the external-validity concerns raised in</w:t>
-      </w:r>
-      <w:r>
-        <w:t xml:space="preserve"> </w:t>
-      </w:r>
-      <w:r>
-        <w:t xml:space="preserve">Section </w:t>
-      </w:r>
-      <w:hyperlink w:anchor="sec:threats">
-        <w:r>
-          <w:rPr>
-            <w:rStyle w:val="Hyperlink"/>
-          </w:rPr>
-          <w:t xml:space="preserve">5.8</w:t>
-        </w:r>
-      </w:hyperlink>
-      <w:r>
-        <w:t xml:space="preserve">.</w:t>
-      </w:r>
-    </w:p>
-    <w:p>
-      <w:pPr>
-        <w:pStyle w:val="BodyText"/>
-      </w:pPr>
-      <w:r>
-        <w:t xml:space="preserve">Stepping back, the project reinforced the same lesson as its predecessor, now</w:t>
-      </w:r>
-      <w:r>
-        <w:t xml:space="preserve"> </w:t>
-      </w:r>
-      <w:r>
-        <w:t xml:space="preserve">under a harder, self-imposed constraint: on a well-specified tabular</w:t>
-      </w:r>
-      <w:r>
-        <w:t xml:space="preserve"> </w:t>
-      </w:r>
-      <w:r>
-        <w:t xml:space="preserve">forecasting problem, disciplined engineering beats exotic modelling, and a</w:t>
-      </w:r>
-      <w:r>
-        <w:t xml:space="preserve"> </w:t>
-      </w:r>
-      <w:r>
-        <w:t xml:space="preserve">strict historical-only feature boundary does not have to come at the cost of a</w:t>
-      </w:r>
-      <w:r>
-        <w:t xml:space="preserve"> </w:t>
-      </w:r>
-      <w:r>
-        <w:t xml:space="preserve">useful result. A careful feature matrix, leakage-safe validation, an honestly</w:t>
-      </w:r>
-      <w:r>
-        <w:t xml:space="preserve"> </w:t>
-      </w:r>
-      <w:r>
-        <w:t xml:space="preserve">compared set of tuned tree ensembles, and a cheap convex blend were enough to</w:t>
-      </w:r>
-      <w:r>
-        <w:t xml:space="preserve"> </w:t>
-      </w:r>
-      <w:r>
-        <w:t xml:space="preserve">reach a competitive, and more importantly a genuinely forward-looking, error</w:t>
-      </w:r>
-      <w:r>
-        <w:t xml:space="preserve"> </w:t>
-      </w:r>
-      <w:r>
-        <w:t xml:space="preserve">rate. The gap between this entry and a naive baseline came almost entirely from</w:t>
-      </w:r>
-      <w:r>
-        <w:t xml:space="preserve"> </w:t>
-      </w:r>
-      <w:r>
-        <w:t xml:space="preserve">understanding the</w:t>
-      </w:r>
-      <w:r>
-        <w:t xml:space="preserve"> </w:t>
-      </w:r>
-      <w:r>
-        <w:rPr>
-          <w:i/>
-          <w:iCs/>
-        </w:rPr>
-        <w:t xml:space="preserve">data</w:t>
-      </w:r>
-      <w:r>
-        <w:t xml:space="preserve">—the zero inflation, the bounded target, and the</w:t>
-      </w:r>
-      <w:r>
-        <w:t xml:space="preserve"> </w:t>
-      </w:r>
-      <w:r>
-        <w:t xml:space="preserve">new dataset’s repeated re-scrapes—rather than from algorithmic novelty, and we</w:t>
-      </w:r>
-      <w:r>
-        <w:t xml:space="preserve"> </w:t>
-      </w:r>
-      <w:r>
-        <w:t xml:space="preserve">expect that to remain true of most real demand-forecasting problems of this</w:t>
-      </w:r>
-      <w:r>
-        <w:t xml:space="preserve"> </w:t>
-      </w:r>
-      <w:r>
-        <w:t xml:space="preserve">kind.</w:t>
-      </w:r>
-    </w:p>
-    <w:bookmarkEnd w:id="95"/>
-    <w:bookmarkStart w:id="96" w:name="acknowledgment"/>
-    <w:p>
-      <w:pPr>
-        <w:pStyle w:val="Heading1"/>
-      </w:pPr>
-      <w:r>
-        <w:t xml:space="preserve">Acknowledgment</w:t>
-      </w:r>
-    </w:p>
-    <w:p>
-      <w:pPr>
-        <w:pStyle w:val="FirstParagraph"/>
-      </w:pPr>
-      <w:r>
-        <w:t xml:space="preserve">We thank Abdullah Gül University (AGU) for supporting this work, and the</w:t>
-      </w:r>
-      <w:r>
-        <w:t xml:space="preserve"> </w:t>
-      </w:r>
-      <w:r>
-        <w:t xml:space="preserve">Inside Airbnb project for maintaining and publishing the open dataset this</w:t>
-      </w:r>
-      <w:r>
-        <w:t xml:space="preserve"> </w:t>
-      </w:r>
-      <w:r>
-        <w:t xml:space="preserve">report is built on</w:t>
-      </w:r>
-      <w:r>
-        <w:t xml:space="preserve"> </w:t>
-      </w:r>
-      <w:r>
-        <w:t xml:space="preserve">[2]</w:t>
-      </w:r>
-      <w:r>
-        <w:t xml:space="preserve">.</w:t>
-      </w:r>
-    </w:p>
-    <w:bookmarkEnd w:id="96"/>
-    <w:bookmarkStart w:id="138" w:name="app:allfeatures_table"/>
-    <w:p>
-      <w:pPr>
-        <w:pStyle w:val="Heading1"/>
-      </w:pPr>
-      <w:r>
-        <w:t xml:space="preserve">Complete Feature Inventory</w:t>
-      </w:r>
-    </w:p>
-    <w:p>
-      <w:pPr>
-        <w:pStyle w:val="FirstParagraph"/>
-      </w:pPr>
-      <w:r>
-        <w:t xml:space="preserve">Here is the complete inventory of all 206 engineered feature columns, along</w:t>
-      </w:r>
-      <w:r>
-        <w:t xml:space="preserve"> </w:t>
-      </w:r>
-      <w:r>
-        <w:t xml:space="preserve">with the identifier and target variables and their corresponding data types.</w:t>
-      </w:r>
-      <w:r>
-        <w:t xml:space="preserve"> </w:t>
-      </w:r>
-      <w:r>
-        <w:t xml:space="preserve">Three columns (</w:t>
-      </w:r>
-      <w:r>
-        <w:rPr>
-          <w:rStyle w:val="VerbatimChar"/>
-        </w:rPr>
-        <w:t xml:space="preserve">estimated_revenue_l365d</w:t>
-      </w:r>
-      <w:r>
-        <w:t xml:space="preserve">,</w:t>
-      </w:r>
-      <w:r>
-        <w:t xml:space="preserve"> </w:t>
-      </w:r>
-      <w:r>
-        <w:rPr>
-          <w:rStyle w:val="VerbatimChar"/>
-        </w:rPr>
-        <w:t xml:space="preserve">price_implied</w:t>
-      </w:r>
-      <w:r>
-        <w:t xml:space="preserve">,</w:t>
-      </w:r>
-      <w:r>
-        <w:t xml:space="preserve"> </w:t>
-      </w:r>
-      <w:r>
-        <w:rPr>
-          <w:rStyle w:val="VerbatimChar"/>
-        </w:rPr>
-        <w:t xml:space="preserve">implied_nightly_rate</w:t>
-      </w:r>
-      <w:r>
-        <w:t xml:space="preserve">) are retained for pipeline/schema consistency</w:t>
-      </w:r>
-      <w:r>
-        <w:t xml:space="preserve"> </w:t>
-      </w:r>
-      <w:r>
-        <w:t xml:space="preserve">with the original 2016-data feature set but are 100% missing in this Inside</w:t>
-      </w:r>
-      <w:r>
-        <w:t xml:space="preserve"> </w:t>
-      </w:r>
-      <w:r>
-        <w:t xml:space="preserve">Airbnb export (Section </w:t>
       </w:r>
       <w:hyperlink w:anchor="sec:eda">
         <w:r>
@@ -25914,13 +25699,33 @@
         </w:r>
       </w:hyperlink>
       <w:r>
-        <w:t xml:space="preserve">) and are median-imputed to a constant like</w:t>
-      </w:r>
-      <w:r>
-        <w:t xml:space="preserve"> </w:t>
-      </w:r>
-      <w:r>
-        <w:t xml:space="preserve">any other missing column.</w:t>
+        <w:t xml:space="preserve">) applied to that setup’s own snapshots.</w:t>
+      </w:r>
+    </w:p>
+    <w:bookmarkStart w:id="95" w:name="tab:setups"/>
+    <w:p>
+      <w:pPr>
+        <w:pStyle w:val="TableCaption"/>
+      </w:pPr>
+      <w:r>
+        <w:t xml:space="preserve">Prediction setups (history window</w:t>
+      </w:r>
+      <w:r>
+        <w:t xml:space="preserve"> </w:t>
+      </w:r>
+      <m:oMath>
+        <m:r>
+          <m:rPr>
+            <m:sty m:val="p"/>
+          </m:rPr>
+          <m:t>→</m:t>
+        </m:r>
+      </m:oMath>
+      <w:r>
+        <w:t xml:space="preserve"> </w:t>
+      </w:r>
+      <w:r>
+        <w:t xml:space="preserve">target quarter).</w:t>
       </w:r>
     </w:p>
     <w:tbl>
@@ -25928,6 +25733,252 @@
         <w:tblStyle w:val="Table"/>
         <w:tblW w:type="auto" w:w="0"/>
         <w:tblLook w:firstRow="1" w:lastRow="0" w:firstColumn="0" w:lastColumn="0" w:noHBand="0" w:noVBand="0" w:val="0020"/>
+        <w:tblCaption w:val="Prediction setups (history window \to target quarter)."/>
+      </w:tblPr>
+      <w:tblGrid>
+        <w:gridCol w:w="1980"/>
+        <w:gridCol w:w="1980"/>
+        <w:gridCol w:w="1980"/>
+        <w:gridCol w:w="1980"/>
+      </w:tblGrid>
+      <w:tr>
+        <w:trPr>
+          <w:tblHeader w:val="on"/>
+        </w:trPr>
+        <w:tc>
+          <w:tcPr/>
+          <w:p>
+            <w:pPr>
+              <w:pStyle w:val="Compact"/>
+              <w:jc w:val="left"/>
+            </w:pPr>
+            <w:r>
+              <w:t xml:space="preserve">Setup</w:t>
+            </w:r>
+          </w:p>
+        </w:tc>
+        <w:tc>
+          <w:tcPr/>
+          <w:p>
+            <w:pPr>
+              <w:pStyle w:val="Compact"/>
+              <w:jc w:val="center"/>
+            </w:pPr>
+            <w:r>
+              <w:t xml:space="preserve">History</w:t>
+            </w:r>
+          </w:p>
+        </w:tc>
+        <w:tc>
+          <w:tcPr/>
+          <w:p>
+            <w:pPr>
+              <w:pStyle w:val="Compact"/>
+              <w:jc w:val="center"/>
+            </w:pPr>
+            <w:r>
+              <w:t xml:space="preserve">Target quarter</w:t>
+            </w:r>
+          </w:p>
+        </w:tc>
+        <w:tc>
+          <w:tcPr/>
+          <w:p>
+            <w:pPr>
+              <w:pStyle w:val="Compact"/>
+              <w:jc w:val="center"/>
+            </w:pPr>
+            <w:r>
+              <w:t xml:space="preserve">Listings</w:t>
+            </w:r>
+          </w:p>
+        </w:tc>
+      </w:tr>
+      <w:tr>
+        <w:tc>
+          <w:tcPr/>
+          <w:p>
+            <w:pPr>
+              <w:pStyle w:val="Compact"/>
+              <w:jc w:val="left"/>
+            </w:pPr>
+            <w:r>
+              <w:t xml:space="preserve">A</w:t>
+            </w:r>
+          </w:p>
+        </w:tc>
+        <w:tc>
+          <w:tcPr/>
+          <w:p>
+            <w:pPr>
+              <w:pStyle w:val="Compact"/>
+              <w:jc w:val="center"/>
+            </w:pPr>
+            <w:r>
+              <w:t xml:space="preserve">Jul–Sep 2025 (3 mo)</w:t>
+            </w:r>
+          </w:p>
+        </w:tc>
+        <w:tc>
+          <w:tcPr/>
+          <w:p>
+            <w:pPr>
+              <w:pStyle w:val="Compact"/>
+              <w:jc w:val="center"/>
+            </w:pPr>
+            <w:r>
+              <w:t xml:space="preserve">Q4 2025</w:t>
+            </w:r>
+          </w:p>
+        </w:tc>
+        <w:tc>
+          <w:tcPr/>
+          <w:p>
+            <w:pPr>
+              <w:pStyle w:val="Compact"/>
+              <w:jc w:val="center"/>
+            </w:pPr>
+            <w:r>
+              <w:t xml:space="preserve">36</w:t>
+            </w:r>
+            <w:r>
+              <w:t xml:space="preserve">,</w:t>
+            </w:r>
+            <w:r>
+              <w:t xml:space="preserve">178</w:t>
+            </w:r>
+          </w:p>
+        </w:tc>
+      </w:tr>
+      <w:tr>
+        <w:tc>
+          <w:tcPr/>
+          <w:p>
+            <w:pPr>
+              <w:pStyle w:val="Compact"/>
+              <w:jc w:val="left"/>
+            </w:pPr>
+            <w:r>
+              <w:t xml:space="preserve">B (primary)</w:t>
+            </w:r>
+          </w:p>
+        </w:tc>
+        <w:tc>
+          <w:tcPr/>
+          <w:p>
+            <w:pPr>
+              <w:pStyle w:val="Compact"/>
+              <w:jc w:val="center"/>
+            </w:pPr>
+            <w:r>
+              <w:t xml:space="preserve">Jul–Dec 2025 (6 mo)</w:t>
+            </w:r>
+          </w:p>
+        </w:tc>
+        <w:tc>
+          <w:tcPr/>
+          <w:p>
+            <w:pPr>
+              <w:pStyle w:val="Compact"/>
+              <w:jc w:val="center"/>
+            </w:pPr>
+            <w:r>
+              <w:t xml:space="preserve">Q1 2026</w:t>
+            </w:r>
+          </w:p>
+        </w:tc>
+        <w:tc>
+          <w:tcPr/>
+          <w:p>
+            <w:pPr>
+              <w:pStyle w:val="Compact"/>
+              <w:jc w:val="center"/>
+            </w:pPr>
+            <w:r>
+              <w:t xml:space="preserve">36</w:t>
+            </w:r>
+            <w:r>
+              <w:t xml:space="preserve">,</w:t>
+            </w:r>
+            <w:r>
+              <w:t xml:space="preserve">261</w:t>
+            </w:r>
+          </w:p>
+        </w:tc>
+      </w:tr>
+      <w:tr>
+        <w:tc>
+          <w:tcPr/>
+          <w:p>
+            <w:pPr>
+              <w:pStyle w:val="Compact"/>
+              <w:jc w:val="left"/>
+            </w:pPr>
+            <w:r>
+              <w:t xml:space="preserve">C</w:t>
+            </w:r>
+          </w:p>
+        </w:tc>
+        <w:tc>
+          <w:tcPr/>
+          <w:p>
+            <w:pPr>
+              <w:pStyle w:val="Compact"/>
+              <w:jc w:val="center"/>
+            </w:pPr>
+            <w:r>
+              <w:t xml:space="preserve">Jul 2025–Jan 2026 (7 mo)</w:t>
+            </w:r>
+          </w:p>
+        </w:tc>
+        <w:tc>
+          <w:tcPr/>
+          <w:p>
+            <w:pPr>
+              <w:pStyle w:val="Compact"/>
+              <w:jc w:val="center"/>
+            </w:pPr>
+            <w:r>
+              <w:t xml:space="preserve">Feb–Apr 2026</w:t>
+            </w:r>
+          </w:p>
+        </w:tc>
+        <w:tc>
+          <w:tcPr/>
+          <w:p>
+            <w:pPr>
+              <w:pStyle w:val="Compact"/>
+              <w:jc w:val="center"/>
+            </w:pPr>
+            <w:r>
+              <w:t xml:space="preserve">36</w:t>
+            </w:r>
+            <w:r>
+              <w:t xml:space="preserve">,</w:t>
+            </w:r>
+            <w:r>
+              <w:t xml:space="preserve">282</w:t>
+            </w:r>
+          </w:p>
+        </w:tc>
+      </w:tr>
+    </w:tbl>
+    <w:bookmarkEnd w:id="95"/>
+    <w:bookmarkStart w:id="96" w:name="tab:targetstats3"/>
+    <w:p>
+      <w:pPr>
+        <w:pStyle w:val="TableCaption"/>
+      </w:pPr>
+      <w:r>
+        <w:t xml:space="preserve">Clean multi-snapshot target statistics by setup.</w:t>
+      </w:r>
+    </w:p>
+    <w:tbl>
+      <w:tblPr>
+        <w:tblStyle w:val="Table"/>
+        <w:tblW w:type="auto" w:w="0"/>
+        <w:tblLook w:firstRow="1" w:lastRow="0" w:firstColumn="0" w:lastColumn="0" w:noHBand="0" w:noVBand="0" w:val="0020"/>
+        <w:tblCaption w:val="Clean multi-snapshot target statistics by setup."/>
       </w:tblPr>
       <w:tblGrid>
         <w:gridCol w:w="1320"/>
@@ -25949,6 +26000,1737 @@
               <w:jc w:val="left"/>
             </w:pPr>
             <w:r>
+              <w:t xml:space="preserve">Setup</w:t>
+            </w:r>
+          </w:p>
+        </w:tc>
+        <w:tc>
+          <w:tcPr/>
+          <w:p>
+            <w:pPr>
+              <w:pStyle w:val="Compact"/>
+              <w:jc w:val="center"/>
+            </w:pPr>
+            <m:oMath>
+              <m:r>
+                <m:t>n</m:t>
+              </m:r>
+            </m:oMath>
+          </w:p>
+        </w:tc>
+        <w:tc>
+          <w:tcPr/>
+          <w:p>
+            <w:pPr>
+              <w:pStyle w:val="Compact"/>
+              <w:jc w:val="center"/>
+            </w:pPr>
+            <w:r>
+              <w:t xml:space="preserve">Mean</w:t>
+            </w:r>
+          </w:p>
+        </w:tc>
+        <w:tc>
+          <w:tcPr/>
+          <w:p>
+            <w:pPr>
+              <w:pStyle w:val="Compact"/>
+              <w:jc w:val="center"/>
+            </w:pPr>
+            <w:r>
+              <w:t xml:space="preserve">Median</w:t>
+            </w:r>
+          </w:p>
+        </w:tc>
+        <w:tc>
+          <w:tcPr/>
+          <w:p>
+            <w:pPr>
+              <w:pStyle w:val="Compact"/>
+              <w:jc w:val="center"/>
+            </w:pPr>
+            <w:r>
+              <w:t xml:space="preserve">Std</w:t>
+            </w:r>
+          </w:p>
+        </w:tc>
+        <w:tc>
+          <w:tcPr/>
+          <w:p>
+            <w:pPr>
+              <w:pStyle w:val="Compact"/>
+              <w:jc w:val="center"/>
+            </w:pPr>
+            <w:r>
+              <w:t xml:space="preserve">% zero</w:t>
+            </w:r>
+          </w:p>
+        </w:tc>
+      </w:tr>
+      <w:tr>
+        <w:tc>
+          <w:tcPr/>
+          <w:p>
+            <w:pPr>
+              <w:pStyle w:val="Compact"/>
+              <w:jc w:val="left"/>
+            </w:pPr>
+            <w:r>
+              <w:t xml:space="preserve">A</w:t>
+            </w:r>
+          </w:p>
+        </w:tc>
+        <w:tc>
+          <w:tcPr/>
+          <w:p>
+            <w:pPr>
+              <w:pStyle w:val="Compact"/>
+              <w:jc w:val="center"/>
+            </w:pPr>
+            <w:r>
+              <w:t xml:space="preserve">36</w:t>
+            </w:r>
+            <w:r>
+              <w:t xml:space="preserve">,</w:t>
+            </w:r>
+            <w:r>
+              <w:t xml:space="preserve">178</w:t>
+            </w:r>
+          </w:p>
+        </w:tc>
+        <w:tc>
+          <w:tcPr/>
+          <w:p>
+            <w:pPr>
+              <w:pStyle w:val="Compact"/>
+              <w:jc w:val="center"/>
+            </w:pPr>
+            <w:r>
+              <w:t xml:space="preserve">21.5</w:t>
+            </w:r>
+          </w:p>
+        </w:tc>
+        <w:tc>
+          <w:tcPr/>
+          <w:p>
+            <w:pPr>
+              <w:pStyle w:val="Compact"/>
+              <w:jc w:val="center"/>
+            </w:pPr>
+            <w:r>
+              <w:t xml:space="preserve">2</w:t>
+            </w:r>
+          </w:p>
+        </w:tc>
+        <w:tc>
+          <w:tcPr/>
+          <w:p>
+            <w:pPr>
+              <w:pStyle w:val="Compact"/>
+              <w:jc w:val="center"/>
+            </w:pPr>
+            <w:r>
+              <w:t xml:space="preserve">29.5</w:t>
+            </w:r>
+          </w:p>
+        </w:tc>
+        <w:tc>
+          <w:tcPr/>
+          <w:p>
+            <w:pPr>
+              <w:pStyle w:val="Compact"/>
+              <w:jc w:val="center"/>
+            </w:pPr>
+            <w:r>
+              <w:t xml:space="preserve">47.7%</w:t>
+            </w:r>
+          </w:p>
+        </w:tc>
+      </w:tr>
+      <w:tr>
+        <w:tc>
+          <w:tcPr/>
+          <w:p>
+            <w:pPr>
+              <w:pStyle w:val="Compact"/>
+              <w:jc w:val="left"/>
+            </w:pPr>
+            <w:r>
+              <w:t xml:space="preserve">B</w:t>
+            </w:r>
+          </w:p>
+        </w:tc>
+        <w:tc>
+          <w:tcPr/>
+          <w:p>
+            <w:pPr>
+              <w:pStyle w:val="Compact"/>
+              <w:jc w:val="center"/>
+            </w:pPr>
+            <w:r>
+              <w:t xml:space="preserve">36</w:t>
+            </w:r>
+            <w:r>
+              <w:t xml:space="preserve">,</w:t>
+            </w:r>
+            <w:r>
+              <w:t xml:space="preserve">261</w:t>
+            </w:r>
+          </w:p>
+        </w:tc>
+        <w:tc>
+          <w:tcPr/>
+          <w:p>
+            <w:pPr>
+              <w:pStyle w:val="Compact"/>
+              <w:jc w:val="center"/>
+            </w:pPr>
+            <w:r>
+              <w:t xml:space="preserve">16.1</w:t>
+            </w:r>
+          </w:p>
+        </w:tc>
+        <w:tc>
+          <w:tcPr/>
+          <w:p>
+            <w:pPr>
+              <w:pStyle w:val="Compact"/>
+              <w:jc w:val="center"/>
+            </w:pPr>
+            <w:r>
+              <w:t xml:space="preserve">1</w:t>
+            </w:r>
+          </w:p>
+        </w:tc>
+        <w:tc>
+          <w:tcPr/>
+          <w:p>
+            <w:pPr>
+              <w:pStyle w:val="Compact"/>
+              <w:jc w:val="center"/>
+            </w:pPr>
+            <w:r>
+              <w:t xml:space="preserve">25.1</w:t>
+            </w:r>
+          </w:p>
+        </w:tc>
+        <w:tc>
+          <w:tcPr/>
+          <w:p>
+            <w:pPr>
+              <w:pStyle w:val="Compact"/>
+              <w:jc w:val="center"/>
+            </w:pPr>
+            <w:r>
+              <w:t xml:space="preserve">49.6%</w:t>
+            </w:r>
+          </w:p>
+        </w:tc>
+      </w:tr>
+      <w:tr>
+        <w:tc>
+          <w:tcPr/>
+          <w:p>
+            <w:pPr>
+              <w:pStyle w:val="Compact"/>
+              <w:jc w:val="left"/>
+            </w:pPr>
+            <w:r>
+              <w:t xml:space="preserve">C</w:t>
+            </w:r>
+          </w:p>
+        </w:tc>
+        <w:tc>
+          <w:tcPr/>
+          <w:p>
+            <w:pPr>
+              <w:pStyle w:val="Compact"/>
+              <w:jc w:val="center"/>
+            </w:pPr>
+            <w:r>
+              <w:t xml:space="preserve">36</w:t>
+            </w:r>
+            <w:r>
+              <w:t xml:space="preserve">,</w:t>
+            </w:r>
+            <w:r>
+              <w:t xml:space="preserve">282</w:t>
+            </w:r>
+          </w:p>
+        </w:tc>
+        <w:tc>
+          <w:tcPr/>
+          <w:p>
+            <w:pPr>
+              <w:pStyle w:val="Compact"/>
+              <w:jc w:val="center"/>
+            </w:pPr>
+            <w:r>
+              <w:t xml:space="preserve">17.9</w:t>
+            </w:r>
+          </w:p>
+        </w:tc>
+        <w:tc>
+          <w:tcPr/>
+          <w:p>
+            <w:pPr>
+              <w:pStyle w:val="Compact"/>
+              <w:jc w:val="center"/>
+            </w:pPr>
+            <w:r>
+              <w:t xml:space="preserve">1</w:t>
+            </w:r>
+          </w:p>
+        </w:tc>
+        <w:tc>
+          <w:tcPr/>
+          <w:p>
+            <w:pPr>
+              <w:pStyle w:val="Compact"/>
+              <w:jc w:val="center"/>
+            </w:pPr>
+            <w:r>
+              <w:t xml:space="preserve">26.4</w:t>
+            </w:r>
+          </w:p>
+        </w:tc>
+        <w:tc>
+          <w:tcPr/>
+          <w:p>
+            <w:pPr>
+              <w:pStyle w:val="Compact"/>
+              <w:jc w:val="center"/>
+            </w:pPr>
+            <w:r>
+              <w:t xml:space="preserve">48.6%</w:t>
+            </w:r>
+          </w:p>
+        </w:tc>
+      </w:tr>
+    </w:tbl>
+    <w:bookmarkEnd w:id="96"/>
+    <w:p>
+      <w:pPr>
+        <w:pStyle w:val="BodyText"/>
+      </w:pPr>
+      <w:r>
+        <w:t xml:space="preserve">Figure </w:t>
+      </w:r>
+      <w:hyperlink w:anchor="fig:robustness">
+        <w:r>
+          <w:rPr>
+            <w:rStyle w:val="Hyperlink"/>
+          </w:rPr>
+          <w:t xml:space="preserve">8</w:t>
+        </w:r>
+      </w:hyperlink>
+      <w:r>
+        <w:t xml:space="preserve"> </w:t>
+      </w:r>
+      <w:r>
+        <w:t xml:space="preserve">reports the held-out test</w:t>
+      </w:r>
+      <w:r>
+        <w:t xml:space="preserve"> </w:t>
+      </w:r>
+      <m:oMath>
+        <m:sSup>
+          <m:e>
+            <m:r>
+              <m:t>R</m:t>
+            </m:r>
+          </m:e>
+          <m:sup>
+            <m:r>
+              <m:t>2</m:t>
+            </m:r>
+          </m:sup>
+        </m:sSup>
+      </m:oMath>
+      <w:r>
+        <w:t xml:space="preserve"> </w:t>
+      </w:r>
+      <w:r>
+        <w:t xml:space="preserve">of the SLSQP blend</w:t>
+      </w:r>
+      <w:r>
+        <w:t xml:space="preserve"> </w:t>
+      </w:r>
+      <w:r>
+        <w:t xml:space="preserve">for all three setups; Figure </w:t>
+      </w:r>
+      <w:hyperlink w:anchor="fig:robustnessmodels">
+        <w:r>
+          <w:rPr>
+            <w:rStyle w:val="Hyperlink"/>
+          </w:rPr>
+          <w:t xml:space="preserve">9</w:t>
+        </w:r>
+      </w:hyperlink>
+      <w:r>
+        <w:t xml:space="preserve"> </w:t>
+      </w:r>
+      <w:r>
+        <w:t xml:space="preserve">breaks this down by</w:t>
+      </w:r>
+      <w:r>
+        <w:t xml:space="preserve"> </w:t>
+      </w:r>
+      <w:r>
+        <w:t xml:space="preserve">individual model. The blend’s held-out</w:t>
+      </w:r>
+      <w:r>
+        <w:t xml:space="preserve"> </w:t>
+      </w:r>
+      <m:oMath>
+        <m:sSup>
+          <m:e>
+            <m:r>
+              <m:t>R</m:t>
+            </m:r>
+          </m:e>
+          <m:sup>
+            <m:r>
+              <m:t>2</m:t>
+            </m:r>
+          </m:sup>
+        </m:sSup>
+      </m:oMath>
+      <w:r>
+        <w:t xml:space="preserve"> </w:t>
+      </w:r>
+      <w:r>
+        <w:t xml:space="preserve">is 0.622 (Setup A), 0.536 (Setup</w:t>
+      </w:r>
+      <w:r>
+        <w:t xml:space="preserve"> </w:t>
+      </w:r>
+      <w:r>
+        <w:t xml:space="preserve">B), and 0.567 (Setup C): the accuracy is not a one-quarter artefact, and the</w:t>
+      </w:r>
+      <w:r>
+        <w:t xml:space="preserve"> </w:t>
+      </w:r>
+      <w:r>
+        <w:t xml:space="preserve">same model ranking (blend</w:t>
+      </w:r>
+      <w:r>
+        <w:t xml:space="preserve"> </w:t>
+      </w:r>
+      <m:oMath>
+        <m:r>
+          <m:rPr>
+            <m:sty m:val="p"/>
+          </m:rPr>
+          <m:t>&gt;</m:t>
+        </m:r>
+      </m:oMath>
+      <w:r>
+        <w:t xml:space="preserve"> </w:t>
+      </w:r>
+      <w:r>
+        <w:t xml:space="preserve">CatBoost</w:t>
+      </w:r>
+      <w:r>
+        <w:t xml:space="preserve"> </w:t>
+      </w:r>
+      <m:oMath>
+        <m:r>
+          <m:rPr>
+            <m:sty m:val="p"/>
+          </m:rPr>
+          <m:t>≈</m:t>
+        </m:r>
+      </m:oMath>
+      <w:r>
+        <w:t xml:space="preserve"> </w:t>
+      </w:r>
+      <w:r>
+        <w:t xml:space="preserve">LightGBM</w:t>
+      </w:r>
+      <w:r>
+        <w:t xml:space="preserve"> </w:t>
+      </w:r>
+      <m:oMath>
+        <m:r>
+          <m:rPr>
+            <m:sty m:val="p"/>
+          </m:rPr>
+          <m:t>≈</m:t>
+        </m:r>
+      </m:oMath>
+      <w:r>
+        <w:t xml:space="preserve"> </w:t>
+      </w:r>
+      <w:r>
+        <w:t xml:space="preserve">XGBoost</w:t>
+      </w:r>
+      <w:r>
+        <w:t xml:space="preserve"> </w:t>
+      </w:r>
+      <m:oMath>
+        <m:r>
+          <m:rPr>
+            <m:sty m:val="p"/>
+          </m:rPr>
+          <m:t>&gt;</m:t>
+        </m:r>
+      </m:oMath>
+      <w:r>
+        <w:t xml:space="preserve"> </w:t>
+      </w:r>
+      <w:r>
+        <w:t xml:space="preserve">Random Forest</w:t>
+      </w:r>
+      <w:r>
+        <w:t xml:space="preserve"> </w:t>
+      </w:r>
+      <m:oMath>
+        <m:r>
+          <m:rPr>
+            <m:sty m:val="p"/>
+          </m:rPr>
+          <m:t>≫</m:t>
+        </m:r>
+      </m:oMath>
+      <w:r>
+        <w:t xml:space="preserve"> </w:t>
+      </w:r>
+      <w:r>
+        <w:t xml:space="preserve">Linear Regression) holds in every period.</w:t>
+      </w:r>
+    </w:p>
+    <w:bookmarkStart w:id="100" w:name="fig:robustness"/>
+    <w:p>
+      <w:pPr>
+        <w:pStyle w:val="CaptionedFigure"/>
+      </w:pPr>
+      <w:r>
+        <w:drawing>
+          <wp:inline>
+            <wp:extent cx="5334000" cy="3391084"/>
+            <wp:effectExtent b="0" l="0" r="0" t="0"/>
+            <wp:docPr descr="" title="" id="98" name="Picture"/>
+            <a:graphic>
+              <a:graphicData uri="http://schemas.openxmlformats.org/drawingml/2006/picture">
+                <pic:pic>
+                  <pic:nvPicPr>
+                    <pic:cNvPr descr="fig8_cross_period_robustness.png" id="99" name="Picture"/>
+                    <pic:cNvPicPr>
+                      <a:picLocks noChangeArrowheads="1" noChangeAspect="1"/>
+                    </pic:cNvPicPr>
+                  </pic:nvPicPr>
+                  <pic:blipFill>
+                    <a:blip r:embed="rId97"/>
+                    <a:stretch>
+                      <a:fillRect/>
+                    </a:stretch>
+                  </pic:blipFill>
+                  <pic:spPr bwMode="auto">
+                    <a:xfrm>
+                      <a:off x="0" y="0"/>
+                      <a:ext cx="5334000" cy="3391084"/>
+                    </a:xfrm>
+                    <a:prstGeom prst="rect">
+                      <a:avLst/>
+                    </a:prstGeom>
+                    <a:noFill/>
+                    <a:ln w="9525">
+                      <a:noFill/>
+                      <a:headEnd/>
+                      <a:tailEnd/>
+                    </a:ln>
+                  </pic:spPr>
+                </pic:pic>
+              </a:graphicData>
+            </a:graphic>
+          </wp:inline>
+        </w:drawing>
+      </w:r>
+    </w:p>
+    <w:p>
+      <w:pPr>
+        <w:pStyle w:val="ImageCaption"/>
+      </w:pPr>
+      <w:r>
+        <w:t xml:space="preserve">Cross-period robustness: held-out test</w:t>
+      </w:r>
+      <w:r>
+        <w:t xml:space="preserve"> </w:t>
+      </w:r>
+      <m:oMath>
+        <m:sSup>
+          <m:e>
+            <m:r>
+              <m:t>R</m:t>
+            </m:r>
+          </m:e>
+          <m:sup>
+            <m:r>
+              <m:t>2</m:t>
+            </m:r>
+          </m:sup>
+        </m:sSup>
+      </m:oMath>
+      <w:r>
+        <w:t xml:space="preserve"> </w:t>
+      </w:r>
+      <w:r>
+        <w:t xml:space="preserve">of the SLSQP blend for</w:t>
+      </w:r>
+      <w:r>
+        <w:t xml:space="preserve"> </w:t>
+      </w:r>
+      <w:r>
+        <w:t xml:space="preserve">each of the three setups.</w:t>
+      </w:r>
+    </w:p>
+    <w:bookmarkEnd w:id="100"/>
+    <w:bookmarkStart w:id="104" w:name="fig:robustnessmodels"/>
+    <w:p>
+      <w:pPr>
+        <w:pStyle w:val="CaptionedFigure"/>
+      </w:pPr>
+      <w:r>
+        <w:drawing>
+          <wp:inline>
+            <wp:extent cx="5334000" cy="1680329"/>
+            <wp:effectExtent b="0" l="0" r="0" t="0"/>
+            <wp:docPr descr="" title="" id="102" name="Picture"/>
+            <a:graphic>
+              <a:graphicData uri="http://schemas.openxmlformats.org/drawingml/2006/picture">
+                <pic:pic>
+                  <pic:nvPicPr>
+                    <pic:cNvPr descr="fig9_model_comparison_all_setups.png" id="103" name="Picture"/>
+                    <pic:cNvPicPr>
+                      <a:picLocks noChangeArrowheads="1" noChangeAspect="1"/>
+                    </pic:cNvPicPr>
+                  </pic:nvPicPr>
+                  <pic:blipFill>
+                    <a:blip r:embed="rId101"/>
+                    <a:stretch>
+                      <a:fillRect/>
+                    </a:stretch>
+                  </pic:blipFill>
+                  <pic:spPr bwMode="auto">
+                    <a:xfrm>
+                      <a:off x="0" y="0"/>
+                      <a:ext cx="5334000" cy="1680329"/>
+                    </a:xfrm>
+                    <a:prstGeom prst="rect">
+                      <a:avLst/>
+                    </a:prstGeom>
+                    <a:noFill/>
+                    <a:ln w="9525">
+                      <a:noFill/>
+                      <a:headEnd/>
+                      <a:tailEnd/>
+                    </a:ln>
+                  </pic:spPr>
+                </pic:pic>
+              </a:graphicData>
+            </a:graphic>
+          </wp:inline>
+        </w:drawing>
+      </w:r>
+    </w:p>
+    <w:p>
+      <w:pPr>
+        <w:pStyle w:val="ImageCaption"/>
+      </w:pPr>
+      <w:r>
+        <w:t xml:space="preserve">Held-out test</w:t>
+      </w:r>
+      <w:r>
+        <w:t xml:space="preserve"> </w:t>
+      </w:r>
+      <m:oMath>
+        <m:sSup>
+          <m:e>
+            <m:r>
+              <m:t>R</m:t>
+            </m:r>
+          </m:e>
+          <m:sup>
+            <m:r>
+              <m:t>2</m:t>
+            </m:r>
+          </m:sup>
+        </m:sSup>
+      </m:oMath>
+      <w:r>
+        <w:t xml:space="preserve"> </w:t>
+      </w:r>
+      <w:r>
+        <w:t xml:space="preserve">for every model, all three setups.</w:t>
+      </w:r>
+    </w:p>
+    <w:bookmarkEnd w:id="104"/>
+    <w:p>
+      <w:pPr>
+        <w:pStyle w:val="BodyText"/>
+      </w:pPr>
+      <w:r>
+        <w:t xml:space="preserve">We also re-tested two further findings from Setup B on Setups A and C, with</w:t>
+      </w:r>
+      <w:r>
+        <w:t xml:space="preserve"> </w:t>
+      </w:r>
+      <w:r>
+        <w:t xml:space="preserve">all hyperparameters reused unchanged (no per-setup re-tuning). First, the</w:t>
+      </w:r>
+      <w:r>
+        <w:t xml:space="preserve"> </w:t>
+      </w:r>
+      <w:r>
+        <w:t xml:space="preserve">hurdle model (Section </w:t>
+      </w:r>
+      <w:hyperlink w:anchor="sec:hurdle-impl">
+        <w:r>
+          <w:rPr>
+            <w:rStyle w:val="Hyperlink"/>
+          </w:rPr>
+          <w:t xml:space="preserve">5.7</w:t>
+        </w:r>
+      </w:hyperlink>
+      <w:r>
+        <w:t xml:space="preserve">) did not improve on a single</w:t>
+      </w:r>
+      <w:r>
+        <w:t xml:space="preserve"> </w:t>
+      </w:r>
+      <w:r>
+        <w:t xml:space="preserve">XGBoost model in either new setup (MSE</w:t>
+      </w:r>
+      <w:r>
+        <w:t xml:space="preserve"> </w:t>
+      </w:r>
+      <m:oMath>
+        <m:r>
+          <m:rPr>
+            <m:sty m:val="p"/>
+          </m:rPr>
+          <m:t>+</m:t>
+        </m:r>
+        <m:r>
+          <m:t>4.15</m:t>
+        </m:r>
+      </m:oMath>
+      <w:r>
+        <w:t xml:space="preserve"> </w:t>
+      </w:r>
+      <w:r>
+        <w:t xml:space="preserve">for Setup A,</w:t>
+      </w:r>
+      <w:r>
+        <w:t xml:space="preserve"> </w:t>
+      </w:r>
+      <m:oMath>
+        <m:r>
+          <m:rPr>
+            <m:sty m:val="p"/>
+          </m:rPr>
+          <m:t>+</m:t>
+        </m:r>
+        <m:r>
+          <m:t>3.56</m:t>
+        </m:r>
+      </m:oMath>
+      <w:r>
+        <w:t xml:space="preserve"> </w:t>
+      </w:r>
+      <w:r>
+        <w:t xml:space="preserve">for Setup</w:t>
+      </w:r>
+      <w:r>
+        <w:t xml:space="preserve"> </w:t>
+      </w:r>
+      <w:r>
+        <w:t xml:space="preserve">C), matching Setup B’s own borderline result. Second, we ran a direct</w:t>
+      </w:r>
+      <w:r>
+        <w:t xml:space="preserve"> </w:t>
+      </w:r>
+      <w:r>
+        <w:t xml:space="preserve">naive-vs-clean-target comparison (fitting the identical model on both target</w:t>
+      </w:r>
+      <w:r>
+        <w:t xml:space="preserve"> </w:t>
+      </w:r>
+      <w:r>
+        <w:t xml:space="preserve">definitions) for the first time on this project: it does</w:t>
+      </w:r>
+      <w:r>
+        <w:t xml:space="preserve"> </w:t>
+      </w:r>
+      <w:r>
+        <w:rPr>
+          <w:i/>
+          <w:iCs/>
+        </w:rPr>
+        <w:t xml:space="preserve">not</w:t>
+      </w:r>
+      <w:r>
+        <w:t xml:space="preserve"> </w:t>
+      </w:r>
+      <w:r>
+        <w:t xml:space="preserve">show the</w:t>
+      </w:r>
+      <w:r>
+        <w:t xml:space="preserve"> </w:t>
+      </w:r>
+      <w:r>
+        <w:t xml:space="preserve">clean target achieving a better</w:t>
+      </w:r>
+      <w:r>
+        <w:t xml:space="preserve"> </w:t>
+      </w:r>
+      <m:oMath>
+        <m:sSup>
+          <m:e>
+            <m:r>
+              <m:t>R</m:t>
+            </m:r>
+          </m:e>
+          <m:sup>
+            <m:r>
+              <m:t>2</m:t>
+            </m:r>
+          </m:sup>
+        </m:sSup>
+      </m:oMath>
+      <w:r>
+        <w:t xml:space="preserve"> </w:t>
+      </w:r>
+      <w:r>
+        <w:t xml:space="preserve">or MSE than the naive target on either</w:t>
+      </w:r>
+      <w:r>
+        <w:t xml:space="preserve"> </w:t>
+      </w:r>
+      <w:r>
+        <w:t xml:space="preserve">new setup — the naive target’s</w:t>
+      </w:r>
+      <w:r>
+        <w:t xml:space="preserve"> </w:t>
+      </w:r>
+      <m:oMath>
+        <m:sSup>
+          <m:e>
+            <m:r>
+              <m:t>R</m:t>
+            </m:r>
+          </m:e>
+          <m:sup>
+            <m:r>
+              <m:t>2</m:t>
+            </m:r>
+          </m:sup>
+        </m:sSup>
+      </m:oMath>
+      <w:r>
+        <w:t xml:space="preserve"> </w:t>
+      </w:r>
+      <w:r>
+        <w:t xml:space="preserve">is mechanically inflated by its own</w:t>
+      </w:r>
+      <w:r>
+        <w:t xml:space="preserve"> </w:t>
+      </w:r>
+      <w:r>
+        <w:t xml:space="preserve">higher variance (</w:t>
+      </w:r>
+      <m:oMath>
+        <m:sSup>
+          <m:e>
+            <m:r>
+              <m:t>R</m:t>
+            </m:r>
+          </m:e>
+          <m:sup>
+            <m:r>
+              <m:t>2</m:t>
+            </m:r>
+          </m:sup>
+        </m:sSup>
+        <m:r>
+          <m:rPr>
+            <m:sty m:val="p"/>
+          </m:rPr>
+          <m:t>=</m:t>
+        </m:r>
+        <m:r>
+          <m:t>1</m:t>
+        </m:r>
+        <m:r>
+          <m:rPr>
+            <m:sty m:val="p"/>
+          </m:rPr>
+          <m:t>−</m:t>
+        </m:r>
+        <m:r>
+          <m:rPr>
+            <m:sty m:val="p"/>
+          </m:rPr>
+          <m:t>M</m:t>
+        </m:r>
+        <m:r>
+          <m:rPr>
+            <m:sty m:val="p"/>
+          </m:rPr>
+          <m:t>S</m:t>
+        </m:r>
+        <m:r>
+          <m:rPr>
+            <m:sty m:val="p"/>
+          </m:rPr>
+          <m:t>E</m:t>
+        </m:r>
+        <m:r>
+          <m:rPr>
+            <m:sty m:val="p"/>
+          </m:rPr>
+          <m:t>/</m:t>
+        </m:r>
+        <m:r>
+          <m:rPr>
+            <m:sty m:val="p"/>
+          </m:rPr>
+          <m:t>V</m:t>
+        </m:r>
+        <m:r>
+          <m:rPr>
+            <m:sty m:val="p"/>
+          </m:rPr>
+          <m:t>a</m:t>
+        </m:r>
+        <m:r>
+          <m:rPr>
+            <m:sty m:val="p"/>
+          </m:rPr>
+          <m:t>r</m:t>
+        </m:r>
+        <m:r>
+          <m:rPr>
+            <m:sty m:val="p"/>
+          </m:rPr>
+          <m:t>(</m:t>
+        </m:r>
+        <m:r>
+          <m:t>y</m:t>
+        </m:r>
+        <m:r>
+          <m:rPr>
+            <m:sty m:val="p"/>
+          </m:rPr>
+          <m:t>)</m:t>
+        </m:r>
+      </m:oMath>
+      <w:r>
+        <w:t xml:space="preserve">; the naive target has</w:t>
+      </w:r>
+      <w:r>
+        <w:t xml:space="preserve"> </w:t>
+      </w:r>
+      <m:oMath>
+        <m:r>
+          <m:t>1.9</m:t>
+        </m:r>
+      </m:oMath>
+      <w:r>
+        <w:t xml:space="preserve">–</w:t>
+      </w:r>
+      <m:oMath>
+        <m:r>
+          <m:t>2.3</m:t>
+        </m:r>
+        <m:r>
+          <m:rPr>
+            <m:sty m:val="p"/>
+          </m:rPr>
+          <m:t>×</m:t>
+        </m:r>
+      </m:oMath>
+      <w:r>
+        <w:t xml:space="preserve"> </w:t>
+      </w:r>
+      <w:r>
+        <w:t xml:space="preserve">the clean target’s variance). We do not read this as</w:t>
+      </w:r>
+      <w:r>
+        <w:t xml:space="preserve"> </w:t>
+      </w:r>
+      <w:r>
+        <w:t xml:space="preserve">evidence against the clean-target design: our justification for it was always</w:t>
+      </w:r>
+      <w:r>
+        <w:t xml:space="preserve"> </w:t>
+      </w:r>
+      <w:r>
+        <w:t xml:space="preserve">a construct-validity argument (the clean rule isolates a real</w:t>
+      </w:r>
+      <w:r>
+        <w:t xml:space="preserve"> </w:t>
+      </w:r>
+      <w:r>
+        <w:t xml:space="preserve">available</w:t>
+      </w:r>
+      <m:oMath>
+        <m:r>
+          <m:rPr>
+            <m:sty m:val="p"/>
+          </m:rPr>
+          <m:t>→</m:t>
+        </m:r>
+      </m:oMath>
+      <w:r>
+        <w:t xml:space="preserve">booked transition, whereas the naive count conflates that with</w:t>
+      </w:r>
+      <w:r>
+        <w:t xml:space="preserve"> </w:t>
+      </w:r>
+      <w:r>
+        <w:t xml:space="preserve">host-blocking, Section </w:t>
+      </w:r>
+      <w:hyperlink w:anchor="sec:eda">
+        <w:r>
+          <w:rPr>
+            <w:rStyle w:val="Hyperlink"/>
+          </w:rPr>
+          <w:t xml:space="preserve">4.1</w:t>
+        </w:r>
+      </w:hyperlink>
+      <w:r>
+        <w:t xml:space="preserve">), not a claim that it would score better</w:t>
+      </w:r>
+      <w:r>
+        <w:t xml:space="preserve"> </w:t>
+      </w:r>
+      <w:r>
+        <w:t xml:space="preserve">by these metrics, and this result is a useful reminder to state that argument</w:t>
+      </w:r>
+      <w:r>
+        <w:t xml:space="preserve"> </w:t>
+      </w:r>
+      <w:r>
+        <w:t xml:space="preserve">precisely rather than oversell it as an error-reduction technique.</w:t>
+      </w:r>
+    </w:p>
+    <w:bookmarkEnd w:id="105"/>
+    <w:bookmarkEnd w:id="106"/>
+    <w:bookmarkStart w:id="107" w:name="sec:concl"/>
+    <w:p>
+      <w:pPr>
+        <w:pStyle w:val="Heading1"/>
+      </w:pPr>
+      <w:r>
+        <w:t xml:space="preserve">Recommendations and Conclusions</w:t>
+      </w:r>
+    </w:p>
+    <w:p>
+      <w:pPr>
+        <w:pStyle w:val="FirstParagraph"/>
+      </w:pPr>
+      <w:r>
+        <w:t xml:space="preserve">In this report we built a complete, leakage-safe machine-learning pipeline to</w:t>
+      </w:r>
+      <w:r>
+        <w:t xml:space="preserve"> </w:t>
+      </w:r>
+      <w:r>
+        <w:t xml:space="preserve">predict Q1 2026 Airbnb booking demand in New York City from the open Inside</w:t>
+      </w:r>
+      <w:r>
+        <w:t xml:space="preserve"> </w:t>
+      </w:r>
+      <w:r>
+        <w:t xml:space="preserve">Airbnb data, under a strict rule that no feature may be built from information</w:t>
+      </w:r>
+      <w:r>
+        <w:t xml:space="preserve"> </w:t>
+      </w:r>
+      <w:r>
+        <w:t xml:space="preserve">that would not actually be available at prediction time. Starting from a</w:t>
+      </w:r>
+      <w:r>
+        <w:t xml:space="preserve"> </w:t>
+      </w:r>
+      <w:r>
+        <w:t xml:space="preserve">static listings snapshot and six months of calendar/review history (H2 2025),</w:t>
+      </w:r>
+      <w:r>
+        <w:t xml:space="preserve"> </w:t>
+      </w:r>
+      <w:r>
+        <w:t xml:space="preserve">we engineered 206 per-listing features, compared nine model configurations</w:t>
+      </w:r>
+      <w:r>
+        <w:t xml:space="preserve"> </w:t>
+      </w:r>
+      <w:r>
+        <w:t xml:space="preserve">with 5-fold cross-validation, independently tuned three boosted-tree families</w:t>
+      </w:r>
+      <w:r>
+        <w:t xml:space="preserve"> </w:t>
+      </w:r>
+      <w:r>
+        <w:t xml:space="preserve">with a custom early-stopping randomized search, combined the best models with</w:t>
+      </w:r>
+      <w:r>
+        <w:t xml:space="preserve"> </w:t>
+      </w:r>
+      <w:r>
+        <w:t xml:space="preserve">an SLSQP-optimised weighted blend, and implemented a two-stage hurdle</w:t>
+      </w:r>
+      <w:r>
+        <w:t xml:space="preserve"> </w:t>
+      </w:r>
+      <w:r>
+        <w:t xml:space="preserve">extension. The final blend reaches a development CV MSE of 290.1 and a</w:t>
+      </w:r>
+      <w:r>
+        <w:t xml:space="preserve"> </w:t>
+      </w:r>
+      <w:r>
+        <w:t xml:space="preserve">held-out local test MSE of 286.1, closely tracking one another, which gives us</w:t>
+      </w:r>
+      <w:r>
+        <w:t xml:space="preserve"> </w:t>
+      </w:r>
+      <w:r>
+        <w:t xml:space="preserve">confidence that the result generalizes rather than being an artefact of</w:t>
+      </w:r>
+      <w:r>
+        <w:t xml:space="preserve"> </w:t>
+      </w:r>
+      <w:r>
+        <w:t xml:space="preserve">cross-validation overfitting.</w:t>
+      </w:r>
+    </w:p>
+    <w:p>
+      <w:pPr>
+        <w:pStyle w:val="BodyText"/>
+      </w:pPr>
+      <w:r>
+        <w:t xml:space="preserve">The clearest lessons for us were, again, practical ones. Most of the</w:t>
+      </w:r>
+      <w:r>
+        <w:t xml:space="preserve"> </w:t>
+      </w:r>
+      <w:r>
+        <w:t xml:space="preserve">predictive power came from the calendar histories rather than the static</w:t>
+      </w:r>
+      <w:r>
+        <w:t xml:space="preserve"> </w:t>
+      </w:r>
+      <w:r>
+        <w:t xml:space="preserve">listing table, and specifically from a feature family (cross-snapshot</w:t>
+      </w:r>
+      <w:r>
+        <w:t xml:space="preserve"> </w:t>
+      </w:r>
+      <w:r>
+        <w:t xml:space="preserve">calendar volatility) that only exists because Inside Airbnb re-scrapes the</w:t>
+      </w:r>
+      <w:r>
+        <w:t xml:space="preserve"> </w:t>
+      </w:r>
+      <w:r>
+        <w:t xml:space="preserve">same future dates every month—a signal with no counterpart in the original</w:t>
+      </w:r>
+      <w:r>
+        <w:t xml:space="preserve"> </w:t>
+      </w:r>
+      <w:r>
+        <w:t xml:space="preserve">fixed-snapshot dataset (Section </w:t>
+      </w:r>
+      <w:hyperlink w:anchor="sec:changes">
+        <w:r>
+          <w:rPr>
+            <w:rStyle w:val="Hyperlink"/>
+          </w:rPr>
+          <w:t xml:space="preserve">6</w:t>
+        </w:r>
+      </w:hyperlink>
+      <w:r>
+        <w:t xml:space="preserve">). The incremental ablation</w:t>
+      </w:r>
+      <w:r>
+        <w:t xml:space="preserve"> </w:t>
+      </w:r>
+      <w:r>
+        <w:t xml:space="preserve">(Table </w:t>
+      </w:r>
+      <w:hyperlink w:anchor="tab:ablation">
+        <w:r>
+          <w:rPr>
+            <w:rStyle w:val="Hyperlink"/>
+          </w:rPr>
+          <w:t xml:space="preserve">8</w:t>
+        </w:r>
+      </w:hyperlink>
+      <w:r>
+        <w:t xml:space="preserve">) makes this quantitative: feature engineering and the</w:t>
+      </w:r>
+      <w:r>
+        <w:t xml:space="preserve"> </w:t>
+      </w:r>
+      <w:r>
+        <w:t xml:space="preserve">switch from a linear model to tree ensembles each moved the MSE far more than</w:t>
+      </w:r>
+      <w:r>
+        <w:t xml:space="preserve"> </w:t>
+      </w:r>
+      <w:r>
+        <w:t xml:space="preserve">either target encoding or naïve blending did, and a properly</w:t>
+      </w:r>
+      <w:r>
+        <w:t xml:space="preserve"> </w:t>
+      </w:r>
+      <w:r>
+        <w:rPr>
+          <w:i/>
+          <w:iCs/>
+        </w:rPr>
+        <w:t xml:space="preserve">weighted</w:t>
+      </w:r>
+      <w:r>
+        <w:t xml:space="preserve"> </w:t>
+      </w:r>
+      <w:r>
+        <w:t xml:space="preserve">blend was needed to turn ensembling into a real, if modest, gain</w:t>
+      </w:r>
+      <w:r>
+        <w:t xml:space="preserve"> </w:t>
+      </w:r>
+      <w:r>
+        <w:t xml:space="preserve">(Section </w:t>
+      </w:r>
+      <w:hyperlink w:anchor="sec:significance">
+        <w:r>
+          <w:rPr>
+            <w:rStyle w:val="Hyperlink"/>
+          </w:rPr>
+          <w:t xml:space="preserve">5.5</w:t>
+        </w:r>
+      </w:hyperlink>
+      <w:r>
+        <w:t xml:space="preserve">). We also found, somewhat humbling, that an</w:t>
+      </w:r>
+      <w:r>
+        <w:t xml:space="preserve"> </w:t>
+      </w:r>
+      <w:r>
+        <w:t xml:space="preserve">independently-tuned XGBoost search matched but did not clearly beat a</w:t>
+      </w:r>
+      <w:r>
+        <w:t xml:space="preserve"> </w:t>
+      </w:r>
+      <w:r>
+        <w:t xml:space="preserve">hand-set configuration carried over from earlier exploration</w:t>
+      </w:r>
+      <w:r>
+        <w:t xml:space="preserve"> </w:t>
+      </w:r>
+      <w:r>
+        <w:t xml:space="preserve">(Section </w:t>
+      </w:r>
+      <w:hyperlink w:anchor="sec:tuning">
+        <w:r>
+          <w:rPr>
+            <w:rStyle w:val="Hyperlink"/>
+          </w:rPr>
+          <w:t xml:space="preserve">4.5</w:t>
+        </w:r>
+      </w:hyperlink>
+      <w:r>
+        <w:t xml:space="preserve">)—on this feature matrix, the ceiling seems to be set</w:t>
+      </w:r>
+      <w:r>
+        <w:t xml:space="preserve"> </w:t>
+      </w:r>
+      <w:r>
+        <w:t xml:space="preserve">more by what is fed into the trees than by the exact hyper-parameters.</w:t>
+      </w:r>
+    </w:p>
+    <w:p>
+      <w:pPr>
+        <w:pStyle w:val="BodyText"/>
+      </w:pPr>
+      <w:r>
+        <w:t xml:space="preserve">If we had more time, we would explore a few directions beyond what is already</w:t>
+      </w:r>
+      <w:r>
+        <w:t xml:space="preserve"> </w:t>
+      </w:r>
+      <w:r>
+        <w:t xml:space="preserve">implemented. First, the hurdle model (Section </w:t>
+      </w:r>
+      <w:hyperlink w:anchor="sec:hurdle-impl">
+        <w:r>
+          <w:rPr>
+            <w:rStyle w:val="Hyperlink"/>
+          </w:rPr>
+          <w:t xml:space="preserve">5.7</w:t>
+        </w:r>
+      </w:hyperlink>
+      <w:r>
+        <w:t xml:space="preserve">) gave only</w:t>
+      </w:r>
+      <w:r>
+        <w:t xml:space="preserve"> </w:t>
+      </w:r>
+      <w:r>
+        <w:t xml:space="preserve">a borderline gain; a natural next step is to let the classifier and regressor</w:t>
+      </w:r>
+      <w:r>
+        <w:t xml:space="preserve"> </w:t>
+      </w:r>
+      <w:r>
+        <w:t xml:space="preserve">share the blend’s full nine-model diversity (currently only XGBoost and</w:t>
+      </w:r>
+      <w:r>
+        <w:t xml:space="preserve"> </w:t>
+      </w:r>
+      <w:r>
+        <w:t xml:space="preserve">LightGBM hurdle variants are built) to see whether a richer hurdle ensemble</w:t>
+      </w:r>
+      <w:r>
+        <w:t xml:space="preserve"> </w:t>
+      </w:r>
+      <w:r>
+        <w:t xml:space="preserve">closes more of the boundary bias in Fig. </w:t>
+      </w:r>
+      <w:hyperlink w:anchor="fig:residualbins">
+        <w:r>
+          <w:rPr>
+            <w:rStyle w:val="Hyperlink"/>
+          </w:rPr>
+          <w:t xml:space="preserve">7</w:t>
+        </w:r>
+      </w:hyperlink>
+      <w:r>
+        <w:t xml:space="preserve">. Second, we</w:t>
+      </w:r>
+      <w:r>
+        <w:t xml:space="preserve"> </w:t>
+      </w:r>
+      <w:r>
+        <w:t xml:space="preserve">would build richer trajectory features: our current trend block</w:t>
+      </w:r>
+      <w:r>
+        <w:t xml:space="preserve"> </w:t>
+      </w:r>
+      <w:r>
+        <w:t xml:space="preserve">(</w:t>
+      </w:r>
+      <w:r>
+        <w:rPr>
+          <w:rStyle w:val="VerbatimChar"/>
+        </w:rPr>
+        <w:t xml:space="preserve">traj_slope</w:t>
+      </w:r>
+      <w:r>
+        <w:t xml:space="preserve">,</w:t>
+      </w:r>
+      <w:r>
+        <w:t xml:space="preserve"> </w:t>
+      </w:r>
+      <w:r>
+        <w:rPr>
+          <w:rStyle w:val="VerbatimChar"/>
+        </w:rPr>
+        <w:t xml:space="preserve">traj_accel</w:t>
+      </w:r>
+      <w:r>
+        <w:t xml:space="preserve">) is a simple linear fit over a</w:t>
+      </w:r>
+      <w:r>
+        <w:t xml:space="preserve"> </w:t>
+      </w:r>
+      <w:r>
+        <w:t xml:space="preserve">short recent window, and a longer or more flexible trend model might better</w:t>
+      </w:r>
+      <w:r>
+        <w:t xml:space="preserve"> </w:t>
+      </w:r>
+      <w:r>
+        <w:t xml:space="preserve">separate an accelerating listing from one that is merely busy on average.</w:t>
+      </w:r>
+      <w:r>
+        <w:t xml:space="preserve"> </w:t>
+      </w:r>
+      <w:r>
+        <w:t xml:space="preserve">Light geographic smoothing, in which each listing’s neighbourhood target</w:t>
+      </w:r>
+      <w:r>
+        <w:t xml:space="preserve"> </w:t>
+      </w:r>
+      <w:r>
+        <w:t xml:space="preserve">encoding is blended with the encodings of adjacent K-Means clusters, could</w:t>
+      </w:r>
+      <w:r>
+        <w:t xml:space="preserve"> </w:t>
+      </w:r>
+      <w:r>
+        <w:t xml:space="preserve">further stabilize the estimate for thinly populated neighbourhoods, in the same</w:t>
+      </w:r>
+      <w:r>
+        <w:t xml:space="preserve"> </w:t>
+      </w:r>
+      <w:r>
+        <w:t xml:space="preserve">spirit as the additive smoothing formula already used for target encoding. Third, with a</w:t>
+      </w:r>
+      <w:r>
+        <w:t xml:space="preserve"> </w:t>
+      </w:r>
+      <w:r>
+        <w:t xml:space="preserve">larger compute budget we would tune the MLP more carefully; the</w:t>
+      </w:r>
+      <w:r>
+        <w:t xml:space="preserve"> </w:t>
+      </w:r>
+      <w:r>
+        <w:t xml:space="preserve">error-correlation analysis earlier (Section </w:t>
+      </w:r>
+      <w:hyperlink w:anchor="sec:complementarity">
+        <w:r>
+          <w:rPr>
+            <w:rStyle w:val="Hyperlink"/>
+          </w:rPr>
+          <w:t xml:space="preserve">5.4</w:t>
+        </w:r>
+      </w:hyperlink>
+      <w:r>
+        <w:t xml:space="preserve">) showed it is the least</w:t>
+      </w:r>
+      <w:r>
+        <w:t xml:space="preserve"> </w:t>
+      </w:r>
+      <w:r>
+        <w:t xml:space="preserve">correlated model with the tree ensembles, so a stronger MLP is a promising way</w:t>
+      </w:r>
+      <w:r>
+        <w:t xml:space="preserve"> </w:t>
+      </w:r>
+      <w:r>
+        <w:t xml:space="preserve">to raise the weight the blend is willing to give it. Finally, the cross-period</w:t>
+      </w:r>
+      <w:r>
+        <w:t xml:space="preserve"> </w:t>
+      </w:r>
+      <w:r>
+        <w:t xml:space="preserve">check (Section </w:t>
+      </w:r>
+      <w:hyperlink w:anchor="sec:robustness">
+        <w:r>
+          <w:rPr>
+            <w:rStyle w:val="Hyperlink"/>
+          </w:rPr>
+          <w:t xml:space="preserve">6.1</w:t>
+        </w:r>
+      </w:hyperlink>
+      <w:r>
+        <w:t xml:space="preserve">) used quarters already present in the ten</w:t>
+      </w:r>
+      <w:r>
+        <w:t xml:space="preserve"> </w:t>
+      </w:r>
+      <w:r>
+        <w:t xml:space="preserve">available snapshots; unlike the original fixed-snapshot study, this pipeline</w:t>
+      </w:r>
+      <w:r>
+        <w:t xml:space="preserve"> </w:t>
+      </w:r>
+      <w:r>
+        <w:t xml:space="preserve">can also be re-run against later Inside Airbnb scrapes as they are published,</w:t>
+      </w:r>
+      <w:r>
+        <w:t xml:space="preserve"> </w:t>
+      </w:r>
+      <w:r>
+        <w:t xml:space="preserve">so validating it against a genuinely new quarter (e.g. predicting Q3 2026</w:t>
+      </w:r>
+      <w:r>
+        <w:t xml:space="preserve"> </w:t>
+      </w:r>
+      <w:r>
+        <w:t xml:space="preserve">once that window closes) would be a stronger, non-backtested test of the same</w:t>
+      </w:r>
+      <w:r>
+        <w:t xml:space="preserve"> </w:t>
+      </w:r>
+      <w:r>
+        <w:t xml:space="preserve">external-validity concerns raised in Section </w:t>
+      </w:r>
+      <w:hyperlink w:anchor="sec:threats">
+        <w:r>
+          <w:rPr>
+            <w:rStyle w:val="Hyperlink"/>
+          </w:rPr>
+          <w:t xml:space="preserve">5.8</w:t>
+        </w:r>
+      </w:hyperlink>
+      <w:r>
+        <w:t xml:space="preserve">.</w:t>
+      </w:r>
+    </w:p>
+    <w:p>
+      <w:pPr>
+        <w:pStyle w:val="BodyText"/>
+      </w:pPr>
+      <w:r>
+        <w:t xml:space="preserve">Stepping back, the project reinforced the same lesson as its predecessor, now</w:t>
+      </w:r>
+      <w:r>
+        <w:t xml:space="preserve"> </w:t>
+      </w:r>
+      <w:r>
+        <w:t xml:space="preserve">under a harder, self-imposed constraint: on a well-specified tabular</w:t>
+      </w:r>
+      <w:r>
+        <w:t xml:space="preserve"> </w:t>
+      </w:r>
+      <w:r>
+        <w:t xml:space="preserve">forecasting problem, disciplined engineering beats exotic modelling, and a</w:t>
+      </w:r>
+      <w:r>
+        <w:t xml:space="preserve"> </w:t>
+      </w:r>
+      <w:r>
+        <w:t xml:space="preserve">strict historical-only feature boundary does not have to come at the cost of a</w:t>
+      </w:r>
+      <w:r>
+        <w:t xml:space="preserve"> </w:t>
+      </w:r>
+      <w:r>
+        <w:t xml:space="preserve">useful result. A careful feature matrix, leakage-safe validation, an honestly</w:t>
+      </w:r>
+      <w:r>
+        <w:t xml:space="preserve"> </w:t>
+      </w:r>
+      <w:r>
+        <w:t xml:space="preserve">compared set of tuned tree ensembles, and a cheap convex blend were enough to</w:t>
+      </w:r>
+      <w:r>
+        <w:t xml:space="preserve"> </w:t>
+      </w:r>
+      <w:r>
+        <w:t xml:space="preserve">reach a competitive, and more importantly a genuinely forward-looking, error</w:t>
+      </w:r>
+      <w:r>
+        <w:t xml:space="preserve"> </w:t>
+      </w:r>
+      <w:r>
+        <w:t xml:space="preserve">rate. The gap between this entry and a naive baseline came almost entirely from</w:t>
+      </w:r>
+      <w:r>
+        <w:t xml:space="preserve"> </w:t>
+      </w:r>
+      <w:r>
+        <w:t xml:space="preserve">understanding the</w:t>
+      </w:r>
+      <w:r>
+        <w:t xml:space="preserve"> </w:t>
+      </w:r>
+      <w:r>
+        <w:rPr>
+          <w:i/>
+          <w:iCs/>
+        </w:rPr>
+        <w:t xml:space="preserve">data</w:t>
+      </w:r>
+      <w:r>
+        <w:t xml:space="preserve">—the zero inflation, the bounded target, and the</w:t>
+      </w:r>
+      <w:r>
+        <w:t xml:space="preserve"> </w:t>
+      </w:r>
+      <w:r>
+        <w:t xml:space="preserve">new dataset’s repeated re-scrapes—rather than from algorithmic novelty, and we</w:t>
+      </w:r>
+      <w:r>
+        <w:t xml:space="preserve"> </w:t>
+      </w:r>
+      <w:r>
+        <w:t xml:space="preserve">expect that to remain true of most real demand-forecasting problems of this</w:t>
+      </w:r>
+      <w:r>
+        <w:t xml:space="preserve"> </w:t>
+      </w:r>
+      <w:r>
+        <w:t xml:space="preserve">kind.</w:t>
+      </w:r>
+    </w:p>
+    <w:bookmarkEnd w:id="107"/>
+    <w:bookmarkStart w:id="108" w:name="acknowledgment"/>
+    <w:p>
+      <w:pPr>
+        <w:pStyle w:val="Heading1"/>
+      </w:pPr>
+      <w:r>
+        <w:t xml:space="preserve">Acknowledgment</w:t>
+      </w:r>
+    </w:p>
+    <w:p>
+      <w:pPr>
+        <w:pStyle w:val="FirstParagraph"/>
+      </w:pPr>
+      <w:r>
+        <w:t xml:space="preserve">We thank Abdullah Gül University (AGU) for supporting this work, and the</w:t>
+      </w:r>
+      <w:r>
+        <w:t xml:space="preserve"> </w:t>
+      </w:r>
+      <w:r>
+        <w:t xml:space="preserve">Inside Airbnb project for maintaining and publishing the open dataset this</w:t>
+      </w:r>
+      <w:r>
+        <w:t xml:space="preserve"> </w:t>
+      </w:r>
+      <w:r>
+        <w:t xml:space="preserve">report is built on</w:t>
+      </w:r>
+      <w:r>
+        <w:t xml:space="preserve"> </w:t>
+      </w:r>
+      <w:r>
+        <w:t xml:space="preserve">[2]</w:t>
+      </w:r>
+      <w:r>
+        <w:t xml:space="preserve">.</w:t>
+      </w:r>
+    </w:p>
+    <w:bookmarkEnd w:id="108"/>
+    <w:bookmarkStart w:id="151" w:name="app:allfeatures_table"/>
+    <w:p>
+      <w:pPr>
+        <w:pStyle w:val="Heading1"/>
+      </w:pPr>
+      <w:r>
+        <w:t xml:space="preserve">Complete Feature Inventory</w:t>
+      </w:r>
+    </w:p>
+    <w:p>
+      <w:pPr>
+        <w:pStyle w:val="FirstParagraph"/>
+      </w:pPr>
+      <w:r>
+        <w:t xml:space="preserve">Here is the complete inventory of all 206 engineered feature columns, along</w:t>
+      </w:r>
+      <w:r>
+        <w:t xml:space="preserve"> </w:t>
+      </w:r>
+      <w:r>
+        <w:t xml:space="preserve">with the identifier and target variables and their corresponding data types.</w:t>
+      </w:r>
+      <w:r>
+        <w:t xml:space="preserve"> </w:t>
+      </w:r>
+      <w:r>
+        <w:t xml:space="preserve">Three columns (</w:t>
+      </w:r>
+      <w:r>
+        <w:rPr>
+          <w:rStyle w:val="VerbatimChar"/>
+        </w:rPr>
+        <w:t xml:space="preserve">estimated_revenue_l365d</w:t>
+      </w:r>
+      <w:r>
+        <w:t xml:space="preserve">,</w:t>
+      </w:r>
+      <w:r>
+        <w:t xml:space="preserve"> </w:t>
+      </w:r>
+      <w:r>
+        <w:rPr>
+          <w:rStyle w:val="VerbatimChar"/>
+        </w:rPr>
+        <w:t xml:space="preserve">price_implied</w:t>
+      </w:r>
+      <w:r>
+        <w:t xml:space="preserve">,</w:t>
+      </w:r>
+      <w:r>
+        <w:t xml:space="preserve"> </w:t>
+      </w:r>
+      <w:r>
+        <w:rPr>
+          <w:rStyle w:val="VerbatimChar"/>
+        </w:rPr>
+        <w:t xml:space="preserve">implied_nightly_rate</w:t>
+      </w:r>
+      <w:r>
+        <w:t xml:space="preserve">) are retained for pipeline/schema consistency</w:t>
+      </w:r>
+      <w:r>
+        <w:t xml:space="preserve"> </w:t>
+      </w:r>
+      <w:r>
+        <w:t xml:space="preserve">with the original 2016-data feature set but are 100% missing in this Inside</w:t>
+      </w:r>
+      <w:r>
+        <w:t xml:space="preserve"> </w:t>
+      </w:r>
+      <w:r>
+        <w:t xml:space="preserve">Airbnb export (Section </w:t>
+      </w:r>
+      <w:hyperlink w:anchor="sec:eda">
+        <w:r>
+          <w:rPr>
+            <w:rStyle w:val="Hyperlink"/>
+          </w:rPr>
+          <w:t xml:space="preserve">4.1</w:t>
+        </w:r>
+      </w:hyperlink>
+      <w:r>
+        <w:t xml:space="preserve">) and are median-imputed to a constant like</w:t>
+      </w:r>
+      <w:r>
+        <w:t xml:space="preserve"> </w:t>
+      </w:r>
+      <w:r>
+        <w:t xml:space="preserve">any other missing column.</w:t>
+      </w:r>
+    </w:p>
+    <w:bookmarkStart w:id="109" w:name="tab:allfeatures_list"/>
+    <w:p>
+      <w:pPr>
+        <w:pStyle w:val="TableCaption"/>
+      </w:pPr>
+      <w:r>
+        <w:t xml:space="preserve">Detailed list of all 208 columns in the processed feature matrix</w:t>
+      </w:r>
+      <w:r>
+        <w:t xml:space="preserve"> </w:t>
+      </w:r>
+      <w:r>
+        <w:t xml:space="preserve">(identifier, target, and 206 features).</w:t>
+      </w:r>
+    </w:p>
+    <w:tbl>
+      <w:tblPr>
+        <w:tblStyle w:val="Table"/>
+        <w:tblW w:type="auto" w:w="0"/>
+        <w:tblLook w:firstRow="1" w:lastRow="0" w:firstColumn="0" w:lastColumn="0" w:noHBand="0" w:noVBand="0" w:val="0020"/>
+        <w:tblCaption w:val="Detailed list of all 208 columns in the processed feature matrix (identifier, target, and 206 features)."/>
+      </w:tblPr>
+      <w:tblGrid>
+        <w:gridCol w:w="3960"/>
+        <w:gridCol w:w="3960"/>
+      </w:tblGrid>
+      <w:tr>
+        <w:trPr>
+          <w:tblHeader w:val="on"/>
+        </w:trPr>
+        <w:tc>
+          <w:tcPr/>
+          <w:p>
+            <w:pPr>
+              <w:pStyle w:val="Compact"/>
+              <w:jc w:val="left"/>
+            </w:pPr>
+            <w:r>
               <w:t xml:space="preserve">Feature Name</w:t>
             </w:r>
           </w:p>
@@ -25965,6 +27747,24 @@
             </w:r>
           </w:p>
         </w:tc>
+      </w:tr>
+      <w:tr>
+        <w:tc>
+          <w:tcPr>
+            <w:gridSpan w:val="2"/>
+          </w:tcPr>
+          <w:p>
+            <w:pPr>
+              <w:pStyle w:val="Compact"/>
+              <w:jc w:val="center"/>
+            </w:pPr>
+            <w:r>
+              <w:t xml:space="preserve">Table  – continued from previous page</w:t>
+            </w:r>
+          </w:p>
+        </w:tc>
+      </w:tr>
+      <w:tr>
         <w:tc>
           <w:tcPr/>
           <w:p>
@@ -25989,27 +27789,23 @@
             </w:r>
           </w:p>
         </w:tc>
-        <w:tc>
-          <w:tcPr/>
-          <w:p>
-            <w:pPr>
-              <w:pStyle w:val="Compact"/>
-              <w:jc w:val="left"/>
-            </w:pPr>
-            <w:r>
-              <w:t xml:space="preserve">Feature Name</w:t>
-            </w:r>
-          </w:p>
-        </w:tc>
-        <w:tc>
-          <w:tcPr/>
-          <w:p>
-            <w:pPr>
-              <w:pStyle w:val="Compact"/>
-              <w:jc w:val="left"/>
-            </w:pPr>
-            <w:r>
-              <w:t xml:space="preserve">Type</w:t>
+      </w:tr>
+      <w:tr>
+        <w:tc>
+          <w:tcPr>
+            <w:gridSpan w:val="2"/>
+          </w:tcPr>
+          <w:p>
+            <w:pPr>
+              <w:pStyle w:val="Compact"/>
+              <w:jc w:val="right"/>
+            </w:pPr>
+            <w:r>
+              <w:rPr>
+                <w:i/>
+                <w:iCs/>
+              </w:rPr>
+              <w:t xml:space="preserve">Continued on next page</w:t>
             </w:r>
           </w:p>
         </w:tc>
@@ -26042,6 +27838,8 @@
             </w:r>
           </w:p>
         </w:tc>
+      </w:tr>
+      <w:tr>
         <w:tc>
           <w:tcPr/>
           <w:p>
@@ -26069,6 +27867,8 @@
             </w:r>
           </w:p>
         </w:tc>
+      </w:tr>
+      <w:tr>
         <w:tc>
           <w:tcPr/>
           <w:p>
@@ -26125,6 +27925,8 @@
             </w:r>
           </w:p>
         </w:tc>
+      </w:tr>
+      <w:tr>
         <w:tc>
           <w:tcPr/>
           <w:p>
@@ -26152,6 +27954,8 @@
             </w:r>
           </w:p>
         </w:tc>
+      </w:tr>
+      <w:tr>
         <w:tc>
           <w:tcPr/>
           <w:p>
@@ -26208,6 +28012,8 @@
             </w:r>
           </w:p>
         </w:tc>
+      </w:tr>
+      <w:tr>
         <w:tc>
           <w:tcPr/>
           <w:p>
@@ -26235,6 +28041,8 @@
             </w:r>
           </w:p>
         </w:tc>
+      </w:tr>
+      <w:tr>
         <w:tc>
           <w:tcPr/>
           <w:p>
@@ -26291,6 +28099,8 @@
             </w:r>
           </w:p>
         </w:tc>
+      </w:tr>
+      <w:tr>
         <w:tc>
           <w:tcPr/>
           <w:p>
@@ -26318,6 +28128,8 @@
             </w:r>
           </w:p>
         </w:tc>
+      </w:tr>
+      <w:tr>
         <w:tc>
           <w:tcPr/>
           <w:p>
@@ -26374,6 +28186,8 @@
             </w:r>
           </w:p>
         </w:tc>
+      </w:tr>
+      <w:tr>
         <w:tc>
           <w:tcPr/>
           <w:p>
@@ -26401,6 +28215,8 @@
             </w:r>
           </w:p>
         </w:tc>
+      </w:tr>
+      <w:tr>
         <w:tc>
           <w:tcPr/>
           <w:p>
@@ -26457,6 +28273,8 @@
             </w:r>
           </w:p>
         </w:tc>
+      </w:tr>
+      <w:tr>
         <w:tc>
           <w:tcPr/>
           <w:p>
@@ -26484,6 +28302,8 @@
             </w:r>
           </w:p>
         </w:tc>
+      </w:tr>
+      <w:tr>
         <w:tc>
           <w:tcPr/>
           <w:p>
@@ -26540,6 +28360,8 @@
             </w:r>
           </w:p>
         </w:tc>
+      </w:tr>
+      <w:tr>
         <w:tc>
           <w:tcPr/>
           <w:p>
@@ -26567,6 +28389,8 @@
             </w:r>
           </w:p>
         </w:tc>
+      </w:tr>
+      <w:tr>
         <w:tc>
           <w:tcPr/>
           <w:p>
@@ -26623,6 +28447,8 @@
             </w:r>
           </w:p>
         </w:tc>
+      </w:tr>
+      <w:tr>
         <w:tc>
           <w:tcPr/>
           <w:p>
@@ -26650,6 +28476,8 @@
             </w:r>
           </w:p>
         </w:tc>
+      </w:tr>
+      <w:tr>
         <w:tc>
           <w:tcPr/>
           <w:p>
@@ -26706,6 +28534,8 @@
             </w:r>
           </w:p>
         </w:tc>
+      </w:tr>
+      <w:tr>
         <w:tc>
           <w:tcPr/>
           <w:p>
@@ -26733,6 +28563,8 @@
             </w:r>
           </w:p>
         </w:tc>
+      </w:tr>
+      <w:tr>
         <w:tc>
           <w:tcPr/>
           <w:p>
@@ -26789,6 +28621,8 @@
             </w:r>
           </w:p>
         </w:tc>
+      </w:tr>
+      <w:tr>
         <w:tc>
           <w:tcPr/>
           <w:p>
@@ -26816,6 +28650,8 @@
             </w:r>
           </w:p>
         </w:tc>
+      </w:tr>
+      <w:tr>
         <w:tc>
           <w:tcPr/>
           <w:p>
@@ -26872,6 +28708,8 @@
             </w:r>
           </w:p>
         </w:tc>
+      </w:tr>
+      <w:tr>
         <w:tc>
           <w:tcPr/>
           <w:p>
@@ -26899,6 +28737,8 @@
             </w:r>
           </w:p>
         </w:tc>
+      </w:tr>
+      <w:tr>
         <w:tc>
           <w:tcPr/>
           <w:p>
@@ -26955,6 +28795,8 @@
             </w:r>
           </w:p>
         </w:tc>
+      </w:tr>
+      <w:tr>
         <w:tc>
           <w:tcPr/>
           <w:p>
@@ -26982,6 +28824,8 @@
             </w:r>
           </w:p>
         </w:tc>
+      </w:tr>
+      <w:tr>
         <w:tc>
           <w:tcPr/>
           <w:p>
@@ -27038,6 +28882,8 @@
             </w:r>
           </w:p>
         </w:tc>
+      </w:tr>
+      <w:tr>
         <w:tc>
           <w:tcPr/>
           <w:p>
@@ -27065,6 +28911,8 @@
             </w:r>
           </w:p>
         </w:tc>
+      </w:tr>
+      <w:tr>
         <w:tc>
           <w:tcPr/>
           <w:p>
@@ -27121,6 +28969,8 @@
             </w:r>
           </w:p>
         </w:tc>
+      </w:tr>
+      <w:tr>
         <w:tc>
           <w:tcPr/>
           <w:p>
@@ -27148,6 +28998,8 @@
             </w:r>
           </w:p>
         </w:tc>
+      </w:tr>
+      <w:tr>
         <w:tc>
           <w:tcPr/>
           <w:p>
@@ -27204,6 +29056,8 @@
             </w:r>
           </w:p>
         </w:tc>
+      </w:tr>
+      <w:tr>
         <w:tc>
           <w:tcPr/>
           <w:p>
@@ -27231,6 +29085,8 @@
             </w:r>
           </w:p>
         </w:tc>
+      </w:tr>
+      <w:tr>
         <w:tc>
           <w:tcPr/>
           <w:p>
@@ -27287,6 +29143,8 @@
             </w:r>
           </w:p>
         </w:tc>
+      </w:tr>
+      <w:tr>
         <w:tc>
           <w:tcPr/>
           <w:p>
@@ -27314,6 +29172,8 @@
             </w:r>
           </w:p>
         </w:tc>
+      </w:tr>
+      <w:tr>
         <w:tc>
           <w:tcPr/>
           <w:p>
@@ -27370,6 +29230,8 @@
             </w:r>
           </w:p>
         </w:tc>
+      </w:tr>
+      <w:tr>
         <w:tc>
           <w:tcPr/>
           <w:p>
@@ -27397,6 +29259,8 @@
             </w:r>
           </w:p>
         </w:tc>
+      </w:tr>
+      <w:tr>
         <w:tc>
           <w:tcPr/>
           <w:p>
@@ -27453,6 +29317,8 @@
             </w:r>
           </w:p>
         </w:tc>
+      </w:tr>
+      <w:tr>
         <w:tc>
           <w:tcPr/>
           <w:p>
@@ -27480,6 +29346,8 @@
             </w:r>
           </w:p>
         </w:tc>
+      </w:tr>
+      <w:tr>
         <w:tc>
           <w:tcPr/>
           <w:p>
@@ -27536,6 +29404,8 @@
             </w:r>
           </w:p>
         </w:tc>
+      </w:tr>
+      <w:tr>
         <w:tc>
           <w:tcPr/>
           <w:p>
@@ -27563,6 +29433,8 @@
             </w:r>
           </w:p>
         </w:tc>
+      </w:tr>
+      <w:tr>
         <w:tc>
           <w:tcPr/>
           <w:p>
@@ -27619,6 +29491,8 @@
             </w:r>
           </w:p>
         </w:tc>
+      </w:tr>
+      <w:tr>
         <w:tc>
           <w:tcPr/>
           <w:p>
@@ -27646,6 +29520,8 @@
             </w:r>
           </w:p>
         </w:tc>
+      </w:tr>
+      <w:tr>
         <w:tc>
           <w:tcPr/>
           <w:p>
@@ -27702,6 +29578,8 @@
             </w:r>
           </w:p>
         </w:tc>
+      </w:tr>
+      <w:tr>
         <w:tc>
           <w:tcPr/>
           <w:p>
@@ -27729,6 +29607,8 @@
             </w:r>
           </w:p>
         </w:tc>
+      </w:tr>
+      <w:tr>
         <w:tc>
           <w:tcPr/>
           <w:p>
@@ -27785,6 +29665,8 @@
             </w:r>
           </w:p>
         </w:tc>
+      </w:tr>
+      <w:tr>
         <w:tc>
           <w:tcPr/>
           <w:p>
@@ -27812,6 +29694,8 @@
             </w:r>
           </w:p>
         </w:tc>
+      </w:tr>
+      <w:tr>
         <w:tc>
           <w:tcPr/>
           <w:p>
@@ -27868,6 +29752,8 @@
             </w:r>
           </w:p>
         </w:tc>
+      </w:tr>
+      <w:tr>
         <w:tc>
           <w:tcPr/>
           <w:p>
@@ -27895,6 +29781,8 @@
             </w:r>
           </w:p>
         </w:tc>
+      </w:tr>
+      <w:tr>
         <w:tc>
           <w:tcPr/>
           <w:p>
@@ -27951,6 +29839,8 @@
             </w:r>
           </w:p>
         </w:tc>
+      </w:tr>
+      <w:tr>
         <w:tc>
           <w:tcPr/>
           <w:p>
@@ -27978,6 +29868,8 @@
             </w:r>
           </w:p>
         </w:tc>
+      </w:tr>
+      <w:tr>
         <w:tc>
           <w:tcPr/>
           <w:p>
@@ -28034,6 +29926,8 @@
             </w:r>
           </w:p>
         </w:tc>
+      </w:tr>
+      <w:tr>
         <w:tc>
           <w:tcPr/>
           <w:p>
@@ -28061,6 +29955,8 @@
             </w:r>
           </w:p>
         </w:tc>
+      </w:tr>
+      <w:tr>
         <w:tc>
           <w:tcPr/>
           <w:p>
@@ -28117,6 +30013,8 @@
             </w:r>
           </w:p>
         </w:tc>
+      </w:tr>
+      <w:tr>
         <w:tc>
           <w:tcPr/>
           <w:p>
@@ -28144,6 +30042,8 @@
             </w:r>
           </w:p>
         </w:tc>
+      </w:tr>
+      <w:tr>
         <w:tc>
           <w:tcPr/>
           <w:p>
@@ -28200,6 +30100,8 @@
             </w:r>
           </w:p>
         </w:tc>
+      </w:tr>
+      <w:tr>
         <w:tc>
           <w:tcPr/>
           <w:p>
@@ -28227,6 +30129,8 @@
             </w:r>
           </w:p>
         </w:tc>
+      </w:tr>
+      <w:tr>
         <w:tc>
           <w:tcPr/>
           <w:p>
@@ -28283,6 +30187,8 @@
             </w:r>
           </w:p>
         </w:tc>
+      </w:tr>
+      <w:tr>
         <w:tc>
           <w:tcPr/>
           <w:p>
@@ -28310,6 +30216,8 @@
             </w:r>
           </w:p>
         </w:tc>
+      </w:tr>
+      <w:tr>
         <w:tc>
           <w:tcPr/>
           <w:p>
@@ -28366,6 +30274,8 @@
             </w:r>
           </w:p>
         </w:tc>
+      </w:tr>
+      <w:tr>
         <w:tc>
           <w:tcPr/>
           <w:p>
@@ -28393,6 +30303,8 @@
             </w:r>
           </w:p>
         </w:tc>
+      </w:tr>
+      <w:tr>
         <w:tc>
           <w:tcPr/>
           <w:p>
@@ -28449,6 +30361,8 @@
             </w:r>
           </w:p>
         </w:tc>
+      </w:tr>
+      <w:tr>
         <w:tc>
           <w:tcPr/>
           <w:p>
@@ -28476,6 +30390,8 @@
             </w:r>
           </w:p>
         </w:tc>
+      </w:tr>
+      <w:tr>
         <w:tc>
           <w:tcPr/>
           <w:p>
@@ -28532,6 +30448,8 @@
             </w:r>
           </w:p>
         </w:tc>
+      </w:tr>
+      <w:tr>
         <w:tc>
           <w:tcPr/>
           <w:p>
@@ -28559,6 +30477,8 @@
             </w:r>
           </w:p>
         </w:tc>
+      </w:tr>
+      <w:tr>
         <w:tc>
           <w:tcPr/>
           <w:p>
@@ -28615,6 +30535,8 @@
             </w:r>
           </w:p>
         </w:tc>
+      </w:tr>
+      <w:tr>
         <w:tc>
           <w:tcPr/>
           <w:p>
@@ -28642,6 +30564,8 @@
             </w:r>
           </w:p>
         </w:tc>
+      </w:tr>
+      <w:tr>
         <w:tc>
           <w:tcPr/>
           <w:p>
@@ -28698,6 +30622,8 @@
             </w:r>
           </w:p>
         </w:tc>
+      </w:tr>
+      <w:tr>
         <w:tc>
           <w:tcPr/>
           <w:p>
@@ -28725,6 +30651,8 @@
             </w:r>
           </w:p>
         </w:tc>
+      </w:tr>
+      <w:tr>
         <w:tc>
           <w:tcPr/>
           <w:p>
@@ -28781,6 +30709,8 @@
             </w:r>
           </w:p>
         </w:tc>
+      </w:tr>
+      <w:tr>
         <w:tc>
           <w:tcPr/>
           <w:p>
@@ -28808,6 +30738,8 @@
             </w:r>
           </w:p>
         </w:tc>
+      </w:tr>
+      <w:tr>
         <w:tc>
           <w:tcPr/>
           <w:p>
@@ -28864,6 +30796,8 @@
             </w:r>
           </w:p>
         </w:tc>
+      </w:tr>
+      <w:tr>
         <w:tc>
           <w:tcPr/>
           <w:p>
@@ -28891,6 +30825,8 @@
             </w:r>
           </w:p>
         </w:tc>
+      </w:tr>
+      <w:tr>
         <w:tc>
           <w:tcPr/>
           <w:p>
@@ -28947,6 +30883,8 @@
             </w:r>
           </w:p>
         </w:tc>
+      </w:tr>
+      <w:tr>
         <w:tc>
           <w:tcPr/>
           <w:p>
@@ -28974,6 +30912,8 @@
             </w:r>
           </w:p>
         </w:tc>
+      </w:tr>
+      <w:tr>
         <w:tc>
           <w:tcPr/>
           <w:p>
@@ -29030,6 +30970,8 @@
             </w:r>
           </w:p>
         </w:tc>
+      </w:tr>
+      <w:tr>
         <w:tc>
           <w:tcPr/>
           <w:p>
@@ -29057,6 +30999,8 @@
             </w:r>
           </w:p>
         </w:tc>
+      </w:tr>
+      <w:tr>
         <w:tc>
           <w:tcPr/>
           <w:p>
@@ -29113,6 +31057,8 @@
             </w:r>
           </w:p>
         </w:tc>
+      </w:tr>
+      <w:tr>
         <w:tc>
           <w:tcPr/>
           <w:p>
@@ -29140,6 +31086,8 @@
             </w:r>
           </w:p>
         </w:tc>
+      </w:tr>
+      <w:tr>
         <w:tc>
           <w:tcPr/>
           <w:p>
@@ -29196,6 +31144,8 @@
             </w:r>
           </w:p>
         </w:tc>
+      </w:tr>
+      <w:tr>
         <w:tc>
           <w:tcPr/>
           <w:p>
@@ -29223,6 +31173,8 @@
             </w:r>
           </w:p>
         </w:tc>
+      </w:tr>
+      <w:tr>
         <w:tc>
           <w:tcPr/>
           <w:p>
@@ -29279,6 +31231,8 @@
             </w:r>
           </w:p>
         </w:tc>
+      </w:tr>
+      <w:tr>
         <w:tc>
           <w:tcPr/>
           <w:p>
@@ -29306,6 +31260,8 @@
             </w:r>
           </w:p>
         </w:tc>
+      </w:tr>
+      <w:tr>
         <w:tc>
           <w:tcPr/>
           <w:p>
@@ -29362,6 +31318,8 @@
             </w:r>
           </w:p>
         </w:tc>
+      </w:tr>
+      <w:tr>
         <w:tc>
           <w:tcPr/>
           <w:p>
@@ -29389,6 +31347,8 @@
             </w:r>
           </w:p>
         </w:tc>
+      </w:tr>
+      <w:tr>
         <w:tc>
           <w:tcPr/>
           <w:p>
@@ -29445,6 +31405,8 @@
             </w:r>
           </w:p>
         </w:tc>
+      </w:tr>
+      <w:tr>
         <w:tc>
           <w:tcPr/>
           <w:p>
@@ -29472,6 +31434,8 @@
             </w:r>
           </w:p>
         </w:tc>
+      </w:tr>
+      <w:tr>
         <w:tc>
           <w:tcPr/>
           <w:p>
@@ -29528,6 +31492,8 @@
             </w:r>
           </w:p>
         </w:tc>
+      </w:tr>
+      <w:tr>
         <w:tc>
           <w:tcPr/>
           <w:p>
@@ -29555,6 +31521,8 @@
             </w:r>
           </w:p>
         </w:tc>
+      </w:tr>
+      <w:tr>
         <w:tc>
           <w:tcPr/>
           <w:p>
@@ -29611,6 +31579,8 @@
             </w:r>
           </w:p>
         </w:tc>
+      </w:tr>
+      <w:tr>
         <w:tc>
           <w:tcPr/>
           <w:p>
@@ -29638,6 +31608,8 @@
             </w:r>
           </w:p>
         </w:tc>
+      </w:tr>
+      <w:tr>
         <w:tc>
           <w:tcPr/>
           <w:p>
@@ -29694,6 +31666,8 @@
             </w:r>
           </w:p>
         </w:tc>
+      </w:tr>
+      <w:tr>
         <w:tc>
           <w:tcPr/>
           <w:p>
@@ -29721,6 +31695,8 @@
             </w:r>
           </w:p>
         </w:tc>
+      </w:tr>
+      <w:tr>
         <w:tc>
           <w:tcPr/>
           <w:p>
@@ -29777,6 +31753,8 @@
             </w:r>
           </w:p>
         </w:tc>
+      </w:tr>
+      <w:tr>
         <w:tc>
           <w:tcPr/>
           <w:p>
@@ -29804,6 +31782,8 @@
             </w:r>
           </w:p>
         </w:tc>
+      </w:tr>
+      <w:tr>
         <w:tc>
           <w:tcPr/>
           <w:p>
@@ -29860,6 +31840,8 @@
             </w:r>
           </w:p>
         </w:tc>
+      </w:tr>
+      <w:tr>
         <w:tc>
           <w:tcPr/>
           <w:p>
@@ -29887,6 +31869,8 @@
             </w:r>
           </w:p>
         </w:tc>
+      </w:tr>
+      <w:tr>
         <w:tc>
           <w:tcPr/>
           <w:p>
@@ -29943,6 +31927,8 @@
             </w:r>
           </w:p>
         </w:tc>
+      </w:tr>
+      <w:tr>
         <w:tc>
           <w:tcPr/>
           <w:p>
@@ -29970,6 +31956,8 @@
             </w:r>
           </w:p>
         </w:tc>
+      </w:tr>
+      <w:tr>
         <w:tc>
           <w:tcPr/>
           <w:p>
@@ -30026,6 +32014,8 @@
             </w:r>
           </w:p>
         </w:tc>
+      </w:tr>
+      <w:tr>
         <w:tc>
           <w:tcPr/>
           <w:p>
@@ -30053,6 +32043,8 @@
             </w:r>
           </w:p>
         </w:tc>
+      </w:tr>
+      <w:tr>
         <w:tc>
           <w:tcPr/>
           <w:p>
@@ -30109,6 +32101,8 @@
             </w:r>
           </w:p>
         </w:tc>
+      </w:tr>
+      <w:tr>
         <w:tc>
           <w:tcPr/>
           <w:p>
@@ -30136,6 +32130,8 @@
             </w:r>
           </w:p>
         </w:tc>
+      </w:tr>
+      <w:tr>
         <w:tc>
           <w:tcPr/>
           <w:p>
@@ -30192,6 +32188,8 @@
             </w:r>
           </w:p>
         </w:tc>
+      </w:tr>
+      <w:tr>
         <w:tc>
           <w:tcPr/>
           <w:p>
@@ -30219,6 +32217,8 @@
             </w:r>
           </w:p>
         </w:tc>
+      </w:tr>
+      <w:tr>
         <w:tc>
           <w:tcPr/>
           <w:p>
@@ -30275,6 +32275,8 @@
             </w:r>
           </w:p>
         </w:tc>
+      </w:tr>
+      <w:tr>
         <w:tc>
           <w:tcPr/>
           <w:p>
@@ -30302,6 +32304,8 @@
             </w:r>
           </w:p>
         </w:tc>
+      </w:tr>
+      <w:tr>
         <w:tc>
           <w:tcPr/>
           <w:p>
@@ -30358,6 +32362,8 @@
             </w:r>
           </w:p>
         </w:tc>
+      </w:tr>
+      <w:tr>
         <w:tc>
           <w:tcPr/>
           <w:p>
@@ -30385,6 +32391,8 @@
             </w:r>
           </w:p>
         </w:tc>
+      </w:tr>
+      <w:tr>
         <w:tc>
           <w:tcPr/>
           <w:p>
@@ -30441,6 +32449,8 @@
             </w:r>
           </w:p>
         </w:tc>
+      </w:tr>
+      <w:tr>
         <w:tc>
           <w:tcPr/>
           <w:p>
@@ -30468,6 +32478,8 @@
             </w:r>
           </w:p>
         </w:tc>
+      </w:tr>
+      <w:tr>
         <w:tc>
           <w:tcPr/>
           <w:p>
@@ -30524,6 +32536,8 @@
             </w:r>
           </w:p>
         </w:tc>
+      </w:tr>
+      <w:tr>
         <w:tc>
           <w:tcPr/>
           <w:p>
@@ -30551,6 +32565,8 @@
             </w:r>
           </w:p>
         </w:tc>
+      </w:tr>
+      <w:tr>
         <w:tc>
           <w:tcPr/>
           <w:p>
@@ -30607,6 +32623,8 @@
             </w:r>
           </w:p>
         </w:tc>
+      </w:tr>
+      <w:tr>
         <w:tc>
           <w:tcPr/>
           <w:p>
@@ -30634,6 +32652,8 @@
             </w:r>
           </w:p>
         </w:tc>
+      </w:tr>
+      <w:tr>
         <w:tc>
           <w:tcPr/>
           <w:p>
@@ -30690,6 +32710,8 @@
             </w:r>
           </w:p>
         </w:tc>
+      </w:tr>
+      <w:tr>
         <w:tc>
           <w:tcPr/>
           <w:p>
@@ -30717,6 +32739,8 @@
             </w:r>
           </w:p>
         </w:tc>
+      </w:tr>
+      <w:tr>
         <w:tc>
           <w:tcPr/>
           <w:p>
@@ -30773,6 +32797,8 @@
             </w:r>
           </w:p>
         </w:tc>
+      </w:tr>
+      <w:tr>
         <w:tc>
           <w:tcPr/>
           <w:p>
@@ -30800,6 +32826,8 @@
             </w:r>
           </w:p>
         </w:tc>
+      </w:tr>
+      <w:tr>
         <w:tc>
           <w:tcPr/>
           <w:p>
@@ -30856,6 +32884,8 @@
             </w:r>
           </w:p>
         </w:tc>
+      </w:tr>
+      <w:tr>
         <w:tc>
           <w:tcPr/>
           <w:p>
@@ -30883,6 +32913,8 @@
             </w:r>
           </w:p>
         </w:tc>
+      </w:tr>
+      <w:tr>
         <w:tc>
           <w:tcPr/>
           <w:p>
@@ -30939,6 +32971,8 @@
             </w:r>
           </w:p>
         </w:tc>
+      </w:tr>
+      <w:tr>
         <w:tc>
           <w:tcPr/>
           <w:p>
@@ -30966,6 +33000,8 @@
             </w:r>
           </w:p>
         </w:tc>
+      </w:tr>
+      <w:tr>
         <w:tc>
           <w:tcPr/>
           <w:p>
@@ -31022,6 +33058,8 @@
             </w:r>
           </w:p>
         </w:tc>
+      </w:tr>
+      <w:tr>
         <w:tc>
           <w:tcPr/>
           <w:p>
@@ -31049,6 +33087,8 @@
             </w:r>
           </w:p>
         </w:tc>
+      </w:tr>
+      <w:tr>
         <w:tc>
           <w:tcPr/>
           <w:p>
@@ -31105,6 +33145,8 @@
             </w:r>
           </w:p>
         </w:tc>
+      </w:tr>
+      <w:tr>
         <w:tc>
           <w:tcPr/>
           <w:p>
@@ -31132,6 +33174,8 @@
             </w:r>
           </w:p>
         </w:tc>
+      </w:tr>
+      <w:tr>
         <w:tc>
           <w:tcPr/>
           <w:p>
@@ -31188,6 +33232,8 @@
             </w:r>
           </w:p>
         </w:tc>
+      </w:tr>
+      <w:tr>
         <w:tc>
           <w:tcPr/>
           <w:p>
@@ -31215,6 +33261,8 @@
             </w:r>
           </w:p>
         </w:tc>
+      </w:tr>
+      <w:tr>
         <w:tc>
           <w:tcPr/>
           <w:p>
@@ -31271,6 +33319,8 @@
             </w:r>
           </w:p>
         </w:tc>
+      </w:tr>
+      <w:tr>
         <w:tc>
           <w:tcPr/>
           <w:p>
@@ -31298,6 +33348,8 @@
             </w:r>
           </w:p>
         </w:tc>
+      </w:tr>
+      <w:tr>
         <w:tc>
           <w:tcPr/>
           <w:p>
@@ -31354,6 +33406,8 @@
             </w:r>
           </w:p>
         </w:tc>
+      </w:tr>
+      <w:tr>
         <w:tc>
           <w:tcPr/>
           <w:p>
@@ -31381,6 +33435,8 @@
             </w:r>
           </w:p>
         </w:tc>
+      </w:tr>
+      <w:tr>
         <w:tc>
           <w:tcPr/>
           <w:p>
@@ -31437,6 +33493,8 @@
             </w:r>
           </w:p>
         </w:tc>
+      </w:tr>
+      <w:tr>
         <w:tc>
           <w:tcPr/>
           <w:p>
@@ -31464,6 +33522,8 @@
             </w:r>
           </w:p>
         </w:tc>
+      </w:tr>
+      <w:tr>
         <w:tc>
           <w:tcPr/>
           <w:p>
@@ -31520,6 +33580,8 @@
             </w:r>
           </w:p>
         </w:tc>
+      </w:tr>
+      <w:tr>
         <w:tc>
           <w:tcPr/>
           <w:p>
@@ -31547,6 +33609,8 @@
             </w:r>
           </w:p>
         </w:tc>
+      </w:tr>
+      <w:tr>
         <w:tc>
           <w:tcPr/>
           <w:p>
@@ -31603,6 +33667,8 @@
             </w:r>
           </w:p>
         </w:tc>
+      </w:tr>
+      <w:tr>
         <w:tc>
           <w:tcPr/>
           <w:p>
@@ -31630,6 +33696,8 @@
             </w:r>
           </w:p>
         </w:tc>
+      </w:tr>
+      <w:tr>
         <w:tc>
           <w:tcPr/>
           <w:p>
@@ -31686,6 +33754,8 @@
             </w:r>
           </w:p>
         </w:tc>
+      </w:tr>
+      <w:tr>
         <w:tc>
           <w:tcPr/>
           <w:p>
@@ -31713,6 +33783,8 @@
             </w:r>
           </w:p>
         </w:tc>
+      </w:tr>
+      <w:tr>
         <w:tc>
           <w:tcPr/>
           <w:p>
@@ -31769,42 +33841,11 @@
             </w:r>
           </w:p>
         </w:tc>
-        <w:tc>
-          <w:tcPr/>
-          <w:p>
-            <w:pPr>
-              <w:pStyle w:val="Compact"/>
-            </w:pPr>
-          </w:p>
-        </w:tc>
-        <w:tc>
-          <w:tcPr/>
-          <w:p>
-            <w:pPr>
-              <w:pStyle w:val="Compact"/>
-            </w:pPr>
-          </w:p>
-        </w:tc>
-        <w:tc>
-          <w:tcPr/>
-          <w:p>
-            <w:pPr>
-              <w:pStyle w:val="Compact"/>
-            </w:pPr>
-          </w:p>
-        </w:tc>
-        <w:tc>
-          <w:tcPr/>
-          <w:p>
-            <w:pPr>
-              <w:pStyle w:val="Compact"/>
-            </w:pPr>
-          </w:p>
-        </w:tc>
       </w:tr>
     </w:tbl>
-    <w:bookmarkStart w:id="137" w:name="refs"/>
-    <w:bookmarkStart w:id="98" w:name="ref-adamiak2018"/>
+    <w:bookmarkEnd w:id="109"/>
+    <w:bookmarkStart w:id="150" w:name="refs"/>
+    <w:bookmarkStart w:id="111" w:name="ref-adamiak2018"/>
     <w:p>
       <w:pPr>
         <w:pStyle w:val="Bibliography"/>
@@ -31867,7 +33908,7 @@
       <w:r>
         <w:t xml:space="preserve"> </w:t>
       </w:r>
-      <w:hyperlink r:id="rId97">
+      <w:hyperlink r:id="rId110">
         <w:r>
           <w:rPr>
             <w:rStyle w:val="Hyperlink"/>
@@ -31879,8 +33920,8 @@
         <w:t xml:space="preserve">.</w:t>
       </w:r>
     </w:p>
-    <w:bookmarkEnd w:id="98"/>
-    <w:bookmarkStart w:id="99" w:name="ref-insideairbnb"/>
+    <w:bookmarkEnd w:id="111"/>
+    <w:bookmarkStart w:id="112" w:name="ref-insideairbnb"/>
     <w:p>
       <w:pPr>
         <w:pStyle w:val="Bibliography"/>
@@ -31919,8 +33960,8 @@
         <w:t xml:space="preserve">insideairbnb.com, 2026.</w:t>
       </w:r>
     </w:p>
-    <w:bookmarkEnd w:id="99"/>
-    <w:bookmarkStart w:id="101" w:name="ref-gunter2018"/>
+    <w:bookmarkEnd w:id="112"/>
+    <w:bookmarkStart w:id="114" w:name="ref-gunter2018"/>
     <w:p>
       <w:pPr>
         <w:pStyle w:val="Bibliography"/>
@@ -31983,7 +34024,7 @@
       <w:r>
         <w:t xml:space="preserve"> </w:t>
       </w:r>
-      <w:hyperlink r:id="rId100">
+      <w:hyperlink r:id="rId113">
         <w:r>
           <w:rPr>
             <w:rStyle w:val="Hyperlink"/>
@@ -31995,8 +34036,8 @@
         <w:t xml:space="preserve">.</w:t>
       </w:r>
     </w:p>
-    <w:bookmarkEnd w:id="101"/>
-    <w:bookmarkStart w:id="103" w:name="ref-wang2017"/>
+    <w:bookmarkEnd w:id="114"/>
+    <w:bookmarkStart w:id="116" w:name="ref-wang2017"/>
     <w:p>
       <w:pPr>
         <w:pStyle w:val="Bibliography"/>
@@ -32044,7 +34085,7 @@
       <w:r>
         <w:t xml:space="preserve"> </w:t>
       </w:r>
-      <w:hyperlink r:id="rId102">
+      <w:hyperlink r:id="rId115">
         <w:r>
           <w:rPr>
             <w:rStyle w:val="Hyperlink"/>
@@ -32056,8 +34097,8 @@
         <w:t xml:space="preserve">.</w:t>
       </w:r>
     </w:p>
-    <w:bookmarkEnd w:id="103"/>
-    <w:bookmarkStart w:id="105" w:name="ref-tang2024"/>
+    <w:bookmarkEnd w:id="116"/>
+    <w:bookmarkStart w:id="118" w:name="ref-tang2024"/>
     <w:p>
       <w:pPr>
         <w:pStyle w:val="Bibliography"/>
@@ -32108,7 +34149,7 @@
       <w:r>
         <w:t xml:space="preserve"> </w:t>
       </w:r>
-      <w:hyperlink r:id="rId104">
+      <w:hyperlink r:id="rId117">
         <w:r>
           <w:rPr>
             <w:rStyle w:val="Hyperlink"/>
@@ -32120,8 +34161,8 @@
         <w:t xml:space="preserve">.</w:t>
       </w:r>
     </w:p>
-    <w:bookmarkEnd w:id="105"/>
-    <w:bookmarkStart w:id="107" w:name="ref-camatti2024"/>
+    <w:bookmarkEnd w:id="118"/>
+    <w:bookmarkStart w:id="120" w:name="ref-camatti2024"/>
     <w:p>
       <w:pPr>
         <w:pStyle w:val="Bibliography"/>
@@ -32172,7 +34213,7 @@
       <w:r>
         <w:t xml:space="preserve"> </w:t>
       </w:r>
-      <w:hyperlink r:id="rId106">
+      <w:hyperlink r:id="rId119">
         <w:r>
           <w:rPr>
             <w:rStyle w:val="Hyperlink"/>
@@ -32184,8 +34225,8 @@
         <w:t xml:space="preserve">.</w:t>
       </w:r>
     </w:p>
-    <w:bookmarkEnd w:id="107"/>
-    <w:bookmarkStart w:id="108" w:name="ref-kalehbasti2019"/>
+    <w:bookmarkEnd w:id="120"/>
+    <w:bookmarkStart w:id="121" w:name="ref-kalehbasti2019"/>
     <w:p>
       <w:pPr>
         <w:pStyle w:val="Bibliography"/>
@@ -32231,8 +34272,8 @@
         <w:t xml:space="preserve">, 2019.</w:t>
       </w:r>
     </w:p>
-    <w:bookmarkEnd w:id="108"/>
-    <w:bookmarkStart w:id="109" w:name="ref-siker2018"/>
+    <w:bookmarkEnd w:id="121"/>
+    <w:bookmarkStart w:id="122" w:name="ref-siker2018"/>
     <w:p>
       <w:pPr>
         <w:pStyle w:val="Bibliography"/>
@@ -32274,8 +34315,8 @@
         <w:t xml:space="preserve">Technical Report, 2018.</w:t>
       </w:r>
     </w:p>
-    <w:bookmarkEnd w:id="109"/>
-    <w:bookmarkStart w:id="110" w:name="ref-chapman2023"/>
+    <w:bookmarkEnd w:id="122"/>
+    <w:bookmarkStart w:id="123" w:name="ref-chapman2023"/>
     <w:p>
       <w:pPr>
         <w:pStyle w:val="Bibliography"/>
@@ -32312,8 +34353,8 @@
         <w:t xml:space="preserve">, 2023.</w:t>
       </w:r>
     </w:p>
-    <w:bookmarkEnd w:id="110"/>
-    <w:bookmarkStart w:id="112" w:name="ref-islam2022"/>
+    <w:bookmarkEnd w:id="123"/>
+    <w:bookmarkStart w:id="125" w:name="ref-islam2022"/>
     <w:p>
       <w:pPr>
         <w:pStyle w:val="Bibliography"/>
@@ -32385,7 +34426,7 @@
       <w:r>
         <w:t xml:space="preserve"> </w:t>
       </w:r>
-      <w:hyperlink r:id="rId111">
+      <w:hyperlink r:id="rId124">
         <w:r>
           <w:rPr>
             <w:rStyle w:val="Hyperlink"/>
@@ -32397,8 +34438,8 @@
         <w:t xml:space="preserve">.</w:t>
       </w:r>
     </w:p>
-    <w:bookmarkEnd w:id="112"/>
-    <w:bookmarkStart w:id="114" w:name="ref-tobin1958"/>
+    <w:bookmarkEnd w:id="125"/>
+    <w:bookmarkStart w:id="127" w:name="ref-tobin1958"/>
     <w:p>
       <w:pPr>
         <w:pStyle w:val="Bibliography"/>
@@ -32437,7 +34478,7 @@
       <w:r>
         <w:t xml:space="preserve"> </w:t>
       </w:r>
-      <w:hyperlink r:id="rId113">
+      <w:hyperlink r:id="rId126">
         <w:r>
           <w:rPr>
             <w:rStyle w:val="Hyperlink"/>
@@ -32449,8 +34490,8 @@
         <w:t xml:space="preserve">.</w:t>
       </w:r>
     </w:p>
-    <w:bookmarkEnd w:id="114"/>
-    <w:bookmarkStart w:id="116" w:name="ref-quinlan1986"/>
+    <w:bookmarkEnd w:id="127"/>
+    <w:bookmarkStart w:id="129" w:name="ref-quinlan1986"/>
     <w:p>
       <w:pPr>
         <w:pStyle w:val="Bibliography"/>
@@ -32489,7 +34530,7 @@
       <w:r>
         <w:t xml:space="preserve"> </w:t>
       </w:r>
-      <w:hyperlink r:id="rId115">
+      <w:hyperlink r:id="rId128">
         <w:r>
           <w:rPr>
             <w:rStyle w:val="Hyperlink"/>
@@ -32501,8 +34542,8 @@
         <w:t xml:space="preserve">.</w:t>
       </w:r>
     </w:p>
-    <w:bookmarkEnd w:id="116"/>
-    <w:bookmarkStart w:id="118" w:name="ref-breiman1996"/>
+    <w:bookmarkEnd w:id="129"/>
+    <w:bookmarkStart w:id="131" w:name="ref-breiman1996"/>
     <w:p>
       <w:pPr>
         <w:pStyle w:val="Bibliography"/>
@@ -32541,7 +34582,7 @@
       <w:r>
         <w:t xml:space="preserve"> </w:t>
       </w:r>
-      <w:hyperlink r:id="rId117">
+      <w:hyperlink r:id="rId130">
         <w:r>
           <w:rPr>
             <w:rStyle w:val="Hyperlink"/>
@@ -32553,8 +34594,8 @@
         <w:t xml:space="preserve">.</w:t>
       </w:r>
     </w:p>
-    <w:bookmarkEnd w:id="118"/>
-    <w:bookmarkStart w:id="120" w:name="ref-breiman2001"/>
+    <w:bookmarkEnd w:id="131"/>
+    <w:bookmarkStart w:id="133" w:name="ref-breiman2001"/>
     <w:p>
       <w:pPr>
         <w:pStyle w:val="Bibliography"/>
@@ -32593,7 +34634,7 @@
       <w:r>
         <w:t xml:space="preserve"> </w:t>
       </w:r>
-      <w:hyperlink r:id="rId119">
+      <w:hyperlink r:id="rId132">
         <w:r>
           <w:rPr>
             <w:rStyle w:val="Hyperlink"/>
@@ -32605,8 +34646,8 @@
         <w:t xml:space="preserve">.</w:t>
       </w:r>
     </w:p>
-    <w:bookmarkEnd w:id="120"/>
-    <w:bookmarkStart w:id="122" w:name="ref-friedman2001"/>
+    <w:bookmarkEnd w:id="133"/>
+    <w:bookmarkStart w:id="135" w:name="ref-friedman2001"/>
     <w:p>
       <w:pPr>
         <w:pStyle w:val="Bibliography"/>
@@ -32645,7 +34686,7 @@
       <w:r>
         <w:t xml:space="preserve"> </w:t>
       </w:r>
-      <w:hyperlink r:id="rId121">
+      <w:hyperlink r:id="rId134">
         <w:r>
           <w:rPr>
             <w:rStyle w:val="Hyperlink"/>
@@ -32657,8 +34698,8 @@
         <w:t xml:space="preserve">.</w:t>
       </w:r>
     </w:p>
-    <w:bookmarkEnd w:id="122"/>
-    <w:bookmarkStart w:id="124" w:name="ref-chen2016xgboost"/>
+    <w:bookmarkEnd w:id="135"/>
+    <w:bookmarkStart w:id="137" w:name="ref-chen2016xgboost"/>
     <w:p>
       <w:pPr>
         <w:pStyle w:val="Bibliography"/>
@@ -32709,7 +34750,7 @@
       <w:r>
         <w:t xml:space="preserve"> </w:t>
       </w:r>
-      <w:hyperlink r:id="rId123">
+      <w:hyperlink r:id="rId136">
         <w:r>
           <w:rPr>
             <w:rStyle w:val="Hyperlink"/>
@@ -32721,8 +34762,8 @@
         <w:t xml:space="preserve">.</w:t>
       </w:r>
     </w:p>
-    <w:bookmarkEnd w:id="124"/>
-    <w:bookmarkStart w:id="126" w:name="ref-hastie2009esl"/>
+    <w:bookmarkEnd w:id="137"/>
+    <w:bookmarkStart w:id="139" w:name="ref-hastie2009esl"/>
     <w:p>
       <w:pPr>
         <w:pStyle w:val="Bibliography"/>
@@ -32755,7 +34796,7 @@
       <w:r>
         <w:t xml:space="preserve"> </w:t>
       </w:r>
-      <w:hyperlink r:id="rId125">
+      <w:hyperlink r:id="rId138">
         <w:r>
           <w:rPr>
             <w:rStyle w:val="Hyperlink"/>
@@ -32767,8 +34808,8 @@
         <w:t xml:space="preserve">.</w:t>
       </w:r>
     </w:p>
-    <w:bookmarkEnd w:id="126"/>
-    <w:bookmarkStart w:id="127" w:name="ref-pedregosa2011sklearn"/>
+    <w:bookmarkEnd w:id="139"/>
+    <w:bookmarkStart w:id="140" w:name="ref-pedregosa2011sklearn"/>
     <w:p>
       <w:pPr>
         <w:pStyle w:val="Bibliography"/>
@@ -32827,8 +34868,8 @@
         <w:t xml:space="preserve">, vol. 12, pp. 2825–2830, 2011.</w:t>
       </w:r>
     </w:p>
-    <w:bookmarkEnd w:id="127"/>
-    <w:bookmarkStart w:id="128" w:name="ref-bergstra2012random"/>
+    <w:bookmarkEnd w:id="140"/>
+    <w:bookmarkStart w:id="141" w:name="ref-bergstra2012random"/>
     <w:p>
       <w:pPr>
         <w:pStyle w:val="Bibliography"/>
@@ -32865,8 +34906,8 @@
         <w:t xml:space="preserve">, vol. 13, pp. 281–305, 2012.</w:t>
       </w:r>
     </w:p>
-    <w:bookmarkEnd w:id="128"/>
-    <w:bookmarkStart w:id="130" w:name="ref-dietterich1998"/>
+    <w:bookmarkEnd w:id="141"/>
+    <w:bookmarkStart w:id="143" w:name="ref-dietterich1998"/>
     <w:p>
       <w:pPr>
         <w:pStyle w:val="Bibliography"/>
@@ -32905,7 +34946,7 @@
       <w:r>
         <w:t xml:space="preserve"> </w:t>
       </w:r>
-      <w:hyperlink r:id="rId129">
+      <w:hyperlink r:id="rId142">
         <w:r>
           <w:rPr>
             <w:rStyle w:val="Hyperlink"/>
@@ -32917,8 +34958,8 @@
         <w:t xml:space="preserve">.</w:t>
       </w:r>
     </w:p>
-    <w:bookmarkEnd w:id="130"/>
-    <w:bookmarkStart w:id="132" w:name="ref-wolpert1992stacked"/>
+    <w:bookmarkEnd w:id="143"/>
+    <w:bookmarkStart w:id="145" w:name="ref-wolpert1992stacked"/>
     <w:p>
       <w:pPr>
         <w:pStyle w:val="Bibliography"/>
@@ -32957,7 +34998,7 @@
       <w:r>
         <w:t xml:space="preserve"> </w:t>
       </w:r>
-      <w:hyperlink r:id="rId131">
+      <w:hyperlink r:id="rId144">
         <w:r>
           <w:rPr>
             <w:rStyle w:val="Hyperlink"/>
@@ -32969,8 +35010,8 @@
         <w:t xml:space="preserve">.</w:t>
       </w:r>
     </w:p>
-    <w:bookmarkEnd w:id="132"/>
-    <w:bookmarkStart w:id="133" w:name="ref-paszke2019pytorch"/>
+    <w:bookmarkEnd w:id="145"/>
+    <w:bookmarkStart w:id="146" w:name="ref-paszke2019pytorch"/>
     <w:p>
       <w:pPr>
         <w:pStyle w:val="Bibliography"/>
@@ -33032,8 +35073,8 @@
         <w:t xml:space="preserve">, 2019, pp. 8024–8035.</w:t>
       </w:r>
     </w:p>
-    <w:bookmarkEnd w:id="133"/>
-    <w:bookmarkStart w:id="134" w:name="ref-kingma2015adam"/>
+    <w:bookmarkEnd w:id="146"/>
+    <w:bookmarkStart w:id="147" w:name="ref-kingma2015adam"/>
     <w:p>
       <w:pPr>
         <w:pStyle w:val="Bibliography"/>
@@ -33082,8 +35123,8 @@
         <w:t xml:space="preserve">, 2015.</w:t>
       </w:r>
     </w:p>
-    <w:bookmarkEnd w:id="134"/>
-    <w:bookmarkStart w:id="135" w:name="ref-ke2017lightgbm"/>
+    <w:bookmarkEnd w:id="147"/>
+    <w:bookmarkStart w:id="148" w:name="ref-ke2017lightgbm"/>
     <w:p>
       <w:pPr>
         <w:pStyle w:val="Bibliography"/>
@@ -33145,8 +35186,8 @@
         <w:t xml:space="preserve">, 2017.</w:t>
       </w:r>
     </w:p>
-    <w:bookmarkEnd w:id="135"/>
-    <w:bookmarkStart w:id="136" w:name="ref-prokhorenkova2018catboost"/>
+    <w:bookmarkEnd w:id="148"/>
+    <w:bookmarkStart w:id="149" w:name="ref-prokhorenkova2018catboost"/>
     <w:p>
       <w:pPr>
         <w:pStyle w:val="Bibliography"/>
@@ -33195,9 +35236,9 @@
         <w:t xml:space="preserve">, 2018.</w:t>
       </w:r>
     </w:p>
-    <w:bookmarkEnd w:id="136"/>
-    <w:bookmarkEnd w:id="137"/>
-    <w:bookmarkEnd w:id="138"/>
+    <w:bookmarkEnd w:id="149"/>
+    <w:bookmarkEnd w:id="150"/>
+    <w:bookmarkEnd w:id="151"/>
     <w:sectPr>
       <w:footnotePr>
         <w:numRestart w:val="eachSect"/>
